--- a/系统集成项目管理工程师/识记核心点.docx
+++ b/系统集成项目管理工程师/识记核心点.docx
@@ -1,13 +1,13 @@
 
 <file path=word/document.xml><?xml version="1.0" encoding="utf-8"?>
-<w:document xmlns:wpc="http://schemas.microsoft.com/office/word/2010/wordprocessingCanvas" xmlns:cx="http://schemas.microsoft.com/office/drawing/2014/chartex" xmlns:cx1="http://schemas.microsoft.com/office/drawing/2015/9/8/chartex" xmlns:cx2="http://schemas.microsoft.com/office/drawing/2015/10/21/chartex" xmlns:cx3="http://schemas.microsoft.com/office/drawing/2016/5/9/chartex" xmlns:cx4="http://schemas.microsoft.com/office/drawing/2016/5/10/chartex" xmlns:cx5="http://schemas.microsoft.com/office/drawing/2016/5/11/chartex" xmlns:cx6="http://schemas.microsoft.com/office/drawing/2016/5/12/chartex" xmlns:cx7="http://schemas.microsoft.com/office/drawing/2016/5/13/chartex" xmlns:cx8="http://schemas.microsoft.com/office/drawing/2016/5/14/chartex" xmlns:mc="http://schemas.openxmlformats.org/markup-compatibility/2006" xmlns:aink="http://schemas.microsoft.com/office/drawing/2016/ink" xmlns:am3d="http://schemas.microsoft.com/office/drawing/2017/model3d" xmlns:o="urn:schemas-microsoft-com:office:office" xmlns:oel="http://schemas.microsoft.com/office/2019/extlst" xmlns:r="http://schemas.openxmlformats.org/officeDocument/2006/relationships" xmlns:m="http://schemas.openxmlformats.org/officeDocument/2006/math" xmlns:v="urn:schemas-microsoft-com:vml" xmlns:wp14="http://schemas.microsoft.com/office/word/2010/wordprocessingDrawing" xmlns:wp="http://schemas.openxmlformats.org/drawingml/2006/wordprocessingDrawing" xmlns:w10="urn:schemas-microsoft-com:office:word" xmlns:w="http://schemas.openxmlformats.org/wordprocessingml/2006/main" xmlns:w14="http://schemas.microsoft.com/office/word/2010/wordml" xmlns:w15="http://schemas.microsoft.com/office/word/2012/wordml" xmlns:w16cex="http://schemas.microsoft.com/office/word/2018/wordml/cex" xmlns:w16cid="http://schemas.microsoft.com/office/word/2016/wordml/cid" xmlns:w16="http://schemas.microsoft.com/office/word/2018/wordml" xmlns:w16sdtdh="http://schemas.microsoft.com/office/word/2020/wordml/sdtdatahash" xmlns:w16se="http://schemas.microsoft.com/office/word/2015/wordml/symex" xmlns:wpg="http://schemas.microsoft.com/office/word/2010/wordprocessingGroup" xmlns:wpi="http://schemas.microsoft.com/office/word/2010/wordprocessingInk" xmlns:wne="http://schemas.microsoft.com/office/word/2006/wordml" xmlns:wps="http://schemas.microsoft.com/office/word/2010/wordprocessingShape" mc:Ignorable="w14 w15 w16se w16cid w16 w16cex w16sdtdh wp14">
+<w:document xmlns:wpc="http://schemas.microsoft.com/office/word/2010/wordprocessingCanvas" xmlns:mc="http://schemas.openxmlformats.org/markup-compatibility/2006" xmlns:o="urn:schemas-microsoft-com:office:office" xmlns:r="http://schemas.openxmlformats.org/officeDocument/2006/relationships" xmlns:m="http://schemas.openxmlformats.org/officeDocument/2006/math" xmlns:v="urn:schemas-microsoft-com:vml" xmlns:wp14="http://schemas.microsoft.com/office/word/2010/wordprocessingDrawing" xmlns:wp="http://schemas.openxmlformats.org/drawingml/2006/wordprocessingDrawing" xmlns:w10="urn:schemas-microsoft-com:office:word" xmlns:w="http://schemas.openxmlformats.org/wordprocessingml/2006/main" xmlns:w14="http://schemas.microsoft.com/office/word/2010/wordml" xmlns:w15="http://schemas.microsoft.com/office/word/2012/wordml" xmlns:wpg="http://schemas.microsoft.com/office/word/2010/wordprocessingGroup" xmlns:wpi="http://schemas.microsoft.com/office/word/2010/wordprocessingInk" xmlns:wne="http://schemas.microsoft.com/office/word/2006/wordml" xmlns:wps="http://schemas.microsoft.com/office/word/2010/wordprocessingShape" mc:Ignorable="w14 w15 wp14">
   <w:body>
     <w:p>
       <w:pPr>
-        <w:pStyle w:val="a7"/>
+        <w:pStyle w:val="a5"/>
         <w:spacing w:before="51" w:line="274" w:lineRule="auto"/>
         <w:rPr>
-          <w:rFonts w:asciiTheme="minorHAnsi" w:eastAsiaTheme="minorHAnsi" w:hAnsiTheme="minorHAnsi" w:cs="Malgun Gothic Semilight"/>
+          <w:rFonts w:ascii="黑体" w:eastAsia="黑体" w:hAnsi="黑体" w:cs="Malgun Gothic Semilight"/>
           <w:b/>
           <w:bCs/>
           <w:sz w:val="13"/>
@@ -17,7 +17,7 @@
       </w:pPr>
       <w:r>
         <w:rPr>
-          <w:rFonts w:asciiTheme="minorHAnsi" w:eastAsiaTheme="minorHAnsi" w:hAnsiTheme="minorHAnsi" w:cs="微软雅黑" w:hint="eastAsia"/>
+          <w:rFonts w:ascii="黑体" w:eastAsia="黑体" w:hAnsi="黑体" w:cs="微软雅黑" w:hint="eastAsia"/>
           <w:b/>
           <w:bCs/>
           <w:spacing w:val="-1"/>
@@ -29,7 +29,7 @@
       </w:r>
       <w:r>
         <w:rPr>
-          <w:rFonts w:asciiTheme="minorHAnsi" w:eastAsiaTheme="minorHAnsi" w:hAnsiTheme="minorHAnsi" w:cs="Malgun Gothic Semilight" w:hint="eastAsia"/>
+          <w:rFonts w:ascii="黑体" w:eastAsia="黑体" w:hAnsi="黑体" w:cs="Malgun Gothic Semilight" w:hint="eastAsia"/>
           <w:b/>
           <w:bCs/>
           <w:spacing w:val="-1"/>
@@ -42,19 +42,19 @@
     </w:p>
     <w:p>
       <w:pPr>
-        <w:pStyle w:val="a7"/>
+        <w:pStyle w:val="a5"/>
         <w:spacing w:before="55" w:line="249" w:lineRule="auto"/>
         <w:ind w:right="273"/>
         <w:rPr>
-          <w:rFonts w:asciiTheme="minorHAnsi" w:eastAsiaTheme="minorHAnsi" w:hAnsiTheme="minorHAnsi" w:cs="Malgun Gothic Semilight"/>
-          <w:sz w:val="13"/>
-          <w:szCs w:val="13"/>
-          <w:lang w:eastAsia="zh-CN"/>
-        </w:rPr>
-      </w:pPr>
-      <w:r>
-        <w:rPr>
-          <w:rFonts w:asciiTheme="minorHAnsi" w:eastAsiaTheme="minorHAnsi" w:hAnsiTheme="minorHAnsi" w:cs="Malgun Gothic Semilight"/>
+          <w:rFonts w:ascii="黑体" w:eastAsia="黑体" w:hAnsi="黑体" w:cs="Malgun Gothic Semilight"/>
+          <w:sz w:val="13"/>
+          <w:szCs w:val="13"/>
+          <w:lang w:eastAsia="zh-CN"/>
+        </w:rPr>
+      </w:pPr>
+      <w:r>
+        <w:rPr>
+          <w:rFonts w:ascii="黑体" w:eastAsia="黑体" w:hAnsi="黑体" w:cs="Malgun Gothic Semilight"/>
           <w:spacing w:val="-1"/>
           <w:sz w:val="13"/>
           <w:szCs w:val="13"/>
@@ -64,7 +64,7 @@
       </w:r>
       <w:r>
         <w:rPr>
-          <w:rFonts w:asciiTheme="minorHAnsi" w:eastAsiaTheme="minorHAnsi" w:hAnsiTheme="minorHAnsi" w:cs="微软雅黑" w:hint="eastAsia"/>
+          <w:rFonts w:ascii="黑体" w:eastAsia="黑体" w:hAnsi="黑体" w:cs="微软雅黑" w:hint="eastAsia"/>
           <w:spacing w:val="-1"/>
           <w:sz w:val="13"/>
           <w:szCs w:val="13"/>
@@ -75,7 +75,7 @@
       </w:r>
       <w:r>
         <w:rPr>
-          <w:rFonts w:asciiTheme="minorHAnsi" w:eastAsiaTheme="minorHAnsi" w:hAnsiTheme="minorHAnsi" w:cs="Malgun Gothic Semilight"/>
+          <w:rFonts w:ascii="黑体" w:eastAsia="黑体" w:hAnsi="黑体" w:cs="Malgun Gothic Semilight"/>
           <w:spacing w:val="-1"/>
           <w:sz w:val="13"/>
           <w:szCs w:val="13"/>
@@ -85,7 +85,7 @@
       </w:r>
       <w:r>
         <w:rPr>
-          <w:rFonts w:asciiTheme="minorHAnsi" w:eastAsiaTheme="minorHAnsi" w:hAnsiTheme="minorHAnsi" w:cs="微软雅黑" w:hint="eastAsia"/>
+          <w:rFonts w:ascii="黑体" w:eastAsia="黑体" w:hAnsi="黑体" w:cs="微软雅黑" w:hint="eastAsia"/>
           <w:spacing w:val="-1"/>
           <w:sz w:val="13"/>
           <w:szCs w:val="13"/>
@@ -95,7 +95,7 @@
       </w:r>
       <w:r>
         <w:rPr>
-          <w:rFonts w:asciiTheme="minorHAnsi" w:eastAsiaTheme="minorHAnsi" w:hAnsiTheme="minorHAnsi" w:cs="Malgun Gothic Semilight" w:hint="eastAsia"/>
+          <w:rFonts w:ascii="黑体" w:eastAsia="黑体" w:hAnsi="黑体" w:cs="Malgun Gothic Semilight" w:hint="eastAsia"/>
           <w:spacing w:val="-1"/>
           <w:sz w:val="13"/>
           <w:szCs w:val="13"/>
@@ -105,7 +105,7 @@
       </w:r>
       <w:r>
         <w:rPr>
-          <w:rFonts w:asciiTheme="minorHAnsi" w:eastAsiaTheme="minorHAnsi" w:hAnsiTheme="minorHAnsi" w:cs="微软雅黑" w:hint="eastAsia"/>
+          <w:rFonts w:ascii="黑体" w:eastAsia="黑体" w:hAnsi="黑体" w:cs="微软雅黑" w:hint="eastAsia"/>
           <w:spacing w:val="-1"/>
           <w:sz w:val="13"/>
           <w:szCs w:val="13"/>
@@ -115,7 +115,7 @@
       </w:r>
       <w:r>
         <w:rPr>
-          <w:rFonts w:asciiTheme="minorHAnsi" w:eastAsiaTheme="minorHAnsi" w:hAnsiTheme="minorHAnsi" w:cs="Malgun Gothic Semilight" w:hint="eastAsia"/>
+          <w:rFonts w:ascii="黑体" w:eastAsia="黑体" w:hAnsi="黑体" w:cs="Malgun Gothic Semilight" w:hint="eastAsia"/>
           <w:spacing w:val="-1"/>
           <w:sz w:val="13"/>
           <w:szCs w:val="13"/>
@@ -125,7 +125,7 @@
       </w:r>
       <w:r>
         <w:rPr>
-          <w:rFonts w:asciiTheme="minorHAnsi" w:eastAsiaTheme="minorHAnsi" w:hAnsiTheme="minorHAnsi" w:cs="微软雅黑" w:hint="eastAsia"/>
+          <w:rFonts w:ascii="黑体" w:eastAsia="黑体" w:hAnsi="黑体" w:cs="微软雅黑" w:hint="eastAsia"/>
           <w:spacing w:val="-1"/>
           <w:sz w:val="13"/>
           <w:szCs w:val="13"/>
@@ -135,7 +135,7 @@
       </w:r>
       <w:r>
         <w:rPr>
-          <w:rFonts w:asciiTheme="minorHAnsi" w:eastAsiaTheme="minorHAnsi" w:hAnsiTheme="minorHAnsi" w:cs="微软雅黑" w:hint="eastAsia"/>
+          <w:rFonts w:ascii="黑体" w:eastAsia="黑体" w:hAnsi="黑体" w:cs="微软雅黑" w:hint="eastAsia"/>
           <w:spacing w:val="-2"/>
           <w:sz w:val="13"/>
           <w:szCs w:val="13"/>
@@ -146,19 +146,19 @@
     </w:p>
     <w:p>
       <w:pPr>
-        <w:pStyle w:val="a7"/>
+        <w:pStyle w:val="a5"/>
         <w:spacing w:before="55" w:line="249" w:lineRule="auto"/>
         <w:ind w:right="273"/>
         <w:rPr>
-          <w:rFonts w:asciiTheme="minorHAnsi" w:eastAsiaTheme="minorHAnsi" w:hAnsiTheme="minorHAnsi" w:cs="Malgun Gothic Semilight" w:hint="eastAsia"/>
-          <w:sz w:val="13"/>
-          <w:szCs w:val="13"/>
-          <w:lang w:eastAsia="zh-CN"/>
-        </w:rPr>
-      </w:pPr>
-      <w:r>
-        <w:rPr>
-          <w:rFonts w:asciiTheme="minorHAnsi" w:eastAsiaTheme="minorHAnsi" w:hAnsiTheme="minorHAnsi" w:cs="Malgun Gothic Semilight"/>
+          <w:rFonts w:ascii="黑体" w:eastAsia="黑体" w:hAnsi="黑体" w:cs="Malgun Gothic Semilight"/>
+          <w:sz w:val="13"/>
+          <w:szCs w:val="13"/>
+          <w:lang w:eastAsia="zh-CN"/>
+        </w:rPr>
+      </w:pPr>
+      <w:r>
+        <w:rPr>
+          <w:rFonts w:ascii="黑体" w:eastAsia="黑体" w:hAnsi="黑体" w:cs="Malgun Gothic Semilight"/>
           <w:spacing w:val="-1"/>
           <w:sz w:val="13"/>
           <w:szCs w:val="13"/>
@@ -168,7 +168,7 @@
       </w:r>
       <w:r>
         <w:rPr>
-          <w:rFonts w:asciiTheme="minorHAnsi" w:eastAsiaTheme="minorHAnsi" w:hAnsiTheme="minorHAnsi" w:cs="微软雅黑" w:hint="eastAsia"/>
+          <w:rFonts w:ascii="黑体" w:eastAsia="黑体" w:hAnsi="黑体" w:cs="微软雅黑" w:hint="eastAsia"/>
           <w:spacing w:val="-1"/>
           <w:sz w:val="13"/>
           <w:szCs w:val="13"/>
@@ -179,7 +179,7 @@
       </w:r>
       <w:r>
         <w:rPr>
-          <w:rFonts w:asciiTheme="minorHAnsi" w:eastAsiaTheme="minorHAnsi" w:hAnsiTheme="minorHAnsi" w:cs="Malgun Gothic Semilight"/>
+          <w:rFonts w:ascii="黑体" w:eastAsia="黑体" w:hAnsi="黑体" w:cs="Malgun Gothic Semilight"/>
           <w:spacing w:val="-1"/>
           <w:sz w:val="13"/>
           <w:szCs w:val="13"/>
@@ -189,7 +189,7 @@
       </w:r>
       <w:r>
         <w:rPr>
-          <w:rFonts w:asciiTheme="minorHAnsi" w:eastAsiaTheme="minorHAnsi" w:hAnsiTheme="minorHAnsi" w:cs="微软雅黑" w:hint="eastAsia"/>
+          <w:rFonts w:ascii="黑体" w:eastAsia="黑体" w:hAnsi="黑体" w:cs="微软雅黑" w:hint="eastAsia"/>
           <w:spacing w:val="-1"/>
           <w:sz w:val="13"/>
           <w:szCs w:val="13"/>
@@ -199,7 +199,7 @@
       </w:r>
       <w:r>
         <w:rPr>
-          <w:rFonts w:asciiTheme="minorHAnsi" w:eastAsiaTheme="minorHAnsi" w:hAnsiTheme="minorHAnsi" w:cs="Malgun Gothic Semilight" w:hint="eastAsia"/>
+          <w:rFonts w:ascii="黑体" w:eastAsia="黑体" w:hAnsi="黑体" w:cs="Malgun Gothic Semilight" w:hint="eastAsia"/>
           <w:spacing w:val="-1"/>
           <w:sz w:val="13"/>
           <w:szCs w:val="13"/>
@@ -209,7 +209,7 @@
       </w:r>
       <w:r>
         <w:rPr>
-          <w:rFonts w:asciiTheme="minorHAnsi" w:eastAsiaTheme="minorHAnsi" w:hAnsiTheme="minorHAnsi" w:cs="微软雅黑" w:hint="eastAsia"/>
+          <w:rFonts w:ascii="黑体" w:eastAsia="黑体" w:hAnsi="黑体" w:cs="微软雅黑" w:hint="eastAsia"/>
           <w:spacing w:val="-1"/>
           <w:sz w:val="13"/>
           <w:szCs w:val="13"/>
@@ -220,19 +220,19 @@
     </w:p>
     <w:p>
       <w:pPr>
-        <w:pStyle w:val="a7"/>
+        <w:pStyle w:val="a5"/>
         <w:spacing w:before="57" w:line="250" w:lineRule="auto"/>
         <w:ind w:right="87"/>
         <w:rPr>
-          <w:rFonts w:asciiTheme="minorHAnsi" w:eastAsiaTheme="minorHAnsi" w:hAnsiTheme="minorHAnsi" w:cs="Malgun Gothic Semilight" w:hint="eastAsia"/>
-          <w:sz w:val="13"/>
-          <w:szCs w:val="13"/>
-          <w:lang w:eastAsia="zh-CN"/>
-        </w:rPr>
-      </w:pPr>
-      <w:r>
-        <w:rPr>
-          <w:rFonts w:asciiTheme="minorHAnsi" w:eastAsiaTheme="minorHAnsi" w:hAnsiTheme="minorHAnsi" w:cs="Malgun Gothic Semilight"/>
+          <w:rFonts w:ascii="黑体" w:eastAsia="黑体" w:hAnsi="黑体" w:cs="Malgun Gothic Semilight"/>
+          <w:sz w:val="13"/>
+          <w:szCs w:val="13"/>
+          <w:lang w:eastAsia="zh-CN"/>
+        </w:rPr>
+      </w:pPr>
+      <w:r>
+        <w:rPr>
+          <w:rFonts w:ascii="黑体" w:eastAsia="黑体" w:hAnsi="黑体" w:cs="Malgun Gothic Semilight"/>
           <w:spacing w:val="-5"/>
           <w:sz w:val="13"/>
           <w:szCs w:val="13"/>
@@ -242,7 +242,7 @@
       </w:r>
       <w:r>
         <w:rPr>
-          <w:rFonts w:asciiTheme="minorHAnsi" w:eastAsiaTheme="minorHAnsi" w:hAnsiTheme="minorHAnsi" w:cs="微软雅黑" w:hint="eastAsia"/>
+          <w:rFonts w:ascii="黑体" w:eastAsia="黑体" w:hAnsi="黑体" w:cs="微软雅黑" w:hint="eastAsia"/>
           <w:spacing w:val="-5"/>
           <w:sz w:val="13"/>
           <w:szCs w:val="13"/>
@@ -253,7 +253,7 @@
       </w:r>
       <w:r>
         <w:rPr>
-          <w:rFonts w:asciiTheme="minorHAnsi" w:eastAsiaTheme="minorHAnsi" w:hAnsiTheme="minorHAnsi" w:cs="Malgun Gothic Semilight"/>
+          <w:rFonts w:ascii="黑体" w:eastAsia="黑体" w:hAnsi="黑体" w:cs="Malgun Gothic Semilight"/>
           <w:spacing w:val="-5"/>
           <w:sz w:val="13"/>
           <w:szCs w:val="13"/>
@@ -263,7 +263,7 @@
       </w:r>
       <w:r>
         <w:rPr>
-          <w:rFonts w:asciiTheme="minorHAnsi" w:eastAsiaTheme="minorHAnsi" w:hAnsiTheme="minorHAnsi" w:cs="Malgun Gothic Semilight"/>
+          <w:rFonts w:ascii="黑体" w:eastAsia="黑体" w:hAnsi="黑体" w:cs="Malgun Gothic Semilight"/>
           <w:spacing w:val="-33"/>
           <w:sz w:val="13"/>
           <w:szCs w:val="13"/>
@@ -273,7 +273,7 @@
       </w:r>
       <w:r>
         <w:rPr>
-          <w:rFonts w:asciiTheme="minorHAnsi" w:eastAsiaTheme="minorHAnsi" w:hAnsiTheme="minorHAnsi" w:cs="微软雅黑" w:hint="eastAsia"/>
+          <w:rFonts w:ascii="黑体" w:eastAsia="黑体" w:hAnsi="黑体" w:cs="微软雅黑" w:hint="eastAsia"/>
           <w:spacing w:val="-5"/>
           <w:sz w:val="13"/>
           <w:szCs w:val="13"/>
@@ -283,7 +283,7 @@
       </w:r>
       <w:r>
         <w:rPr>
-          <w:rFonts w:asciiTheme="minorHAnsi" w:eastAsiaTheme="minorHAnsi" w:hAnsiTheme="minorHAnsi" w:cs="Malgun Gothic Semilight" w:hint="eastAsia"/>
+          <w:rFonts w:ascii="黑体" w:eastAsia="黑体" w:hAnsi="黑体" w:cs="Malgun Gothic Semilight" w:hint="eastAsia"/>
           <w:spacing w:val="-5"/>
           <w:sz w:val="13"/>
           <w:szCs w:val="13"/>
@@ -293,7 +293,7 @@
       </w:r>
       <w:r>
         <w:rPr>
-          <w:rFonts w:asciiTheme="minorHAnsi" w:eastAsiaTheme="minorHAnsi" w:hAnsiTheme="minorHAnsi" w:cs="微软雅黑" w:hint="eastAsia"/>
+          <w:rFonts w:ascii="黑体" w:eastAsia="黑体" w:hAnsi="黑体" w:cs="微软雅黑" w:hint="eastAsia"/>
           <w:spacing w:val="-5"/>
           <w:sz w:val="13"/>
           <w:szCs w:val="13"/>
@@ -303,7 +303,7 @@
       </w:r>
       <w:r>
         <w:rPr>
-          <w:rFonts w:asciiTheme="minorHAnsi" w:eastAsiaTheme="minorHAnsi" w:hAnsiTheme="minorHAnsi" w:cs="Malgun Gothic Semilight" w:hint="eastAsia"/>
+          <w:rFonts w:ascii="黑体" w:eastAsia="黑体" w:hAnsi="黑体" w:cs="Malgun Gothic Semilight" w:hint="eastAsia"/>
           <w:spacing w:val="-5"/>
           <w:sz w:val="13"/>
           <w:szCs w:val="13"/>
@@ -313,7 +313,7 @@
       </w:r>
       <w:r>
         <w:rPr>
-          <w:rFonts w:asciiTheme="minorHAnsi" w:eastAsiaTheme="minorHAnsi" w:hAnsiTheme="minorHAnsi" w:cs="微软雅黑" w:hint="eastAsia"/>
+          <w:rFonts w:ascii="黑体" w:eastAsia="黑体" w:hAnsi="黑体" w:cs="微软雅黑" w:hint="eastAsia"/>
           <w:spacing w:val="-5"/>
           <w:sz w:val="13"/>
           <w:szCs w:val="13"/>
@@ -323,7 +323,7 @@
       </w:r>
       <w:r>
         <w:rPr>
-          <w:rFonts w:asciiTheme="minorHAnsi" w:eastAsiaTheme="minorHAnsi" w:hAnsiTheme="minorHAnsi" w:cs="Malgun Gothic Semilight" w:hint="eastAsia"/>
+          <w:rFonts w:ascii="黑体" w:eastAsia="黑体" w:hAnsi="黑体" w:cs="Malgun Gothic Semilight" w:hint="eastAsia"/>
           <w:spacing w:val="-5"/>
           <w:sz w:val="13"/>
           <w:szCs w:val="13"/>
@@ -333,7 +333,7 @@
       </w:r>
       <w:r>
         <w:rPr>
-          <w:rFonts w:asciiTheme="minorHAnsi" w:eastAsiaTheme="minorHAnsi" w:hAnsiTheme="minorHAnsi" w:cs="微软雅黑" w:hint="eastAsia"/>
+          <w:rFonts w:ascii="黑体" w:eastAsia="黑体" w:hAnsi="黑体" w:cs="微软雅黑" w:hint="eastAsia"/>
           <w:spacing w:val="-5"/>
           <w:sz w:val="13"/>
           <w:szCs w:val="13"/>
@@ -343,7 +343,7 @@
       </w:r>
       <w:r>
         <w:rPr>
-          <w:rFonts w:asciiTheme="minorHAnsi" w:eastAsiaTheme="minorHAnsi" w:hAnsiTheme="minorHAnsi" w:cs="Malgun Gothic Semilight"/>
+          <w:rFonts w:ascii="黑体" w:eastAsia="黑体" w:hAnsi="黑体" w:cs="Malgun Gothic Semilight"/>
           <w:sz w:val="13"/>
           <w:szCs w:val="13"/>
           <w:lang w:eastAsia="zh-CN"/>
@@ -352,7 +352,7 @@
       </w:r>
       <w:r>
         <w:rPr>
-          <w:rFonts w:asciiTheme="minorHAnsi" w:eastAsiaTheme="minorHAnsi" w:hAnsiTheme="minorHAnsi" w:cs="微软雅黑" w:hint="eastAsia"/>
+          <w:rFonts w:ascii="黑体" w:eastAsia="黑体" w:hAnsi="黑体" w:cs="微软雅黑" w:hint="eastAsia"/>
           <w:spacing w:val="-4"/>
           <w:sz w:val="13"/>
           <w:szCs w:val="13"/>
@@ -363,19 +363,19 @@
     </w:p>
     <w:p>
       <w:pPr>
-        <w:pStyle w:val="a7"/>
+        <w:pStyle w:val="a5"/>
         <w:spacing w:before="54" w:line="248" w:lineRule="auto"/>
         <w:ind w:right="80"/>
         <w:rPr>
-          <w:rFonts w:asciiTheme="minorHAnsi" w:eastAsiaTheme="minorHAnsi" w:hAnsiTheme="minorHAnsi" w:cs="Malgun Gothic Semilight" w:hint="eastAsia"/>
-          <w:sz w:val="13"/>
-          <w:szCs w:val="13"/>
-          <w:lang w:eastAsia="zh-CN"/>
-        </w:rPr>
-      </w:pPr>
-      <w:r>
-        <w:rPr>
-          <w:rFonts w:asciiTheme="minorHAnsi" w:eastAsiaTheme="minorHAnsi" w:hAnsiTheme="minorHAnsi" w:cs="Malgun Gothic Semilight"/>
+          <w:rFonts w:ascii="黑体" w:eastAsia="黑体" w:hAnsi="黑体" w:cs="Malgun Gothic Semilight"/>
+          <w:sz w:val="13"/>
+          <w:szCs w:val="13"/>
+          <w:lang w:eastAsia="zh-CN"/>
+        </w:rPr>
+      </w:pPr>
+      <w:r>
+        <w:rPr>
+          <w:rFonts w:ascii="黑体" w:eastAsia="黑体" w:hAnsi="黑体" w:cs="Malgun Gothic Semilight"/>
           <w:spacing w:val="-2"/>
           <w:sz w:val="13"/>
           <w:szCs w:val="13"/>
@@ -385,7 +385,7 @@
       </w:r>
       <w:r>
         <w:rPr>
-          <w:rFonts w:asciiTheme="minorHAnsi" w:eastAsiaTheme="minorHAnsi" w:hAnsiTheme="minorHAnsi" w:cs="微软雅黑" w:hint="eastAsia"/>
+          <w:rFonts w:ascii="黑体" w:eastAsia="黑体" w:hAnsi="黑体" w:cs="微软雅黑" w:hint="eastAsia"/>
           <w:spacing w:val="-2"/>
           <w:sz w:val="13"/>
           <w:szCs w:val="13"/>
@@ -396,7 +396,7 @@
       </w:r>
       <w:r>
         <w:rPr>
-          <w:rFonts w:asciiTheme="minorHAnsi" w:eastAsiaTheme="minorHAnsi" w:hAnsiTheme="minorHAnsi" w:cs="Malgun Gothic Semilight"/>
+          <w:rFonts w:ascii="黑体" w:eastAsia="黑体" w:hAnsi="黑体" w:cs="Malgun Gothic Semilight"/>
           <w:spacing w:val="-2"/>
           <w:sz w:val="13"/>
           <w:szCs w:val="13"/>
@@ -406,7 +406,7 @@
       </w:r>
       <w:r>
         <w:rPr>
-          <w:rFonts w:asciiTheme="minorHAnsi" w:eastAsiaTheme="minorHAnsi" w:hAnsiTheme="minorHAnsi" w:cs="微软雅黑" w:hint="eastAsia"/>
+          <w:rFonts w:ascii="黑体" w:eastAsia="黑体" w:hAnsi="黑体" w:cs="微软雅黑" w:hint="eastAsia"/>
           <w:spacing w:val="-2"/>
           <w:sz w:val="13"/>
           <w:szCs w:val="13"/>
@@ -416,7 +416,7 @@
       </w:r>
       <w:r>
         <w:rPr>
-          <w:rFonts w:asciiTheme="minorHAnsi" w:eastAsiaTheme="minorHAnsi" w:hAnsiTheme="minorHAnsi" w:cs="Malgun Gothic Semilight" w:hint="eastAsia"/>
+          <w:rFonts w:ascii="黑体" w:eastAsia="黑体" w:hAnsi="黑体" w:cs="Malgun Gothic Semilight" w:hint="eastAsia"/>
           <w:spacing w:val="-2"/>
           <w:sz w:val="13"/>
           <w:szCs w:val="13"/>
@@ -426,7 +426,7 @@
       </w:r>
       <w:r>
         <w:rPr>
-          <w:rFonts w:asciiTheme="minorHAnsi" w:eastAsiaTheme="minorHAnsi" w:hAnsiTheme="minorHAnsi" w:cs="微软雅黑" w:hint="eastAsia"/>
+          <w:rFonts w:ascii="黑体" w:eastAsia="黑体" w:hAnsi="黑体" w:cs="微软雅黑" w:hint="eastAsia"/>
           <w:spacing w:val="-1"/>
           <w:sz w:val="13"/>
           <w:szCs w:val="13"/>
@@ -436,7 +436,7 @@
       </w:r>
       <w:r>
         <w:rPr>
-          <w:rFonts w:asciiTheme="minorHAnsi" w:eastAsiaTheme="minorHAnsi" w:hAnsiTheme="minorHAnsi" w:cs="Malgun Gothic Semilight" w:hint="eastAsia"/>
+          <w:rFonts w:ascii="黑体" w:eastAsia="黑体" w:hAnsi="黑体" w:cs="Malgun Gothic Semilight" w:hint="eastAsia"/>
           <w:spacing w:val="-1"/>
           <w:sz w:val="13"/>
           <w:szCs w:val="13"/>
@@ -446,7 +446,7 @@
       </w:r>
       <w:r>
         <w:rPr>
-          <w:rFonts w:asciiTheme="minorHAnsi" w:eastAsiaTheme="minorHAnsi" w:hAnsiTheme="minorHAnsi" w:cs="微软雅黑" w:hint="eastAsia"/>
+          <w:rFonts w:ascii="黑体" w:eastAsia="黑体" w:hAnsi="黑体" w:cs="微软雅黑" w:hint="eastAsia"/>
           <w:spacing w:val="-1"/>
           <w:sz w:val="13"/>
           <w:szCs w:val="13"/>
@@ -456,7 +456,7 @@
       </w:r>
       <w:r>
         <w:rPr>
-          <w:rFonts w:asciiTheme="minorHAnsi" w:eastAsiaTheme="minorHAnsi" w:hAnsiTheme="minorHAnsi" w:cs="Malgun Gothic Semilight" w:hint="eastAsia"/>
+          <w:rFonts w:ascii="黑体" w:eastAsia="黑体" w:hAnsi="黑体" w:cs="Malgun Gothic Semilight" w:hint="eastAsia"/>
           <w:spacing w:val="-1"/>
           <w:sz w:val="13"/>
           <w:szCs w:val="13"/>
@@ -466,7 +466,7 @@
       </w:r>
       <w:r>
         <w:rPr>
-          <w:rFonts w:asciiTheme="minorHAnsi" w:eastAsiaTheme="minorHAnsi" w:hAnsiTheme="minorHAnsi" w:cs="微软雅黑" w:hint="eastAsia"/>
+          <w:rFonts w:ascii="黑体" w:eastAsia="黑体" w:hAnsi="黑体" w:cs="微软雅黑" w:hint="eastAsia"/>
           <w:spacing w:val="-1"/>
           <w:sz w:val="13"/>
           <w:szCs w:val="13"/>
@@ -477,19 +477,19 @@
     </w:p>
     <w:p>
       <w:pPr>
-        <w:pStyle w:val="a7"/>
+        <w:pStyle w:val="a5"/>
         <w:spacing w:before="60" w:line="248" w:lineRule="auto"/>
         <w:ind w:left="10" w:right="77"/>
         <w:rPr>
-          <w:rFonts w:asciiTheme="minorHAnsi" w:eastAsiaTheme="minorHAnsi" w:hAnsiTheme="minorHAnsi" w:cs="Malgun Gothic Semilight"/>
-          <w:sz w:val="13"/>
-          <w:szCs w:val="13"/>
-          <w:lang w:eastAsia="zh-CN"/>
-        </w:rPr>
-      </w:pPr>
-      <w:r>
-        <w:rPr>
-          <w:rFonts w:asciiTheme="minorHAnsi" w:eastAsiaTheme="minorHAnsi" w:hAnsiTheme="minorHAnsi" w:cs="Malgun Gothic Semilight"/>
+          <w:rFonts w:ascii="黑体" w:eastAsia="黑体" w:hAnsi="黑体" w:cs="Malgun Gothic Semilight"/>
+          <w:sz w:val="13"/>
+          <w:szCs w:val="13"/>
+          <w:lang w:eastAsia="zh-CN"/>
+        </w:rPr>
+      </w:pPr>
+      <w:r>
+        <w:rPr>
+          <w:rFonts w:ascii="黑体" w:eastAsia="黑体" w:hAnsi="黑体" w:cs="Malgun Gothic Semilight"/>
           <w:spacing w:val="-7"/>
           <w:sz w:val="13"/>
           <w:szCs w:val="13"/>
@@ -499,7 +499,7 @@
       </w:r>
       <w:r>
         <w:rPr>
-          <w:rFonts w:asciiTheme="minorHAnsi" w:eastAsiaTheme="minorHAnsi" w:hAnsiTheme="minorHAnsi" w:cs="Malgun Gothic Semilight"/>
+          <w:rFonts w:ascii="黑体" w:eastAsia="黑体" w:hAnsi="黑体" w:cs="Malgun Gothic Semilight"/>
           <w:spacing w:val="-44"/>
           <w:sz w:val="13"/>
           <w:szCs w:val="13"/>
@@ -509,7 +509,7 @@
       </w:r>
       <w:r>
         <w:rPr>
-          <w:rFonts w:asciiTheme="minorHAnsi" w:eastAsiaTheme="minorHAnsi" w:hAnsiTheme="minorHAnsi" w:cs="微软雅黑" w:hint="eastAsia"/>
+          <w:rFonts w:ascii="黑体" w:eastAsia="黑体" w:hAnsi="黑体" w:cs="微软雅黑" w:hint="eastAsia"/>
           <w:spacing w:val="-7"/>
           <w:sz w:val="13"/>
           <w:szCs w:val="13"/>
@@ -520,7 +520,7 @@
       </w:r>
       <w:r>
         <w:rPr>
-          <w:rFonts w:asciiTheme="minorHAnsi" w:eastAsiaTheme="minorHAnsi" w:hAnsiTheme="minorHAnsi" w:cs="Malgun Gothic Semilight"/>
+          <w:rFonts w:ascii="黑体" w:eastAsia="黑体" w:hAnsi="黑体" w:cs="Malgun Gothic Semilight"/>
           <w:spacing w:val="-7"/>
           <w:sz w:val="13"/>
           <w:szCs w:val="13"/>
@@ -530,7 +530,7 @@
       </w:r>
       <w:r>
         <w:rPr>
-          <w:rFonts w:asciiTheme="minorHAnsi" w:eastAsiaTheme="minorHAnsi" w:hAnsiTheme="minorHAnsi" w:cs="Malgun Gothic Semilight"/>
+          <w:rFonts w:ascii="黑体" w:eastAsia="黑体" w:hAnsi="黑体" w:cs="Malgun Gothic Semilight"/>
           <w:spacing w:val="-22"/>
           <w:sz w:val="13"/>
           <w:szCs w:val="13"/>
@@ -540,7 +540,7 @@
       </w:r>
       <w:r>
         <w:rPr>
-          <w:rFonts w:asciiTheme="minorHAnsi" w:eastAsiaTheme="minorHAnsi" w:hAnsiTheme="minorHAnsi" w:cs="微软雅黑" w:hint="eastAsia"/>
+          <w:rFonts w:ascii="黑体" w:eastAsia="黑体" w:hAnsi="黑体" w:cs="微软雅黑" w:hint="eastAsia"/>
           <w:spacing w:val="-7"/>
           <w:sz w:val="13"/>
           <w:szCs w:val="13"/>
@@ -550,7 +550,7 @@
       </w:r>
       <w:r>
         <w:rPr>
-          <w:rFonts w:asciiTheme="minorHAnsi" w:eastAsiaTheme="minorHAnsi" w:hAnsiTheme="minorHAnsi" w:cs="Malgun Gothic Semilight" w:hint="eastAsia"/>
+          <w:rFonts w:ascii="黑体" w:eastAsia="黑体" w:hAnsi="黑体" w:cs="Malgun Gothic Semilight" w:hint="eastAsia"/>
           <w:spacing w:val="-7"/>
           <w:sz w:val="13"/>
           <w:szCs w:val="13"/>
@@ -560,7 +560,7 @@
       </w:r>
       <w:r>
         <w:rPr>
-          <w:rFonts w:asciiTheme="minorHAnsi" w:eastAsiaTheme="minorHAnsi" w:hAnsiTheme="minorHAnsi" w:cs="微软雅黑" w:hint="eastAsia"/>
+          <w:rFonts w:ascii="黑体" w:eastAsia="黑体" w:hAnsi="黑体" w:cs="微软雅黑" w:hint="eastAsia"/>
           <w:spacing w:val="-7"/>
           <w:sz w:val="13"/>
           <w:szCs w:val="13"/>
@@ -570,7 +570,7 @@
       </w:r>
       <w:r>
         <w:rPr>
-          <w:rFonts w:asciiTheme="minorHAnsi" w:eastAsiaTheme="minorHAnsi" w:hAnsiTheme="minorHAnsi" w:cs="微软雅黑" w:hint="eastAsia"/>
+          <w:rFonts w:ascii="黑体" w:eastAsia="黑体" w:hAnsi="黑体" w:cs="微软雅黑" w:hint="eastAsia"/>
           <w:spacing w:val="-8"/>
           <w:sz w:val="13"/>
           <w:szCs w:val="13"/>
@@ -580,7 +580,7 @@
       </w:r>
       <w:r>
         <w:rPr>
-          <w:rFonts w:asciiTheme="minorHAnsi" w:eastAsiaTheme="minorHAnsi" w:hAnsiTheme="minorHAnsi" w:cs="微软雅黑" w:hint="eastAsia"/>
+          <w:rFonts w:ascii="黑体" w:eastAsia="黑体" w:hAnsi="黑体" w:cs="微软雅黑" w:hint="eastAsia"/>
           <w:spacing w:val="-3"/>
           <w:sz w:val="13"/>
           <w:szCs w:val="13"/>
@@ -590,7 +590,7 @@
       </w:r>
       <w:r>
         <w:rPr>
-          <w:rFonts w:asciiTheme="minorHAnsi" w:eastAsiaTheme="minorHAnsi" w:hAnsiTheme="minorHAnsi" w:cs="Malgun Gothic Semilight" w:hint="eastAsia"/>
+          <w:rFonts w:ascii="黑体" w:eastAsia="黑体" w:hAnsi="黑体" w:cs="Malgun Gothic Semilight" w:hint="eastAsia"/>
           <w:spacing w:val="-3"/>
           <w:sz w:val="13"/>
           <w:szCs w:val="13"/>
@@ -600,7 +600,7 @@
       </w:r>
       <w:r>
         <w:rPr>
-          <w:rFonts w:asciiTheme="minorHAnsi" w:eastAsiaTheme="minorHAnsi" w:hAnsiTheme="minorHAnsi" w:cs="微软雅黑" w:hint="eastAsia"/>
+          <w:rFonts w:ascii="黑体" w:eastAsia="黑体" w:hAnsi="黑体" w:cs="微软雅黑" w:hint="eastAsia"/>
           <w:spacing w:val="-3"/>
           <w:sz w:val="13"/>
           <w:szCs w:val="13"/>
@@ -610,7 +610,7 @@
       </w:r>
       <w:r>
         <w:rPr>
-          <w:rFonts w:asciiTheme="minorHAnsi" w:eastAsiaTheme="minorHAnsi" w:hAnsiTheme="minorHAnsi" w:cs="微软雅黑" w:hint="eastAsia"/>
+          <w:rFonts w:ascii="黑体" w:eastAsia="黑体" w:hAnsi="黑体" w:cs="微软雅黑" w:hint="eastAsia"/>
           <w:spacing w:val="-4"/>
           <w:sz w:val="13"/>
           <w:szCs w:val="13"/>
@@ -620,7 +620,7 @@
       </w:r>
       <w:r>
         <w:rPr>
-          <w:rFonts w:asciiTheme="minorHAnsi" w:eastAsiaTheme="minorHAnsi" w:hAnsiTheme="minorHAnsi" w:cs="Malgun Gothic Semilight" w:hint="eastAsia"/>
+          <w:rFonts w:ascii="黑体" w:eastAsia="黑体" w:hAnsi="黑体" w:cs="Malgun Gothic Semilight" w:hint="eastAsia"/>
           <w:spacing w:val="-4"/>
           <w:sz w:val="13"/>
           <w:szCs w:val="13"/>
@@ -632,7 +632,7 @@
     <w:p>
       <w:pPr>
         <w:rPr>
-          <w:rFonts w:asciiTheme="minorHAnsi" w:eastAsiaTheme="minorHAnsi" w:hAnsiTheme="minorHAnsi" w:cs="Malgun Gothic Semilight"/>
+          <w:rFonts w:ascii="黑体" w:eastAsia="黑体" w:hAnsi="黑体" w:cs="Malgun Gothic Semilight"/>
           <w:spacing w:val="-2"/>
           <w:sz w:val="13"/>
           <w:szCs w:val="13"/>
@@ -642,7 +642,7 @@
       </w:pPr>
       <w:r>
         <w:rPr>
-          <w:rFonts w:asciiTheme="minorHAnsi" w:eastAsiaTheme="minorHAnsi" w:hAnsiTheme="minorHAnsi" w:cs="Malgun Gothic Semilight"/>
+          <w:rFonts w:ascii="黑体" w:eastAsia="黑体" w:hAnsi="黑体" w:cs="Malgun Gothic Semilight"/>
           <w:spacing w:val="-6"/>
           <w:sz w:val="13"/>
           <w:szCs w:val="13"/>
@@ -652,7 +652,7 @@
       </w:r>
       <w:r>
         <w:rPr>
-          <w:rFonts w:asciiTheme="minorHAnsi" w:eastAsiaTheme="minorHAnsi" w:hAnsiTheme="minorHAnsi" w:cs="微软雅黑" w:hint="eastAsia"/>
+          <w:rFonts w:ascii="黑体" w:eastAsia="黑体" w:hAnsi="黑体" w:cs="微软雅黑" w:hint="eastAsia"/>
           <w:spacing w:val="-6"/>
           <w:sz w:val="13"/>
           <w:szCs w:val="13"/>
@@ -663,7 +663,7 @@
       </w:r>
       <w:r>
         <w:rPr>
-          <w:rFonts w:asciiTheme="minorHAnsi" w:eastAsiaTheme="minorHAnsi" w:hAnsiTheme="minorHAnsi" w:cs="Malgun Gothic Semilight"/>
+          <w:rFonts w:ascii="黑体" w:eastAsia="黑体" w:hAnsi="黑体" w:cs="Malgun Gothic Semilight"/>
           <w:spacing w:val="-6"/>
           <w:sz w:val="13"/>
           <w:szCs w:val="13"/>
@@ -673,7 +673,7 @@
       </w:r>
       <w:r>
         <w:rPr>
-          <w:rFonts w:asciiTheme="minorHAnsi" w:eastAsiaTheme="minorHAnsi" w:hAnsiTheme="minorHAnsi" w:cs="微软雅黑" w:hint="eastAsia"/>
+          <w:rFonts w:ascii="黑体" w:eastAsia="黑体" w:hAnsi="黑体" w:cs="微软雅黑" w:hint="eastAsia"/>
           <w:spacing w:val="-6"/>
           <w:sz w:val="13"/>
           <w:szCs w:val="13"/>
@@ -683,7 +683,7 @@
       </w:r>
       <w:r>
         <w:rPr>
-          <w:rFonts w:asciiTheme="minorHAnsi" w:eastAsiaTheme="minorHAnsi" w:hAnsiTheme="minorHAnsi" w:cs="Malgun Gothic Semilight" w:hint="eastAsia"/>
+          <w:rFonts w:ascii="黑体" w:eastAsia="黑体" w:hAnsi="黑体" w:cs="Malgun Gothic Semilight" w:hint="eastAsia"/>
           <w:spacing w:val="-6"/>
           <w:sz w:val="13"/>
           <w:szCs w:val="13"/>
@@ -693,7 +693,7 @@
       </w:r>
       <w:r>
         <w:rPr>
-          <w:rFonts w:asciiTheme="minorHAnsi" w:eastAsiaTheme="minorHAnsi" w:hAnsiTheme="minorHAnsi" w:cs="Malgun Gothic Semilight"/>
+          <w:rFonts w:ascii="黑体" w:eastAsia="黑体" w:hAnsi="黑体" w:cs="Malgun Gothic Semilight"/>
           <w:spacing w:val="-38"/>
           <w:sz w:val="13"/>
           <w:szCs w:val="13"/>
@@ -703,7 +703,7 @@
       </w:r>
       <w:r>
         <w:rPr>
-          <w:rFonts w:asciiTheme="minorHAnsi" w:eastAsiaTheme="minorHAnsi" w:hAnsiTheme="minorHAnsi" w:cs="微软雅黑" w:hint="eastAsia"/>
+          <w:rFonts w:ascii="黑体" w:eastAsia="黑体" w:hAnsi="黑体" w:cs="微软雅黑" w:hint="eastAsia"/>
           <w:spacing w:val="-6"/>
           <w:sz w:val="13"/>
           <w:szCs w:val="13"/>
@@ -713,7 +713,7 @@
       </w:r>
       <w:r>
         <w:rPr>
-          <w:rFonts w:asciiTheme="minorHAnsi" w:eastAsiaTheme="minorHAnsi" w:hAnsiTheme="minorHAnsi" w:cs="Malgun Gothic Semilight" w:hint="eastAsia"/>
+          <w:rFonts w:ascii="黑体" w:eastAsia="黑体" w:hAnsi="黑体" w:cs="Malgun Gothic Semilight" w:hint="eastAsia"/>
           <w:spacing w:val="-6"/>
           <w:sz w:val="13"/>
           <w:szCs w:val="13"/>
@@ -723,7 +723,7 @@
       </w:r>
       <w:r>
         <w:rPr>
-          <w:rFonts w:asciiTheme="minorHAnsi" w:eastAsiaTheme="minorHAnsi" w:hAnsiTheme="minorHAnsi" w:cs="Malgun Gothic Semilight"/>
+          <w:rFonts w:ascii="黑体" w:eastAsia="黑体" w:hAnsi="黑体" w:cs="Malgun Gothic Semilight"/>
           <w:sz w:val="13"/>
           <w:szCs w:val="13"/>
           <w:lang w:eastAsia="zh-CN"/>
@@ -732,7 +732,7 @@
       </w:r>
       <w:r>
         <w:rPr>
-          <w:rFonts w:asciiTheme="minorHAnsi" w:eastAsiaTheme="minorHAnsi" w:hAnsiTheme="minorHAnsi" w:cs="微软雅黑" w:hint="eastAsia"/>
+          <w:rFonts w:ascii="黑体" w:eastAsia="黑体" w:hAnsi="黑体" w:cs="微软雅黑" w:hint="eastAsia"/>
           <w:spacing w:val="1"/>
           <w:sz w:val="13"/>
           <w:szCs w:val="13"/>
@@ -742,7 +742,7 @@
       </w:r>
       <w:r>
         <w:rPr>
-          <w:rFonts w:asciiTheme="minorHAnsi" w:eastAsiaTheme="minorHAnsi" w:hAnsiTheme="minorHAnsi" w:cs="Malgun Gothic Semilight" w:hint="eastAsia"/>
+          <w:rFonts w:ascii="黑体" w:eastAsia="黑体" w:hAnsi="黑体" w:cs="Malgun Gothic Semilight" w:hint="eastAsia"/>
           <w:spacing w:val="1"/>
           <w:sz w:val="13"/>
           <w:szCs w:val="13"/>
@@ -752,7 +752,7 @@
       </w:r>
       <w:r>
         <w:rPr>
-          <w:rFonts w:asciiTheme="minorHAnsi" w:eastAsiaTheme="minorHAnsi" w:hAnsiTheme="minorHAnsi" w:cs="微软雅黑" w:hint="eastAsia"/>
+          <w:rFonts w:ascii="黑体" w:eastAsia="黑体" w:hAnsi="黑体" w:cs="微软雅黑" w:hint="eastAsia"/>
           <w:spacing w:val="1"/>
           <w:sz w:val="13"/>
           <w:szCs w:val="13"/>
@@ -762,7 +762,7 @@
       </w:r>
       <w:r>
         <w:rPr>
-          <w:rFonts w:asciiTheme="minorHAnsi" w:eastAsiaTheme="minorHAnsi" w:hAnsiTheme="minorHAnsi" w:cs="Malgun Gothic Semilight" w:hint="eastAsia"/>
+          <w:rFonts w:ascii="黑体" w:eastAsia="黑体" w:hAnsi="黑体" w:cs="Malgun Gothic Semilight" w:hint="eastAsia"/>
           <w:spacing w:val="1"/>
           <w:sz w:val="13"/>
           <w:szCs w:val="13"/>
@@ -772,7 +772,7 @@
       </w:r>
       <w:r>
         <w:rPr>
-          <w:rFonts w:asciiTheme="minorHAnsi" w:eastAsiaTheme="minorHAnsi" w:hAnsiTheme="minorHAnsi" w:cs="微软雅黑" w:hint="eastAsia"/>
+          <w:rFonts w:ascii="黑体" w:eastAsia="黑体" w:hAnsi="黑体" w:cs="微软雅黑" w:hint="eastAsia"/>
           <w:spacing w:val="1"/>
           <w:sz w:val="13"/>
           <w:szCs w:val="13"/>
@@ -782,7 +782,7 @@
       </w:r>
       <w:r>
         <w:rPr>
-          <w:rFonts w:asciiTheme="minorHAnsi" w:eastAsiaTheme="minorHAnsi" w:hAnsiTheme="minorHAnsi" w:cs="微软雅黑" w:hint="eastAsia"/>
+          <w:rFonts w:ascii="黑体" w:eastAsia="黑体" w:hAnsi="黑体" w:cs="微软雅黑" w:hint="eastAsia"/>
           <w:sz w:val="13"/>
           <w:szCs w:val="13"/>
           <w:lang w:eastAsia="zh-CN"/>
@@ -791,7 +791,7 @@
       </w:r>
       <w:r>
         <w:rPr>
-          <w:rFonts w:asciiTheme="minorHAnsi" w:eastAsiaTheme="minorHAnsi" w:hAnsiTheme="minorHAnsi" w:cs="微软雅黑" w:hint="eastAsia"/>
+          <w:rFonts w:ascii="黑体" w:eastAsia="黑体" w:hAnsi="黑体" w:cs="微软雅黑" w:hint="eastAsia"/>
           <w:spacing w:val="-2"/>
           <w:sz w:val="13"/>
           <w:szCs w:val="13"/>
@@ -801,7 +801,7 @@
       </w:r>
       <w:r>
         <w:rPr>
-          <w:rFonts w:asciiTheme="minorHAnsi" w:eastAsiaTheme="minorHAnsi" w:hAnsiTheme="minorHAnsi" w:cs="Malgun Gothic Semilight" w:hint="eastAsia"/>
+          <w:rFonts w:ascii="黑体" w:eastAsia="黑体" w:hAnsi="黑体" w:cs="Malgun Gothic Semilight" w:hint="eastAsia"/>
           <w:spacing w:val="-2"/>
           <w:sz w:val="13"/>
           <w:szCs w:val="13"/>
@@ -811,7 +811,7 @@
       </w:r>
       <w:r>
         <w:rPr>
-          <w:rFonts w:asciiTheme="minorHAnsi" w:eastAsiaTheme="minorHAnsi" w:hAnsiTheme="minorHAnsi" w:cs="微软雅黑" w:hint="eastAsia"/>
+          <w:rFonts w:ascii="黑体" w:eastAsia="黑体" w:hAnsi="黑体" w:cs="微软雅黑" w:hint="eastAsia"/>
           <w:spacing w:val="-2"/>
           <w:sz w:val="13"/>
           <w:szCs w:val="13"/>
@@ -824,7 +824,7 @@
     <w:p>
       <w:pPr>
         <w:rPr>
-          <w:rFonts w:asciiTheme="minorHAnsi" w:eastAsiaTheme="minorHAnsi" w:hAnsiTheme="minorHAnsi" w:cs="Malgun Gothic Semilight"/>
+          <w:rFonts w:ascii="黑体" w:eastAsia="黑体" w:hAnsi="黑体" w:cs="Malgun Gothic Semilight"/>
           <w:spacing w:val="-2"/>
           <w:sz w:val="13"/>
           <w:szCs w:val="13"/>
@@ -836,7 +836,7 @@
     <w:p>
       <w:pPr>
         <w:rPr>
-          <w:rFonts w:asciiTheme="minorHAnsi" w:eastAsiaTheme="minorHAnsi" w:hAnsiTheme="minorHAnsi" w:cs="Malgun Gothic Semilight"/>
+          <w:rFonts w:ascii="黑体" w:eastAsia="黑体" w:hAnsi="黑体" w:cs="Malgun Gothic Semilight"/>
           <w:b/>
           <w:bCs/>
           <w:sz w:val="13"/>
@@ -846,7 +846,7 @@
       </w:pPr>
       <w:r>
         <w:rPr>
-          <w:rFonts w:asciiTheme="minorHAnsi" w:eastAsiaTheme="minorHAnsi" w:hAnsiTheme="minorHAnsi" w:cs="微软雅黑" w:hint="eastAsia"/>
+          <w:rFonts w:ascii="黑体" w:eastAsia="黑体" w:hAnsi="黑体" w:cs="微软雅黑" w:hint="eastAsia"/>
           <w:b/>
           <w:bCs/>
           <w:sz w:val="13"/>
@@ -857,7 +857,7 @@
       </w:r>
       <w:r>
         <w:rPr>
-          <w:rFonts w:asciiTheme="minorHAnsi" w:eastAsiaTheme="minorHAnsi" w:hAnsiTheme="minorHAnsi" w:cs="Malgun Gothic Semilight" w:hint="eastAsia"/>
+          <w:rFonts w:ascii="黑体" w:eastAsia="黑体" w:hAnsi="黑体" w:cs="Malgun Gothic Semilight" w:hint="eastAsia"/>
           <w:b/>
           <w:bCs/>
           <w:sz w:val="13"/>
@@ -870,15 +870,15 @@
     <w:p>
       <w:pPr>
         <w:rPr>
-          <w:rFonts w:asciiTheme="minorHAnsi" w:eastAsiaTheme="minorHAnsi" w:hAnsiTheme="minorHAnsi" w:cs="Malgun Gothic Semilight"/>
-          <w:sz w:val="13"/>
-          <w:szCs w:val="13"/>
-          <w:lang w:eastAsia="zh-CN"/>
-        </w:rPr>
-      </w:pPr>
-      <w:r>
-        <w:rPr>
-          <w:rFonts w:asciiTheme="minorHAnsi" w:eastAsiaTheme="minorHAnsi" w:hAnsiTheme="minorHAnsi" w:cs="Malgun Gothic Semilight" w:hint="eastAsia"/>
+          <w:rFonts w:ascii="黑体" w:eastAsia="黑体" w:hAnsi="黑体" w:cs="Malgun Gothic Semilight"/>
+          <w:sz w:val="13"/>
+          <w:szCs w:val="13"/>
+          <w:lang w:eastAsia="zh-CN"/>
+        </w:rPr>
+      </w:pPr>
+      <w:r>
+        <w:rPr>
+          <w:rFonts w:ascii="黑体" w:eastAsia="黑体" w:hAnsi="黑体" w:cs="Malgun Gothic Semilight" w:hint="eastAsia"/>
           <w:sz w:val="13"/>
           <w:szCs w:val="13"/>
           <w:lang w:eastAsia="zh-CN"/>
@@ -887,7 +887,7 @@
       </w:r>
       <w:r>
         <w:rPr>
-          <w:rFonts w:asciiTheme="minorHAnsi" w:eastAsiaTheme="minorHAnsi" w:hAnsiTheme="minorHAnsi" w:cs="微软雅黑" w:hint="eastAsia"/>
+          <w:rFonts w:ascii="黑体" w:eastAsia="黑体" w:hAnsi="黑体" w:cs="微软雅黑" w:hint="eastAsia"/>
           <w:sz w:val="13"/>
           <w:szCs w:val="13"/>
           <w:lang w:eastAsia="zh-CN"/>
@@ -896,7 +896,7 @@
       </w:r>
       <w:r>
         <w:rPr>
-          <w:rFonts w:asciiTheme="minorHAnsi" w:eastAsiaTheme="minorHAnsi" w:hAnsiTheme="minorHAnsi" w:cs="Malgun Gothic Semilight" w:hint="eastAsia"/>
+          <w:rFonts w:ascii="黑体" w:eastAsia="黑体" w:hAnsi="黑体" w:cs="Malgun Gothic Semilight" w:hint="eastAsia"/>
           <w:sz w:val="13"/>
           <w:szCs w:val="13"/>
           <w:lang w:eastAsia="zh-CN"/>
@@ -907,15 +907,15 @@
     <w:p>
       <w:pPr>
         <w:rPr>
-          <w:rFonts w:asciiTheme="minorHAnsi" w:eastAsiaTheme="minorHAnsi" w:hAnsiTheme="minorHAnsi" w:cs="Malgun Gothic Semilight"/>
-          <w:sz w:val="13"/>
-          <w:szCs w:val="13"/>
-          <w:lang w:eastAsia="zh-CN"/>
-        </w:rPr>
-      </w:pPr>
-      <w:r>
-        <w:rPr>
-          <w:rFonts w:asciiTheme="minorHAnsi" w:eastAsiaTheme="minorHAnsi" w:hAnsiTheme="minorHAnsi" w:cs="Malgun Gothic Semilight" w:hint="eastAsia"/>
+          <w:rFonts w:ascii="黑体" w:eastAsia="黑体" w:hAnsi="黑体" w:cs="Malgun Gothic Semilight"/>
+          <w:sz w:val="13"/>
+          <w:szCs w:val="13"/>
+          <w:lang w:eastAsia="zh-CN"/>
+        </w:rPr>
+      </w:pPr>
+      <w:r>
+        <w:rPr>
+          <w:rFonts w:ascii="黑体" w:eastAsia="黑体" w:hAnsi="黑体" w:cs="Malgun Gothic Semilight" w:hint="eastAsia"/>
           <w:sz w:val="13"/>
           <w:szCs w:val="13"/>
           <w:lang w:eastAsia="zh-CN"/>
@@ -924,7 +924,7 @@
       </w:r>
       <w:r>
         <w:rPr>
-          <w:rFonts w:asciiTheme="minorHAnsi" w:eastAsiaTheme="minorHAnsi" w:hAnsiTheme="minorHAnsi" w:cs="微软雅黑" w:hint="eastAsia"/>
+          <w:rFonts w:ascii="黑体" w:eastAsia="黑体" w:hAnsi="黑体" w:cs="微软雅黑" w:hint="eastAsia"/>
           <w:sz w:val="13"/>
           <w:szCs w:val="13"/>
           <w:lang w:eastAsia="zh-CN"/>
@@ -933,7 +933,7 @@
       </w:r>
       <w:r>
         <w:rPr>
-          <w:rFonts w:asciiTheme="minorHAnsi" w:eastAsiaTheme="minorHAnsi" w:hAnsiTheme="minorHAnsi" w:cs="Malgun Gothic Semilight" w:hint="eastAsia"/>
+          <w:rFonts w:ascii="黑体" w:eastAsia="黑体" w:hAnsi="黑体" w:cs="Malgun Gothic Semilight" w:hint="eastAsia"/>
           <w:sz w:val="13"/>
           <w:szCs w:val="13"/>
           <w:lang w:eastAsia="zh-CN"/>
@@ -942,7 +942,7 @@
       </w:r>
       <w:r>
         <w:rPr>
-          <w:rFonts w:asciiTheme="minorHAnsi" w:eastAsiaTheme="minorHAnsi" w:hAnsiTheme="minorHAnsi" w:cs="微软雅黑" w:hint="eastAsia"/>
+          <w:rFonts w:ascii="黑体" w:eastAsia="黑体" w:hAnsi="黑体" w:cs="微软雅黑" w:hint="eastAsia"/>
           <w:sz w:val="13"/>
           <w:szCs w:val="13"/>
           <w:lang w:eastAsia="zh-CN"/>
@@ -951,7 +951,7 @@
       </w:r>
       <w:r>
         <w:rPr>
-          <w:rFonts w:asciiTheme="minorHAnsi" w:eastAsiaTheme="minorHAnsi" w:hAnsiTheme="minorHAnsi" w:cs="Malgun Gothic Semilight" w:hint="eastAsia"/>
+          <w:rFonts w:ascii="黑体" w:eastAsia="黑体" w:hAnsi="黑体" w:cs="Malgun Gothic Semilight" w:hint="eastAsia"/>
           <w:sz w:val="13"/>
           <w:szCs w:val="13"/>
           <w:lang w:eastAsia="zh-CN"/>
@@ -960,7 +960,7 @@
       </w:r>
       <w:r>
         <w:rPr>
-          <w:rFonts w:asciiTheme="minorHAnsi" w:eastAsiaTheme="minorHAnsi" w:hAnsiTheme="minorHAnsi" w:cs="微软雅黑" w:hint="eastAsia"/>
+          <w:rFonts w:ascii="黑体" w:eastAsia="黑体" w:hAnsi="黑体" w:cs="微软雅黑" w:hint="eastAsia"/>
           <w:sz w:val="13"/>
           <w:szCs w:val="13"/>
           <w:lang w:eastAsia="zh-CN"/>
@@ -969,7 +969,7 @@
       </w:r>
       <w:r>
         <w:rPr>
-          <w:rFonts w:asciiTheme="minorHAnsi" w:eastAsiaTheme="minorHAnsi" w:hAnsiTheme="minorHAnsi" w:cs="Malgun Gothic Semilight" w:hint="eastAsia"/>
+          <w:rFonts w:ascii="黑体" w:eastAsia="黑体" w:hAnsi="黑体" w:cs="Malgun Gothic Semilight" w:hint="eastAsia"/>
           <w:sz w:val="13"/>
           <w:szCs w:val="13"/>
           <w:lang w:eastAsia="zh-CN"/>
@@ -978,7 +978,7 @@
       </w:r>
       <w:r>
         <w:rPr>
-          <w:rFonts w:asciiTheme="minorHAnsi" w:eastAsiaTheme="minorHAnsi" w:hAnsiTheme="minorHAnsi" w:cs="微软雅黑" w:hint="eastAsia"/>
+          <w:rFonts w:ascii="黑体" w:eastAsia="黑体" w:hAnsi="黑体" w:cs="微软雅黑" w:hint="eastAsia"/>
           <w:sz w:val="13"/>
           <w:szCs w:val="13"/>
           <w:lang w:eastAsia="zh-CN"/>
@@ -987,7 +987,7 @@
       </w:r>
       <w:r>
         <w:rPr>
-          <w:rFonts w:asciiTheme="minorHAnsi" w:eastAsiaTheme="minorHAnsi" w:hAnsiTheme="minorHAnsi" w:cs="Malgun Gothic Semilight" w:hint="eastAsia"/>
+          <w:rFonts w:ascii="黑体" w:eastAsia="黑体" w:hAnsi="黑体" w:cs="Malgun Gothic Semilight" w:hint="eastAsia"/>
           <w:sz w:val="13"/>
           <w:szCs w:val="13"/>
           <w:lang w:eastAsia="zh-CN"/>
@@ -996,7 +996,7 @@
       </w:r>
       <w:r>
         <w:rPr>
-          <w:rFonts w:asciiTheme="minorHAnsi" w:eastAsiaTheme="minorHAnsi" w:hAnsiTheme="minorHAnsi" w:cs="微软雅黑" w:hint="eastAsia"/>
+          <w:rFonts w:ascii="黑体" w:eastAsia="黑体" w:hAnsi="黑体" w:cs="微软雅黑" w:hint="eastAsia"/>
           <w:sz w:val="13"/>
           <w:szCs w:val="13"/>
           <w:lang w:eastAsia="zh-CN"/>
@@ -1005,7 +1005,7 @@
       </w:r>
       <w:r>
         <w:rPr>
-          <w:rFonts w:asciiTheme="minorHAnsi" w:eastAsiaTheme="minorHAnsi" w:hAnsiTheme="minorHAnsi" w:cs="Malgun Gothic Semilight" w:hint="eastAsia"/>
+          <w:rFonts w:ascii="黑体" w:eastAsia="黑体" w:hAnsi="黑体" w:cs="Malgun Gothic Semilight" w:hint="eastAsia"/>
           <w:sz w:val="13"/>
           <w:szCs w:val="13"/>
           <w:lang w:eastAsia="zh-CN"/>
@@ -1014,7 +1014,7 @@
       </w:r>
       <w:r>
         <w:rPr>
-          <w:rFonts w:asciiTheme="minorHAnsi" w:eastAsiaTheme="minorHAnsi" w:hAnsiTheme="minorHAnsi" w:cs="微软雅黑" w:hint="eastAsia"/>
+          <w:rFonts w:ascii="黑体" w:eastAsia="黑体" w:hAnsi="黑体" w:cs="微软雅黑" w:hint="eastAsia"/>
           <w:sz w:val="13"/>
           <w:szCs w:val="13"/>
           <w:lang w:eastAsia="zh-CN"/>
@@ -1023,7 +1023,7 @@
       </w:r>
       <w:r>
         <w:rPr>
-          <w:rFonts w:asciiTheme="minorHAnsi" w:eastAsiaTheme="minorHAnsi" w:hAnsiTheme="minorHAnsi" w:cs="Malgun Gothic Semilight" w:hint="eastAsia"/>
+          <w:rFonts w:ascii="黑体" w:eastAsia="黑体" w:hAnsi="黑体" w:cs="Malgun Gothic Semilight" w:hint="eastAsia"/>
           <w:sz w:val="13"/>
           <w:szCs w:val="13"/>
           <w:lang w:eastAsia="zh-CN"/>
@@ -1032,7 +1032,7 @@
       </w:r>
       <w:r>
         <w:rPr>
-          <w:rFonts w:asciiTheme="minorHAnsi" w:eastAsiaTheme="minorHAnsi" w:hAnsiTheme="minorHAnsi" w:cs="微软雅黑" w:hint="eastAsia"/>
+          <w:rFonts w:ascii="黑体" w:eastAsia="黑体" w:hAnsi="黑体" w:cs="微软雅黑" w:hint="eastAsia"/>
           <w:sz w:val="13"/>
           <w:szCs w:val="13"/>
           <w:lang w:eastAsia="zh-CN"/>
@@ -1041,7 +1041,7 @@
       </w:r>
       <w:r>
         <w:rPr>
-          <w:rFonts w:asciiTheme="minorHAnsi" w:eastAsiaTheme="minorHAnsi" w:hAnsiTheme="minorHAnsi" w:cs="Malgun Gothic Semilight" w:hint="eastAsia"/>
+          <w:rFonts w:ascii="黑体" w:eastAsia="黑体" w:hAnsi="黑体" w:cs="Malgun Gothic Semilight" w:hint="eastAsia"/>
           <w:sz w:val="13"/>
           <w:szCs w:val="13"/>
           <w:lang w:eastAsia="zh-CN"/>
@@ -1050,7 +1050,7 @@
       </w:r>
       <w:r>
         <w:rPr>
-          <w:rFonts w:asciiTheme="minorHAnsi" w:eastAsiaTheme="minorHAnsi" w:hAnsiTheme="minorHAnsi" w:cs="微软雅黑" w:hint="eastAsia"/>
+          <w:rFonts w:ascii="黑体" w:eastAsia="黑体" w:hAnsi="黑体" w:cs="微软雅黑" w:hint="eastAsia"/>
           <w:sz w:val="13"/>
           <w:szCs w:val="13"/>
           <w:lang w:eastAsia="zh-CN"/>
@@ -1061,15 +1061,15 @@
     <w:p>
       <w:pPr>
         <w:rPr>
-          <w:rFonts w:asciiTheme="minorHAnsi" w:eastAsiaTheme="minorHAnsi" w:hAnsiTheme="minorHAnsi" w:cs="Malgun Gothic Semilight"/>
-          <w:sz w:val="13"/>
-          <w:szCs w:val="13"/>
-          <w:lang w:eastAsia="zh-CN"/>
-        </w:rPr>
-      </w:pPr>
-      <w:r>
-        <w:rPr>
-          <w:rFonts w:asciiTheme="minorHAnsi" w:eastAsiaTheme="minorHAnsi" w:hAnsiTheme="minorHAnsi" w:cs="Malgun Gothic Semilight" w:hint="eastAsia"/>
+          <w:rFonts w:ascii="黑体" w:eastAsia="黑体" w:hAnsi="黑体" w:cs="Malgun Gothic Semilight"/>
+          <w:sz w:val="13"/>
+          <w:szCs w:val="13"/>
+          <w:lang w:eastAsia="zh-CN"/>
+        </w:rPr>
+      </w:pPr>
+      <w:r>
+        <w:rPr>
+          <w:rFonts w:ascii="黑体" w:eastAsia="黑体" w:hAnsi="黑体" w:cs="Malgun Gothic Semilight" w:hint="eastAsia"/>
           <w:sz w:val="13"/>
           <w:szCs w:val="13"/>
           <w:lang w:eastAsia="zh-CN"/>
@@ -1078,7 +1078,7 @@
       </w:r>
       <w:r>
         <w:rPr>
-          <w:rFonts w:asciiTheme="minorHAnsi" w:eastAsiaTheme="minorHAnsi" w:hAnsiTheme="minorHAnsi" w:cs="微软雅黑" w:hint="eastAsia"/>
+          <w:rFonts w:ascii="黑体" w:eastAsia="黑体" w:hAnsi="黑体" w:cs="微软雅黑" w:hint="eastAsia"/>
           <w:sz w:val="13"/>
           <w:szCs w:val="13"/>
           <w:lang w:eastAsia="zh-CN"/>
@@ -1087,7 +1087,7 @@
       </w:r>
       <w:r>
         <w:rPr>
-          <w:rFonts w:asciiTheme="minorHAnsi" w:eastAsiaTheme="minorHAnsi" w:hAnsiTheme="minorHAnsi" w:cs="Malgun Gothic Semilight" w:hint="eastAsia"/>
+          <w:rFonts w:ascii="黑体" w:eastAsia="黑体" w:hAnsi="黑体" w:cs="Malgun Gothic Semilight" w:hint="eastAsia"/>
           <w:sz w:val="13"/>
           <w:szCs w:val="13"/>
           <w:lang w:eastAsia="zh-CN"/>
@@ -1098,15 +1098,15 @@
     <w:p>
       <w:pPr>
         <w:rPr>
-          <w:rFonts w:asciiTheme="minorHAnsi" w:eastAsiaTheme="minorHAnsi" w:hAnsiTheme="minorHAnsi" w:cs="Malgun Gothic Semilight"/>
-          <w:sz w:val="13"/>
-          <w:szCs w:val="13"/>
-          <w:lang w:eastAsia="zh-CN"/>
-        </w:rPr>
-      </w:pPr>
-      <w:r>
-        <w:rPr>
-          <w:rFonts w:asciiTheme="minorHAnsi" w:eastAsiaTheme="minorHAnsi" w:hAnsiTheme="minorHAnsi" w:cs="Malgun Gothic Semilight" w:hint="eastAsia"/>
+          <w:rFonts w:ascii="黑体" w:eastAsia="黑体" w:hAnsi="黑体" w:cs="Malgun Gothic Semilight"/>
+          <w:sz w:val="13"/>
+          <w:szCs w:val="13"/>
+          <w:lang w:eastAsia="zh-CN"/>
+        </w:rPr>
+      </w:pPr>
+      <w:r>
+        <w:rPr>
+          <w:rFonts w:ascii="黑体" w:eastAsia="黑体" w:hAnsi="黑体" w:cs="Malgun Gothic Semilight" w:hint="eastAsia"/>
           <w:sz w:val="13"/>
           <w:szCs w:val="13"/>
           <w:lang w:eastAsia="zh-CN"/>
@@ -1115,7 +1115,7 @@
       </w:r>
       <w:r>
         <w:rPr>
-          <w:rFonts w:asciiTheme="minorHAnsi" w:eastAsiaTheme="minorHAnsi" w:hAnsiTheme="minorHAnsi" w:cs="微软雅黑" w:hint="eastAsia"/>
+          <w:rFonts w:ascii="黑体" w:eastAsia="黑体" w:hAnsi="黑体" w:cs="微软雅黑" w:hint="eastAsia"/>
           <w:sz w:val="13"/>
           <w:szCs w:val="13"/>
           <w:lang w:eastAsia="zh-CN"/>
@@ -1124,7 +1124,7 @@
       </w:r>
       <w:r>
         <w:rPr>
-          <w:rFonts w:asciiTheme="minorHAnsi" w:eastAsiaTheme="minorHAnsi" w:hAnsiTheme="minorHAnsi" w:cs="Malgun Gothic Semilight" w:hint="eastAsia"/>
+          <w:rFonts w:ascii="黑体" w:eastAsia="黑体" w:hAnsi="黑体" w:cs="Malgun Gothic Semilight" w:hint="eastAsia"/>
           <w:sz w:val="13"/>
           <w:szCs w:val="13"/>
           <w:lang w:eastAsia="zh-CN"/>
@@ -1135,15 +1135,15 @@
     <w:p>
       <w:pPr>
         <w:rPr>
-          <w:rFonts w:asciiTheme="minorHAnsi" w:eastAsiaTheme="minorHAnsi" w:hAnsiTheme="minorHAnsi" w:cs="Malgun Gothic Semilight"/>
-          <w:sz w:val="13"/>
-          <w:szCs w:val="13"/>
-          <w:lang w:eastAsia="zh-CN"/>
-        </w:rPr>
-      </w:pPr>
-      <w:r>
-        <w:rPr>
-          <w:rFonts w:asciiTheme="minorHAnsi" w:eastAsiaTheme="minorHAnsi" w:hAnsiTheme="minorHAnsi" w:cs="Malgun Gothic Semilight" w:hint="eastAsia"/>
+          <w:rFonts w:ascii="黑体" w:eastAsia="黑体" w:hAnsi="黑体" w:cs="Malgun Gothic Semilight"/>
+          <w:sz w:val="13"/>
+          <w:szCs w:val="13"/>
+          <w:lang w:eastAsia="zh-CN"/>
+        </w:rPr>
+      </w:pPr>
+      <w:r>
+        <w:rPr>
+          <w:rFonts w:ascii="黑体" w:eastAsia="黑体" w:hAnsi="黑体" w:cs="Malgun Gothic Semilight" w:hint="eastAsia"/>
           <w:sz w:val="13"/>
           <w:szCs w:val="13"/>
           <w:lang w:eastAsia="zh-CN"/>
@@ -1152,7 +1152,7 @@
       </w:r>
       <w:r>
         <w:rPr>
-          <w:rFonts w:asciiTheme="minorHAnsi" w:eastAsiaTheme="minorHAnsi" w:hAnsiTheme="minorHAnsi" w:cs="微软雅黑" w:hint="eastAsia"/>
+          <w:rFonts w:ascii="黑体" w:eastAsia="黑体" w:hAnsi="黑体" w:cs="微软雅黑" w:hint="eastAsia"/>
           <w:sz w:val="13"/>
           <w:szCs w:val="13"/>
           <w:lang w:eastAsia="zh-CN"/>
@@ -1161,7 +1161,7 @@
       </w:r>
       <w:r>
         <w:rPr>
-          <w:rFonts w:asciiTheme="minorHAnsi" w:eastAsiaTheme="minorHAnsi" w:hAnsiTheme="minorHAnsi" w:cs="Malgun Gothic Semilight" w:hint="eastAsia"/>
+          <w:rFonts w:ascii="黑体" w:eastAsia="黑体" w:hAnsi="黑体" w:cs="Malgun Gothic Semilight" w:hint="eastAsia"/>
           <w:sz w:val="13"/>
           <w:szCs w:val="13"/>
           <w:lang w:eastAsia="zh-CN"/>
@@ -1172,15 +1172,15 @@
     <w:p>
       <w:pPr>
         <w:rPr>
-          <w:rFonts w:asciiTheme="minorHAnsi" w:eastAsiaTheme="minorHAnsi" w:hAnsiTheme="minorHAnsi" w:cs="Malgun Gothic Semilight"/>
-          <w:sz w:val="13"/>
-          <w:szCs w:val="13"/>
-          <w:lang w:eastAsia="zh-CN"/>
-        </w:rPr>
-      </w:pPr>
-      <w:r>
-        <w:rPr>
-          <w:rFonts w:asciiTheme="minorHAnsi" w:eastAsiaTheme="minorHAnsi" w:hAnsiTheme="minorHAnsi" w:cs="Malgun Gothic Semilight" w:hint="eastAsia"/>
+          <w:rFonts w:ascii="黑体" w:eastAsia="黑体" w:hAnsi="黑体" w:cs="Malgun Gothic Semilight"/>
+          <w:sz w:val="13"/>
+          <w:szCs w:val="13"/>
+          <w:lang w:eastAsia="zh-CN"/>
+        </w:rPr>
+      </w:pPr>
+      <w:r>
+        <w:rPr>
+          <w:rFonts w:ascii="黑体" w:eastAsia="黑体" w:hAnsi="黑体" w:cs="Malgun Gothic Semilight" w:hint="eastAsia"/>
           <w:sz w:val="13"/>
           <w:szCs w:val="13"/>
           <w:lang w:eastAsia="zh-CN"/>
@@ -1189,7 +1189,7 @@
       </w:r>
       <w:r>
         <w:rPr>
-          <w:rFonts w:asciiTheme="minorHAnsi" w:eastAsiaTheme="minorHAnsi" w:hAnsiTheme="minorHAnsi" w:cs="微软雅黑" w:hint="eastAsia"/>
+          <w:rFonts w:ascii="黑体" w:eastAsia="黑体" w:hAnsi="黑体" w:cs="微软雅黑" w:hint="eastAsia"/>
           <w:sz w:val="13"/>
           <w:szCs w:val="13"/>
           <w:lang w:eastAsia="zh-CN"/>
@@ -1198,7 +1198,7 @@
       </w:r>
       <w:r>
         <w:rPr>
-          <w:rFonts w:asciiTheme="minorHAnsi" w:eastAsiaTheme="minorHAnsi" w:hAnsiTheme="minorHAnsi" w:cs="Malgun Gothic Semilight" w:hint="eastAsia"/>
+          <w:rFonts w:ascii="黑体" w:eastAsia="黑体" w:hAnsi="黑体" w:cs="Malgun Gothic Semilight" w:hint="eastAsia"/>
           <w:sz w:val="13"/>
           <w:szCs w:val="13"/>
           <w:lang w:eastAsia="zh-CN"/>
@@ -1209,15 +1209,15 @@
     <w:p>
       <w:pPr>
         <w:rPr>
-          <w:rFonts w:asciiTheme="minorHAnsi" w:eastAsiaTheme="minorHAnsi" w:hAnsiTheme="minorHAnsi" w:cs="Malgun Gothic Semilight"/>
-          <w:sz w:val="13"/>
-          <w:szCs w:val="13"/>
-          <w:lang w:eastAsia="zh-CN"/>
-        </w:rPr>
-      </w:pPr>
-      <w:r>
-        <w:rPr>
-          <w:rFonts w:asciiTheme="minorHAnsi" w:eastAsiaTheme="minorHAnsi" w:hAnsiTheme="minorHAnsi" w:cs="Malgun Gothic Semilight" w:hint="eastAsia"/>
+          <w:rFonts w:ascii="黑体" w:eastAsia="黑体" w:hAnsi="黑体" w:cs="Malgun Gothic Semilight"/>
+          <w:sz w:val="13"/>
+          <w:szCs w:val="13"/>
+          <w:lang w:eastAsia="zh-CN"/>
+        </w:rPr>
+      </w:pPr>
+      <w:r>
+        <w:rPr>
+          <w:rFonts w:ascii="黑体" w:eastAsia="黑体" w:hAnsi="黑体" w:cs="Malgun Gothic Semilight" w:hint="eastAsia"/>
           <w:sz w:val="13"/>
           <w:szCs w:val="13"/>
           <w:lang w:eastAsia="zh-CN"/>
@@ -1226,7 +1226,7 @@
       </w:r>
       <w:r>
         <w:rPr>
-          <w:rFonts w:asciiTheme="minorHAnsi" w:eastAsiaTheme="minorHAnsi" w:hAnsiTheme="minorHAnsi" w:cs="微软雅黑" w:hint="eastAsia"/>
+          <w:rFonts w:ascii="黑体" w:eastAsia="黑体" w:hAnsi="黑体" w:cs="微软雅黑" w:hint="eastAsia"/>
           <w:sz w:val="13"/>
           <w:szCs w:val="13"/>
           <w:lang w:eastAsia="zh-CN"/>
@@ -1235,7 +1235,7 @@
       </w:r>
       <w:r>
         <w:rPr>
-          <w:rFonts w:asciiTheme="minorHAnsi" w:eastAsiaTheme="minorHAnsi" w:hAnsiTheme="minorHAnsi" w:cs="Malgun Gothic Semilight" w:hint="eastAsia"/>
+          <w:rFonts w:ascii="黑体" w:eastAsia="黑体" w:hAnsi="黑体" w:cs="Malgun Gothic Semilight" w:hint="eastAsia"/>
           <w:sz w:val="13"/>
           <w:szCs w:val="13"/>
           <w:lang w:eastAsia="zh-CN"/>
@@ -1246,15 +1246,15 @@
     <w:p>
       <w:pPr>
         <w:rPr>
-          <w:rFonts w:asciiTheme="minorHAnsi" w:eastAsiaTheme="minorHAnsi" w:hAnsiTheme="minorHAnsi" w:cs="Malgun Gothic Semilight"/>
-          <w:sz w:val="13"/>
-          <w:szCs w:val="13"/>
-          <w:lang w:eastAsia="zh-CN"/>
-        </w:rPr>
-      </w:pPr>
-      <w:r>
-        <w:rPr>
-          <w:rFonts w:asciiTheme="minorHAnsi" w:eastAsiaTheme="minorHAnsi" w:hAnsiTheme="minorHAnsi" w:cs="Malgun Gothic Semilight" w:hint="eastAsia"/>
+          <w:rFonts w:ascii="黑体" w:eastAsia="黑体" w:hAnsi="黑体" w:cs="Malgun Gothic Semilight"/>
+          <w:sz w:val="13"/>
+          <w:szCs w:val="13"/>
+          <w:lang w:eastAsia="zh-CN"/>
+        </w:rPr>
+      </w:pPr>
+      <w:r>
+        <w:rPr>
+          <w:rFonts w:ascii="黑体" w:eastAsia="黑体" w:hAnsi="黑体" w:cs="Malgun Gothic Semilight" w:hint="eastAsia"/>
           <w:sz w:val="13"/>
           <w:szCs w:val="13"/>
           <w:lang w:eastAsia="zh-CN"/>
@@ -1263,7 +1263,7 @@
       </w:r>
       <w:r>
         <w:rPr>
-          <w:rFonts w:asciiTheme="minorHAnsi" w:eastAsiaTheme="minorHAnsi" w:hAnsiTheme="minorHAnsi" w:cs="微软雅黑" w:hint="eastAsia"/>
+          <w:rFonts w:ascii="黑体" w:eastAsia="黑体" w:hAnsi="黑体" w:cs="微软雅黑" w:hint="eastAsia"/>
           <w:sz w:val="13"/>
           <w:szCs w:val="13"/>
           <w:lang w:eastAsia="zh-CN"/>
@@ -1272,7 +1272,7 @@
       </w:r>
       <w:r>
         <w:rPr>
-          <w:rFonts w:asciiTheme="minorHAnsi" w:eastAsiaTheme="minorHAnsi" w:hAnsiTheme="minorHAnsi" w:cs="Malgun Gothic Semilight" w:hint="eastAsia"/>
+          <w:rFonts w:ascii="黑体" w:eastAsia="黑体" w:hAnsi="黑体" w:cs="Malgun Gothic Semilight" w:hint="eastAsia"/>
           <w:sz w:val="13"/>
           <w:szCs w:val="13"/>
           <w:lang w:eastAsia="zh-CN"/>
@@ -1283,15 +1283,15 @@
     <w:p>
       <w:pPr>
         <w:rPr>
-          <w:rFonts w:asciiTheme="minorHAnsi" w:eastAsiaTheme="minorHAnsi" w:hAnsiTheme="minorHAnsi" w:cs="Malgun Gothic Semilight"/>
-          <w:sz w:val="13"/>
-          <w:szCs w:val="13"/>
-          <w:lang w:eastAsia="zh-CN"/>
-        </w:rPr>
-      </w:pPr>
-      <w:r>
-        <w:rPr>
-          <w:rFonts w:asciiTheme="minorHAnsi" w:eastAsiaTheme="minorHAnsi" w:hAnsiTheme="minorHAnsi" w:cs="Malgun Gothic Semilight" w:hint="eastAsia"/>
+          <w:rFonts w:ascii="黑体" w:eastAsia="黑体" w:hAnsi="黑体" w:cs="Malgun Gothic Semilight"/>
+          <w:sz w:val="13"/>
+          <w:szCs w:val="13"/>
+          <w:lang w:eastAsia="zh-CN"/>
+        </w:rPr>
+      </w:pPr>
+      <w:r>
+        <w:rPr>
+          <w:rFonts w:ascii="黑体" w:eastAsia="黑体" w:hAnsi="黑体" w:cs="Malgun Gothic Semilight" w:hint="eastAsia"/>
           <w:sz w:val="13"/>
           <w:szCs w:val="13"/>
           <w:lang w:eastAsia="zh-CN"/>
@@ -1300,7 +1300,7 @@
       </w:r>
       <w:r>
         <w:rPr>
-          <w:rFonts w:asciiTheme="minorHAnsi" w:eastAsiaTheme="minorHAnsi" w:hAnsiTheme="minorHAnsi" w:cs="微软雅黑" w:hint="eastAsia"/>
+          <w:rFonts w:ascii="黑体" w:eastAsia="黑体" w:hAnsi="黑体" w:cs="微软雅黑" w:hint="eastAsia"/>
           <w:sz w:val="13"/>
           <w:szCs w:val="13"/>
           <w:lang w:eastAsia="zh-CN"/>
@@ -1309,7 +1309,7 @@
       </w:r>
       <w:r>
         <w:rPr>
-          <w:rFonts w:asciiTheme="minorHAnsi" w:eastAsiaTheme="minorHAnsi" w:hAnsiTheme="minorHAnsi" w:cs="Malgun Gothic Semilight" w:hint="eastAsia"/>
+          <w:rFonts w:ascii="黑体" w:eastAsia="黑体" w:hAnsi="黑体" w:cs="Malgun Gothic Semilight" w:hint="eastAsia"/>
           <w:sz w:val="13"/>
           <w:szCs w:val="13"/>
           <w:lang w:eastAsia="zh-CN"/>
@@ -1320,15 +1320,15 @@
     <w:p>
       <w:pPr>
         <w:rPr>
-          <w:rFonts w:asciiTheme="minorHAnsi" w:eastAsiaTheme="minorHAnsi" w:hAnsiTheme="minorHAnsi" w:cs="Malgun Gothic Semilight"/>
-          <w:sz w:val="13"/>
-          <w:szCs w:val="13"/>
-          <w:lang w:eastAsia="zh-CN"/>
-        </w:rPr>
-      </w:pPr>
-      <w:r>
-        <w:rPr>
-          <w:rFonts w:asciiTheme="minorHAnsi" w:eastAsiaTheme="minorHAnsi" w:hAnsiTheme="minorHAnsi" w:cs="Malgun Gothic Semilight" w:hint="eastAsia"/>
+          <w:rFonts w:ascii="黑体" w:eastAsia="黑体" w:hAnsi="黑体" w:cs="Malgun Gothic Semilight"/>
+          <w:sz w:val="13"/>
+          <w:szCs w:val="13"/>
+          <w:lang w:eastAsia="zh-CN"/>
+        </w:rPr>
+      </w:pPr>
+      <w:r>
+        <w:rPr>
+          <w:rFonts w:ascii="黑体" w:eastAsia="黑体" w:hAnsi="黑体" w:cs="Malgun Gothic Semilight" w:hint="eastAsia"/>
           <w:sz w:val="13"/>
           <w:szCs w:val="13"/>
           <w:lang w:eastAsia="zh-CN"/>
@@ -1337,7 +1337,7 @@
       </w:r>
       <w:r>
         <w:rPr>
-          <w:rFonts w:asciiTheme="minorHAnsi" w:eastAsiaTheme="minorHAnsi" w:hAnsiTheme="minorHAnsi" w:cs="微软雅黑" w:hint="eastAsia"/>
+          <w:rFonts w:ascii="黑体" w:eastAsia="黑体" w:hAnsi="黑体" w:cs="微软雅黑" w:hint="eastAsia"/>
           <w:sz w:val="13"/>
           <w:szCs w:val="13"/>
           <w:lang w:eastAsia="zh-CN"/>
@@ -1346,7 +1346,7 @@
       </w:r>
       <w:r>
         <w:rPr>
-          <w:rFonts w:asciiTheme="minorHAnsi" w:eastAsiaTheme="minorHAnsi" w:hAnsiTheme="minorHAnsi" w:cs="Malgun Gothic Semilight" w:hint="eastAsia"/>
+          <w:rFonts w:ascii="黑体" w:eastAsia="黑体" w:hAnsi="黑体" w:cs="Malgun Gothic Semilight" w:hint="eastAsia"/>
           <w:sz w:val="13"/>
           <w:szCs w:val="13"/>
           <w:lang w:eastAsia="zh-CN"/>
@@ -1357,25 +1357,25 @@
     <w:p>
       <w:pPr>
         <w:rPr>
-          <w:rFonts w:asciiTheme="minorHAnsi" w:eastAsiaTheme="minorHAnsi" w:hAnsiTheme="minorHAnsi" w:cs="Malgun Gothic Semilight"/>
-          <w:sz w:val="13"/>
-          <w:szCs w:val="13"/>
-          <w:lang w:eastAsia="zh-CN"/>
-        </w:rPr>
-      </w:pPr>
-    </w:p>
-    <w:p>
-      <w:pPr>
-        <w:rPr>
-          <w:rFonts w:asciiTheme="minorHAnsi" w:eastAsiaTheme="minorHAnsi" w:hAnsiTheme="minorHAnsi" w:cs="Malgun Gothic Semilight"/>
-          <w:sz w:val="13"/>
-          <w:szCs w:val="13"/>
-          <w:lang w:eastAsia="zh-CN"/>
-        </w:rPr>
-      </w:pPr>
-      <w:r>
-        <w:rPr>
-          <w:rFonts w:asciiTheme="minorHAnsi" w:eastAsiaTheme="minorHAnsi" w:hAnsiTheme="minorHAnsi" w:cs="微软雅黑" w:hint="eastAsia"/>
+          <w:rFonts w:ascii="黑体" w:eastAsia="黑体" w:hAnsi="黑体" w:cs="Malgun Gothic Semilight"/>
+          <w:sz w:val="13"/>
+          <w:szCs w:val="13"/>
+          <w:lang w:eastAsia="zh-CN"/>
+        </w:rPr>
+      </w:pPr>
+    </w:p>
+    <w:p>
+      <w:pPr>
+        <w:rPr>
+          <w:rFonts w:ascii="黑体" w:eastAsia="黑体" w:hAnsi="黑体" w:cs="Malgun Gothic Semilight"/>
+          <w:sz w:val="13"/>
+          <w:szCs w:val="13"/>
+          <w:lang w:eastAsia="zh-CN"/>
+        </w:rPr>
+      </w:pPr>
+      <w:r>
+        <w:rPr>
+          <w:rFonts w:ascii="黑体" w:eastAsia="黑体" w:hAnsi="黑体" w:cs="微软雅黑" w:hint="eastAsia"/>
           <w:b/>
           <w:bCs/>
           <w:sz w:val="13"/>
@@ -1386,7 +1386,7 @@
       </w:r>
       <w:r>
         <w:rPr>
-          <w:rFonts w:asciiTheme="minorHAnsi" w:eastAsiaTheme="minorHAnsi" w:hAnsiTheme="minorHAnsi" w:cs="Malgun Gothic Semilight" w:hint="eastAsia"/>
+          <w:rFonts w:ascii="黑体" w:eastAsia="黑体" w:hAnsi="黑体" w:cs="Malgun Gothic Semilight" w:hint="eastAsia"/>
           <w:sz w:val="13"/>
           <w:szCs w:val="13"/>
           <w:lang w:eastAsia="zh-CN"/>
@@ -1395,7 +1395,7 @@
       </w:r>
       <w:r>
         <w:rPr>
-          <w:rFonts w:asciiTheme="minorHAnsi" w:eastAsiaTheme="minorHAnsi" w:hAnsiTheme="minorHAnsi" w:cs="微软雅黑" w:hint="eastAsia"/>
+          <w:rFonts w:ascii="黑体" w:eastAsia="黑体" w:hAnsi="黑体" w:cs="微软雅黑" w:hint="eastAsia"/>
           <w:sz w:val="13"/>
           <w:szCs w:val="13"/>
           <w:lang w:eastAsia="zh-CN"/>
@@ -1404,7 +1404,7 @@
       </w:r>
       <w:r>
         <w:rPr>
-          <w:rFonts w:asciiTheme="minorHAnsi" w:eastAsiaTheme="minorHAnsi" w:hAnsiTheme="minorHAnsi" w:cs="Malgun Gothic Semilight" w:hint="eastAsia"/>
+          <w:rFonts w:ascii="黑体" w:eastAsia="黑体" w:hAnsi="黑体" w:cs="Malgun Gothic Semilight" w:hint="eastAsia"/>
           <w:sz w:val="13"/>
           <w:szCs w:val="13"/>
           <w:lang w:eastAsia="zh-CN"/>
@@ -1413,7 +1413,7 @@
       </w:r>
       <w:r>
         <w:rPr>
-          <w:rFonts w:asciiTheme="minorHAnsi" w:eastAsiaTheme="minorHAnsi" w:hAnsiTheme="minorHAnsi" w:cs="微软雅黑" w:hint="eastAsia"/>
+          <w:rFonts w:ascii="黑体" w:eastAsia="黑体" w:hAnsi="黑体" w:cs="微软雅黑" w:hint="eastAsia"/>
           <w:sz w:val="13"/>
           <w:szCs w:val="13"/>
           <w:lang w:eastAsia="zh-CN"/>
@@ -1422,7 +1422,7 @@
       </w:r>
       <w:r>
         <w:rPr>
-          <w:rFonts w:asciiTheme="minorHAnsi" w:eastAsiaTheme="minorHAnsi" w:hAnsiTheme="minorHAnsi" w:cs="Malgun Gothic Semilight" w:hint="eastAsia"/>
+          <w:rFonts w:ascii="黑体" w:eastAsia="黑体" w:hAnsi="黑体" w:cs="Malgun Gothic Semilight" w:hint="eastAsia"/>
           <w:sz w:val="13"/>
           <w:szCs w:val="13"/>
           <w:lang w:eastAsia="zh-CN"/>
@@ -1431,7 +1431,7 @@
       </w:r>
       <w:r>
         <w:rPr>
-          <w:rFonts w:asciiTheme="minorHAnsi" w:eastAsiaTheme="minorHAnsi" w:hAnsiTheme="minorHAnsi" w:cs="微软雅黑" w:hint="eastAsia"/>
+          <w:rFonts w:ascii="黑体" w:eastAsia="黑体" w:hAnsi="黑体" w:cs="微软雅黑" w:hint="eastAsia"/>
           <w:sz w:val="13"/>
           <w:szCs w:val="13"/>
           <w:lang w:eastAsia="zh-CN"/>
@@ -1440,7 +1440,7 @@
       </w:r>
       <w:r>
         <w:rPr>
-          <w:rFonts w:asciiTheme="minorHAnsi" w:eastAsiaTheme="minorHAnsi" w:hAnsiTheme="minorHAnsi" w:cs="Malgun Gothic Semilight" w:hint="eastAsia"/>
+          <w:rFonts w:ascii="黑体" w:eastAsia="黑体" w:hAnsi="黑体" w:cs="Malgun Gothic Semilight" w:hint="eastAsia"/>
           <w:sz w:val="13"/>
           <w:szCs w:val="13"/>
           <w:lang w:eastAsia="zh-CN"/>
@@ -1449,7 +1449,7 @@
       </w:r>
       <w:r>
         <w:rPr>
-          <w:rFonts w:asciiTheme="minorHAnsi" w:eastAsiaTheme="minorHAnsi" w:hAnsiTheme="minorHAnsi" w:cs="微软雅黑" w:hint="eastAsia"/>
+          <w:rFonts w:ascii="黑体" w:eastAsia="黑体" w:hAnsi="黑体" w:cs="微软雅黑" w:hint="eastAsia"/>
           <w:sz w:val="13"/>
           <w:szCs w:val="13"/>
           <w:lang w:eastAsia="zh-CN"/>
@@ -1458,7 +1458,7 @@
       </w:r>
       <w:r>
         <w:rPr>
-          <w:rFonts w:asciiTheme="minorHAnsi" w:eastAsiaTheme="minorHAnsi" w:hAnsiTheme="minorHAnsi" w:cs="Malgun Gothic Semilight" w:hint="eastAsia"/>
+          <w:rFonts w:ascii="黑体" w:eastAsia="黑体" w:hAnsi="黑体" w:cs="Malgun Gothic Semilight" w:hint="eastAsia"/>
           <w:sz w:val="13"/>
           <w:szCs w:val="13"/>
           <w:lang w:eastAsia="zh-CN"/>
@@ -1469,25 +1469,25 @@
     <w:p>
       <w:pPr>
         <w:rPr>
-          <w:rFonts w:asciiTheme="minorHAnsi" w:eastAsiaTheme="minorHAnsi" w:hAnsiTheme="minorHAnsi" w:cs="Malgun Gothic Semilight"/>
-          <w:sz w:val="13"/>
-          <w:szCs w:val="13"/>
-          <w:lang w:eastAsia="zh-CN"/>
-        </w:rPr>
-      </w:pPr>
-    </w:p>
-    <w:p>
-      <w:pPr>
-        <w:rPr>
-          <w:rFonts w:asciiTheme="minorHAnsi" w:eastAsiaTheme="minorHAnsi" w:hAnsiTheme="minorHAnsi" w:cs="Malgun Gothic Semilight" w:hint="eastAsia"/>
-          <w:sz w:val="13"/>
-          <w:szCs w:val="13"/>
-          <w:lang w:eastAsia="zh-CN"/>
-        </w:rPr>
-      </w:pPr>
-      <w:r>
-        <w:rPr>
-          <w:rFonts w:asciiTheme="minorHAnsi" w:eastAsiaTheme="minorHAnsi" w:hAnsiTheme="minorHAnsi" w:cs="Malgun Gothic Semilight" w:hint="eastAsia"/>
+          <w:rFonts w:ascii="黑体" w:eastAsia="黑体" w:hAnsi="黑体" w:cs="Malgun Gothic Semilight"/>
+          <w:sz w:val="13"/>
+          <w:szCs w:val="13"/>
+          <w:lang w:eastAsia="zh-CN"/>
+        </w:rPr>
+      </w:pPr>
+    </w:p>
+    <w:p>
+      <w:pPr>
+        <w:rPr>
+          <w:rFonts w:ascii="黑体" w:eastAsia="黑体" w:hAnsi="黑体" w:cs="Malgun Gothic Semilight"/>
+          <w:sz w:val="13"/>
+          <w:szCs w:val="13"/>
+          <w:lang w:eastAsia="zh-CN"/>
+        </w:rPr>
+      </w:pPr>
+      <w:r>
+        <w:rPr>
+          <w:rFonts w:ascii="黑体" w:eastAsia="黑体" w:hAnsi="黑体" w:cs="Malgun Gothic Semilight" w:hint="eastAsia"/>
           <w:b/>
           <w:bCs/>
           <w:sz w:val="13"/>
@@ -1498,7 +1498,7 @@
       </w:r>
       <w:r>
         <w:rPr>
-          <w:rFonts w:asciiTheme="minorHAnsi" w:eastAsiaTheme="minorHAnsi" w:hAnsiTheme="minorHAnsi" w:cs="Malgun Gothic Semilight" w:hint="eastAsia"/>
+          <w:rFonts w:ascii="黑体" w:eastAsia="黑体" w:hAnsi="黑体" w:cs="Malgun Gothic Semilight" w:hint="eastAsia"/>
           <w:b/>
           <w:bCs/>
           <w:sz w:val="13"/>
@@ -1509,7 +1509,7 @@
       </w:r>
       <w:r>
         <w:rPr>
-          <w:rFonts w:asciiTheme="minorHAnsi" w:eastAsiaTheme="minorHAnsi" w:hAnsiTheme="minorHAnsi" w:cs="Malgun Gothic Semilight" w:hint="eastAsia"/>
+          <w:rFonts w:ascii="黑体" w:eastAsia="黑体" w:hAnsi="黑体" w:cs="Malgun Gothic Semilight" w:hint="eastAsia"/>
           <w:sz w:val="13"/>
           <w:szCs w:val="13"/>
           <w:lang w:eastAsia="zh-CN"/>
@@ -1520,35 +1520,25 @@
     <w:p>
       <w:pPr>
         <w:rPr>
-          <w:rFonts w:asciiTheme="minorHAnsi" w:eastAsiaTheme="minorHAnsi" w:hAnsiTheme="minorHAnsi" w:cs="Malgun Gothic Semilight"/>
-          <w:sz w:val="13"/>
-          <w:szCs w:val="13"/>
-          <w:lang w:eastAsia="zh-CN"/>
-        </w:rPr>
-      </w:pPr>
-    </w:p>
-    <w:p>
-      <w:pPr>
-        <w:rPr>
-          <w:rFonts w:asciiTheme="minorHAnsi" w:eastAsiaTheme="minorHAnsi" w:hAnsiTheme="minorHAnsi" w:cs="Malgun Gothic Semilight"/>
-          <w:sz w:val="13"/>
-          <w:szCs w:val="13"/>
-          <w:lang w:eastAsia="zh-CN"/>
-        </w:rPr>
-      </w:pPr>
-    </w:p>
-    <w:p>
-      <w:pPr>
-        <w:rPr>
-          <w:rFonts w:asciiTheme="minorHAnsi" w:eastAsiaTheme="minorHAnsi" w:hAnsiTheme="minorHAnsi" w:cs="Malgun Gothic Semilight" w:hint="eastAsia"/>
-          <w:sz w:val="13"/>
-          <w:szCs w:val="13"/>
-          <w:lang w:eastAsia="zh-CN"/>
-        </w:rPr>
-      </w:pPr>
-      <w:r>
-        <w:rPr>
-          <w:rFonts w:asciiTheme="minorHAnsi" w:eastAsiaTheme="minorHAnsi" w:hAnsiTheme="minorHAnsi" w:cs="Malgun Gothic Semilight" w:hint="eastAsia"/>
+          <w:rFonts w:ascii="黑体" w:eastAsia="黑体" w:hAnsi="黑体" w:cs="Malgun Gothic Semilight" w:hint="eastAsia"/>
+          <w:sz w:val="13"/>
+          <w:szCs w:val="13"/>
+          <w:lang w:eastAsia="zh-CN"/>
+        </w:rPr>
+      </w:pPr>
+    </w:p>
+    <w:p>
+      <w:pPr>
+        <w:rPr>
+          <w:rFonts w:ascii="黑体" w:eastAsia="黑体" w:hAnsi="黑体" w:cs="Malgun Gothic Semilight"/>
+          <w:sz w:val="13"/>
+          <w:szCs w:val="13"/>
+          <w:lang w:eastAsia="zh-CN"/>
+        </w:rPr>
+      </w:pPr>
+      <w:r>
+        <w:rPr>
+          <w:rFonts w:ascii="黑体" w:eastAsia="黑体" w:hAnsi="黑体" w:cs="Malgun Gothic Semilight" w:hint="eastAsia"/>
           <w:sz w:val="13"/>
           <w:szCs w:val="13"/>
           <w:lang w:eastAsia="zh-CN"/>
@@ -1559,34 +1549,34 @@
     <w:p>
       <w:pPr>
         <w:rPr>
-          <w:rFonts w:asciiTheme="minorHAnsi" w:eastAsiaTheme="minorHAnsi" w:hAnsiTheme="minorHAnsi" w:cs="Malgun Gothic Semilight" w:hint="eastAsia"/>
-          <w:sz w:val="13"/>
-          <w:szCs w:val="13"/>
-          <w:lang w:eastAsia="zh-CN"/>
-        </w:rPr>
-      </w:pPr>
-      <w:r>
-        <w:rPr>
-          <w:rFonts w:asciiTheme="minorHAnsi" w:eastAsiaTheme="minorHAnsi" w:hAnsiTheme="minorHAnsi" w:cs="Malgun Gothic Semilight" w:hint="eastAsia"/>
-          <w:sz w:val="13"/>
-          <w:szCs w:val="13"/>
-          <w:lang w:eastAsia="zh-CN"/>
-        </w:rPr>
-        <w:t xml:space="preserve"> “以量化为基础的估算”，通常应用于进度管理中的“活动历时估算”。</w:t>
-      </w:r>
-    </w:p>
-    <w:p>
-      <w:pPr>
-        <w:rPr>
-          <w:rFonts w:asciiTheme="minorHAnsi" w:eastAsiaTheme="minorHAnsi" w:hAnsiTheme="minorHAnsi" w:cs="Malgun Gothic Semilight" w:hint="eastAsia"/>
-          <w:sz w:val="13"/>
-          <w:szCs w:val="13"/>
-          <w:lang w:eastAsia="zh-CN"/>
-        </w:rPr>
-      </w:pPr>
-      <w:r>
-        <w:rPr>
-          <w:rFonts w:asciiTheme="minorHAnsi" w:eastAsiaTheme="minorHAnsi" w:hAnsiTheme="minorHAnsi" w:cs="Malgun Gothic Semilight" w:hint="eastAsia"/>
+          <w:rFonts w:ascii="黑体" w:eastAsia="黑体" w:hAnsi="黑体" w:cs="Malgun Gothic Semilight"/>
+          <w:sz w:val="13"/>
+          <w:szCs w:val="13"/>
+          <w:lang w:eastAsia="zh-CN"/>
+        </w:rPr>
+      </w:pPr>
+      <w:r>
+        <w:rPr>
+          <w:rFonts w:ascii="黑体" w:eastAsia="黑体" w:hAnsi="黑体" w:cs="Malgun Gothic Semilight" w:hint="eastAsia"/>
+          <w:sz w:val="13"/>
+          <w:szCs w:val="13"/>
+          <w:lang w:eastAsia="zh-CN"/>
+        </w:rPr>
+        <w:t>“以量化为基础的估算”，通常应用于进度管理中的“活动历时估算”。</w:t>
+      </w:r>
+    </w:p>
+    <w:p>
+      <w:pPr>
+        <w:rPr>
+          <w:rFonts w:ascii="黑体" w:eastAsia="黑体" w:hAnsi="黑体" w:cs="Malgun Gothic Semilight"/>
+          <w:sz w:val="13"/>
+          <w:szCs w:val="13"/>
+          <w:lang w:eastAsia="zh-CN"/>
+        </w:rPr>
+      </w:pPr>
+      <w:r>
+        <w:rPr>
+          <w:rFonts w:ascii="黑体" w:eastAsia="黑体" w:hAnsi="黑体" w:cs="Malgun Gothic Semilight" w:hint="eastAsia"/>
           <w:sz w:val="13"/>
           <w:szCs w:val="13"/>
           <w:lang w:eastAsia="zh-CN"/>
@@ -1597,25 +1587,25 @@
     <w:p>
       <w:pPr>
         <w:rPr>
-          <w:rFonts w:asciiTheme="minorHAnsi" w:eastAsiaTheme="minorHAnsi" w:hAnsiTheme="minorHAnsi" w:cs="Malgun Gothic Semilight"/>
-          <w:sz w:val="13"/>
-          <w:szCs w:val="13"/>
-          <w:lang w:eastAsia="zh-CN"/>
-        </w:rPr>
-      </w:pPr>
-    </w:p>
-    <w:p>
-      <w:pPr>
-        <w:rPr>
-          <w:rFonts w:asciiTheme="minorHAnsi" w:eastAsiaTheme="minorHAnsi" w:hAnsiTheme="minorHAnsi" w:cs="Malgun Gothic Semilight"/>
-          <w:sz w:val="13"/>
-          <w:szCs w:val="13"/>
-          <w:lang w:eastAsia="zh-CN"/>
-        </w:rPr>
-      </w:pPr>
-      <w:r>
-        <w:rPr>
-          <w:rFonts w:asciiTheme="minorHAnsi" w:eastAsiaTheme="minorHAnsi" w:hAnsiTheme="minorHAnsi" w:cs="Malgun Gothic Semilight" w:hint="eastAsia"/>
+          <w:rFonts w:ascii="黑体" w:eastAsia="黑体" w:hAnsi="黑体" w:cs="Malgun Gothic Semilight"/>
+          <w:sz w:val="13"/>
+          <w:szCs w:val="13"/>
+          <w:lang w:eastAsia="zh-CN"/>
+        </w:rPr>
+      </w:pPr>
+    </w:p>
+    <w:p>
+      <w:pPr>
+        <w:rPr>
+          <w:rFonts w:ascii="黑体" w:eastAsia="黑体" w:hAnsi="黑体" w:cs="Malgun Gothic Semilight"/>
+          <w:sz w:val="13"/>
+          <w:szCs w:val="13"/>
+          <w:lang w:eastAsia="zh-CN"/>
+        </w:rPr>
+      </w:pPr>
+      <w:r>
+        <w:rPr>
+          <w:rFonts w:ascii="黑体" w:eastAsia="黑体" w:hAnsi="黑体" w:cs="Malgun Gothic Semilight" w:hint="eastAsia"/>
           <w:sz w:val="13"/>
           <w:szCs w:val="13"/>
           <w:lang w:eastAsia="zh-CN"/>
@@ -1624,7 +1614,7 @@
       </w:r>
       <w:r>
         <w:rPr>
-          <w:rFonts w:asciiTheme="minorHAnsi" w:eastAsiaTheme="minorHAnsi" w:hAnsiTheme="minorHAnsi" w:cs="Malgun Gothic Semilight" w:hint="eastAsia"/>
+          <w:rFonts w:ascii="黑体" w:eastAsia="黑体" w:hAnsi="黑体" w:cs="Malgun Gothic Semilight" w:hint="eastAsia"/>
           <w:b/>
           <w:bCs/>
           <w:sz w:val="13"/>
@@ -1635,7 +1625,7 @@
       </w:r>
       <w:r>
         <w:rPr>
-          <w:rFonts w:asciiTheme="minorHAnsi" w:eastAsiaTheme="minorHAnsi" w:hAnsiTheme="minorHAnsi" w:cs="Malgun Gothic Semilight" w:hint="eastAsia"/>
+          <w:rFonts w:ascii="黑体" w:eastAsia="黑体" w:hAnsi="黑体" w:cs="Malgun Gothic Semilight" w:hint="eastAsia"/>
           <w:sz w:val="13"/>
           <w:szCs w:val="13"/>
           <w:lang w:eastAsia="zh-CN"/>
@@ -1646,25 +1636,25 @@
     <w:p>
       <w:pPr>
         <w:rPr>
-          <w:rFonts w:asciiTheme="minorHAnsi" w:eastAsiaTheme="minorHAnsi" w:hAnsiTheme="minorHAnsi" w:cs="Malgun Gothic Semilight"/>
-          <w:sz w:val="13"/>
-          <w:szCs w:val="13"/>
-          <w:lang w:eastAsia="zh-CN"/>
-        </w:rPr>
-      </w:pPr>
-    </w:p>
-    <w:p>
-      <w:pPr>
-        <w:rPr>
-          <w:rFonts w:asciiTheme="minorHAnsi" w:eastAsiaTheme="minorHAnsi" w:hAnsiTheme="minorHAnsi" w:cs="Malgun Gothic Semilight"/>
-          <w:sz w:val="13"/>
-          <w:szCs w:val="13"/>
-          <w:lang w:eastAsia="zh-CN"/>
-        </w:rPr>
-      </w:pPr>
-      <w:r>
-        <w:rPr>
-          <w:rFonts w:asciiTheme="minorHAnsi" w:eastAsiaTheme="minorHAnsi" w:hAnsiTheme="minorHAnsi" w:cs="Malgun Gothic Semilight" w:hint="eastAsia"/>
+          <w:rFonts w:ascii="黑体" w:eastAsia="黑体" w:hAnsi="黑体" w:cs="Malgun Gothic Semilight"/>
+          <w:sz w:val="13"/>
+          <w:szCs w:val="13"/>
+          <w:lang w:eastAsia="zh-CN"/>
+        </w:rPr>
+      </w:pPr>
+    </w:p>
+    <w:p>
+      <w:pPr>
+        <w:rPr>
+          <w:rFonts w:ascii="黑体" w:eastAsia="黑体" w:hAnsi="黑体" w:cs="Malgun Gothic Semilight"/>
+          <w:sz w:val="13"/>
+          <w:szCs w:val="13"/>
+          <w:lang w:eastAsia="zh-CN"/>
+        </w:rPr>
+      </w:pPr>
+      <w:r>
+        <w:rPr>
+          <w:rFonts w:ascii="黑体" w:eastAsia="黑体" w:hAnsi="黑体" w:cs="Malgun Gothic Semilight" w:hint="eastAsia"/>
           <w:b/>
           <w:bCs/>
           <w:sz w:val="13"/>
@@ -1675,36 +1665,54 @@
       </w:r>
       <w:r>
         <w:rPr>
-          <w:rFonts w:asciiTheme="minorHAnsi" w:eastAsiaTheme="minorHAnsi" w:hAnsiTheme="minorHAnsi" w:cs="Malgun Gothic Semilight" w:hint="eastAsia"/>
-          <w:sz w:val="13"/>
-          <w:szCs w:val="13"/>
-          <w:lang w:eastAsia="zh-CN"/>
-        </w:rPr>
-        <w:t>是基于某应用领域、知识领域、学科和行业等的专业知识而做出的，关于当前活动 的合理判断。 这些专业知识可来自具有专业学历、知识、技能、经验或培训经历的任何小组或个 人。在题目所给出的 4 个选项中，专家判断是确定为了完成项目工作所需的资源和技能水平的最 佳方法。</w:t>
-      </w:r>
-    </w:p>
-    <w:p>
-      <w:pPr>
-        <w:rPr>
-          <w:rFonts w:asciiTheme="minorHAnsi" w:eastAsiaTheme="minorHAnsi" w:hAnsiTheme="minorHAnsi" w:cs="Malgun Gothic Semilight"/>
-          <w:sz w:val="13"/>
-          <w:szCs w:val="13"/>
-          <w:lang w:eastAsia="zh-CN"/>
-        </w:rPr>
-      </w:pPr>
-    </w:p>
-    <w:p>
-      <w:pPr>
-        <w:rPr>
-          <w:rFonts w:asciiTheme="minorHAnsi" w:eastAsiaTheme="minorHAnsi" w:hAnsiTheme="minorHAnsi" w:cs="Malgun Gothic Semilight"/>
-          <w:sz w:val="13"/>
-          <w:szCs w:val="13"/>
-          <w:lang w:eastAsia="zh-CN"/>
-        </w:rPr>
-      </w:pPr>
-      <w:r>
-        <w:rPr>
-          <w:rFonts w:asciiTheme="minorHAnsi" w:eastAsiaTheme="minorHAnsi" w:hAnsiTheme="minorHAnsi" w:cs="Malgun Gothic Semilight" w:hint="eastAsia"/>
+          <w:rFonts w:ascii="黑体" w:eastAsia="黑体" w:hAnsi="黑体" w:cs="Malgun Gothic Semilight" w:hint="eastAsia"/>
+          <w:sz w:val="13"/>
+          <w:szCs w:val="13"/>
+          <w:lang w:eastAsia="zh-CN"/>
+        </w:rPr>
+        <w:t>是基于某应用领域、知识领域、学科和行业等的专业知识而做出的，关于当前活动 的合理判断。 这些专业知识可来自具有专业学历、知识、技能、经验或培训经历的任何小组或个 人。在题目所给出的</w:t>
+      </w:r>
+      <w:r>
+        <w:rPr>
+          <w:rFonts w:ascii="黑体" w:eastAsia="黑体" w:hAnsi="黑体" w:cs="Malgun Gothic Semilight" w:hint="eastAsia"/>
+          <w:sz w:val="13"/>
+          <w:szCs w:val="13"/>
+          <w:lang w:eastAsia="zh-CN"/>
+        </w:rPr>
+        <w:t>4</w:t>
+      </w:r>
+      <w:r>
+        <w:rPr>
+          <w:rFonts w:ascii="黑体" w:eastAsia="黑体" w:hAnsi="黑体" w:cs="Malgun Gothic Semilight" w:hint="eastAsia"/>
+          <w:sz w:val="13"/>
+          <w:szCs w:val="13"/>
+          <w:lang w:eastAsia="zh-CN"/>
+        </w:rPr>
+        <w:t>个选项中，专家判断是确定为了完成项目工作所需的资源和技能水平的最 佳方法。</w:t>
+      </w:r>
+    </w:p>
+    <w:p>
+      <w:pPr>
+        <w:rPr>
+          <w:rFonts w:ascii="黑体" w:eastAsia="黑体" w:hAnsi="黑体" w:cs="Malgun Gothic Semilight"/>
+          <w:sz w:val="13"/>
+          <w:szCs w:val="13"/>
+          <w:lang w:eastAsia="zh-CN"/>
+        </w:rPr>
+      </w:pPr>
+    </w:p>
+    <w:p>
+      <w:pPr>
+        <w:rPr>
+          <w:rFonts w:ascii="黑体" w:eastAsia="黑体" w:hAnsi="黑体" w:cs="Malgun Gothic Semilight" w:hint="eastAsia"/>
+          <w:sz w:val="13"/>
+          <w:szCs w:val="13"/>
+          <w:lang w:eastAsia="zh-CN"/>
+        </w:rPr>
+      </w:pPr>
+      <w:r>
+        <w:rPr>
+          <w:rFonts w:ascii="黑体" w:eastAsia="黑体" w:hAnsi="黑体" w:cs="Malgun Gothic Semilight" w:hint="eastAsia"/>
           <w:b/>
           <w:bCs/>
           <w:sz w:val="13"/>
@@ -1715,46 +1723,26 @@
       </w:r>
       <w:r>
         <w:rPr>
-          <w:rFonts w:asciiTheme="minorHAnsi" w:eastAsiaTheme="minorHAnsi" w:hAnsiTheme="minorHAnsi" w:cs="Malgun Gothic Semilight" w:hint="eastAsia"/>
-          <w:sz w:val="13"/>
-          <w:szCs w:val="13"/>
-          <w:lang w:eastAsia="zh-CN"/>
-        </w:rPr>
-        <w:t>：成本汇总、准备金分析、参数估算资金限制平衡，挣 值分析是成本控制的工具，不是成本预算的工具或技术。</w:t>
-      </w:r>
-    </w:p>
-    <w:p>
-      <w:pPr>
-        <w:rPr>
-          <w:rFonts w:asciiTheme="minorHAnsi" w:eastAsiaTheme="minorHAnsi" w:hAnsiTheme="minorHAnsi" w:cs="Malgun Gothic Semilight"/>
-          <w:sz w:val="13"/>
-          <w:szCs w:val="13"/>
-          <w:lang w:eastAsia="zh-CN"/>
-        </w:rPr>
-      </w:pPr>
-    </w:p>
-    <w:p>
-      <w:pPr>
-        <w:rPr>
-          <w:rFonts w:asciiTheme="minorHAnsi" w:eastAsiaTheme="minorHAnsi" w:hAnsiTheme="minorHAnsi" w:cs="Malgun Gothic Semilight"/>
-          <w:sz w:val="13"/>
-          <w:szCs w:val="13"/>
-          <w:lang w:eastAsia="zh-CN"/>
-        </w:rPr>
-      </w:pPr>
-    </w:p>
-    <w:p>
-      <w:pPr>
-        <w:rPr>
-          <w:rFonts w:asciiTheme="minorHAnsi" w:eastAsiaTheme="minorHAnsi" w:hAnsiTheme="minorHAnsi" w:cs="Malgun Gothic Semilight"/>
-          <w:sz w:val="13"/>
-          <w:szCs w:val="13"/>
-          <w:lang w:eastAsia="zh-CN"/>
-        </w:rPr>
-      </w:pPr>
-      <w:r>
-        <w:rPr>
-          <w:rFonts w:asciiTheme="minorHAnsi" w:eastAsiaTheme="minorHAnsi" w:hAnsiTheme="minorHAnsi" w:cs="Malgun Gothic Semilight" w:hint="eastAsia"/>
+          <w:rFonts w:ascii="黑体" w:eastAsia="黑体" w:hAnsi="黑体" w:cs="Malgun Gothic Semilight" w:hint="eastAsia"/>
+          <w:sz w:val="13"/>
+          <w:szCs w:val="13"/>
+          <w:lang w:eastAsia="zh-CN"/>
+        </w:rPr>
+        <w:t>：成本汇总、准备金分析、参数估算资金限制平衡，挣值分析是成本控制的工具，不是成本预算的工具或技术。</w:t>
+      </w:r>
+    </w:p>
+    <w:p>
+      <w:pPr>
+        <w:rPr>
+          <w:rFonts w:ascii="黑体" w:eastAsia="黑体" w:hAnsi="黑体" w:cs="Malgun Gothic Semilight"/>
+          <w:sz w:val="13"/>
+          <w:szCs w:val="13"/>
+          <w:lang w:eastAsia="zh-CN"/>
+        </w:rPr>
+      </w:pPr>
+      <w:r>
+        <w:rPr>
+          <w:rFonts w:ascii="黑体" w:eastAsia="黑体" w:hAnsi="黑体" w:cs="Malgun Gothic Semilight" w:hint="eastAsia"/>
           <w:b/>
           <w:bCs/>
           <w:sz w:val="13"/>
@@ -1765,7 +1753,7 @@
       </w:r>
       <w:r>
         <w:rPr>
-          <w:rFonts w:asciiTheme="minorHAnsi" w:eastAsiaTheme="minorHAnsi" w:hAnsiTheme="minorHAnsi" w:cs="Malgun Gothic Semilight" w:hint="eastAsia"/>
+          <w:rFonts w:ascii="黑体" w:eastAsia="黑体" w:hAnsi="黑体" w:cs="Malgun Gothic Semilight" w:hint="eastAsia"/>
           <w:sz w:val="13"/>
           <w:szCs w:val="13"/>
           <w:lang w:eastAsia="zh-CN"/>
@@ -1776,15 +1764,15 @@
     <w:p>
       <w:pPr>
         <w:rPr>
-          <w:rFonts w:asciiTheme="minorHAnsi" w:eastAsiaTheme="minorHAnsi" w:hAnsiTheme="minorHAnsi" w:cs="Malgun Gothic Semilight"/>
-          <w:sz w:val="13"/>
-          <w:szCs w:val="13"/>
-          <w:lang w:eastAsia="zh-CN"/>
-        </w:rPr>
-      </w:pPr>
-      <w:r>
-        <w:rPr>
-          <w:rFonts w:asciiTheme="minorHAnsi" w:eastAsiaTheme="minorHAnsi" w:hAnsiTheme="minorHAnsi" w:cs="Malgun Gothic Semilight" w:hint="eastAsia"/>
+          <w:rFonts w:ascii="黑体" w:eastAsia="黑体" w:hAnsi="黑体" w:cs="Malgun Gothic Semilight" w:hint="eastAsia"/>
+          <w:sz w:val="13"/>
+          <w:szCs w:val="13"/>
+          <w:lang w:eastAsia="zh-CN"/>
+        </w:rPr>
+      </w:pPr>
+      <w:r>
+        <w:rPr>
+          <w:rFonts w:ascii="黑体" w:eastAsia="黑体" w:hAnsi="黑体" w:cs="Malgun Gothic Semilight" w:hint="eastAsia"/>
           <w:b/>
           <w:bCs/>
           <w:sz w:val="13"/>
@@ -1795,7 +1783,7 @@
       </w:r>
       <w:r>
         <w:rPr>
-          <w:rFonts w:asciiTheme="minorHAnsi" w:eastAsiaTheme="minorHAnsi" w:hAnsiTheme="minorHAnsi" w:cs="Malgun Gothic Semilight" w:hint="eastAsia"/>
+          <w:rFonts w:ascii="黑体" w:eastAsia="黑体" w:hAnsi="黑体" w:cs="Malgun Gothic Semilight" w:hint="eastAsia"/>
           <w:sz w:val="13"/>
           <w:szCs w:val="13"/>
           <w:lang w:eastAsia="zh-CN"/>
@@ -1806,54 +1794,45 @@
     <w:p>
       <w:pPr>
         <w:rPr>
-          <w:rFonts w:asciiTheme="minorHAnsi" w:eastAsiaTheme="minorHAnsi" w:hAnsiTheme="minorHAnsi" w:cs="Malgun Gothic Semilight"/>
-          <w:sz w:val="13"/>
-          <w:szCs w:val="13"/>
-          <w:lang w:eastAsia="zh-CN"/>
-        </w:rPr>
-      </w:pPr>
-    </w:p>
-    <w:p>
-      <w:pPr>
-        <w:rPr>
-          <w:rFonts w:asciiTheme="minorHAnsi" w:eastAsiaTheme="minorHAnsi" w:hAnsiTheme="minorHAnsi" w:cs="Malgun Gothic Semilight"/>
-          <w:sz w:val="13"/>
-          <w:szCs w:val="13"/>
-          <w:lang w:eastAsia="zh-CN"/>
-        </w:rPr>
-      </w:pPr>
-    </w:p>
-    <w:p>
-      <w:pPr>
-        <w:rPr>
-          <w:rFonts w:asciiTheme="minorHAnsi" w:eastAsiaTheme="minorHAnsi" w:hAnsiTheme="minorHAnsi" w:cs="Malgun Gothic Semilight" w:hint="eastAsia"/>
-          <w:sz w:val="13"/>
-          <w:szCs w:val="13"/>
-          <w:lang w:eastAsia="zh-CN"/>
-        </w:rPr>
-      </w:pPr>
-      <w:r>
-        <w:rPr>
-          <w:rFonts w:asciiTheme="minorHAnsi" w:eastAsiaTheme="minorHAnsi" w:hAnsiTheme="minorHAnsi" w:cs="Malgun Gothic Semilight" w:hint="eastAsia"/>
-          <w:sz w:val="13"/>
-          <w:szCs w:val="13"/>
-          <w:lang w:eastAsia="zh-CN"/>
-        </w:rPr>
-        <w:t>成本执行（绩效）指数（CPI）等于挣值（EV）和实际成本（AC）的比值。CPI 是最常用的成 本效率指标。计算公式为：CPI=EV/AC</w:t>
-      </w:r>
-    </w:p>
-    <w:p>
-      <w:pPr>
-        <w:rPr>
-          <w:rFonts w:asciiTheme="minorHAnsi" w:eastAsiaTheme="minorHAnsi" w:hAnsiTheme="minorHAnsi" w:cs="Malgun Gothic Semilight" w:hint="eastAsia"/>
-          <w:sz w:val="13"/>
-          <w:szCs w:val="13"/>
-          <w:lang w:eastAsia="zh-CN"/>
-        </w:rPr>
-      </w:pPr>
-      <w:r>
-        <w:rPr>
-          <w:rFonts w:asciiTheme="minorHAnsi" w:eastAsiaTheme="minorHAnsi" w:hAnsiTheme="minorHAnsi" w:cs="Malgun Gothic Semilight" w:hint="eastAsia"/>
+          <w:rFonts w:ascii="黑体" w:eastAsia="黑体" w:hAnsi="黑体" w:cs="Malgun Gothic Semilight"/>
+          <w:sz w:val="13"/>
+          <w:szCs w:val="13"/>
+          <w:u w:val="single"/>
+          <w:lang w:eastAsia="zh-CN"/>
+        </w:rPr>
+      </w:pPr>
+      <w:r>
+        <w:rPr>
+          <w:rFonts w:ascii="黑体" w:eastAsia="黑体" w:hAnsi="黑体" w:cs="Malgun Gothic Semilight" w:hint="eastAsia"/>
+          <w:sz w:val="13"/>
+          <w:szCs w:val="13"/>
+          <w:lang w:eastAsia="zh-CN"/>
+        </w:rPr>
+        <w:t>成本执行（绩效）指数（CPI）等于挣值（EV）和实际成本（AC）的比值。CPI 是最常用的成本效率指标。计算公式为：</w:t>
+      </w:r>
+      <w:r>
+        <w:rPr>
+          <w:rFonts w:ascii="黑体" w:eastAsia="黑体" w:hAnsi="黑体" w:cs="Malgun Gothic Semilight" w:hint="eastAsia"/>
+          <w:sz w:val="13"/>
+          <w:szCs w:val="13"/>
+          <w:u w:val="single"/>
+          <w:lang w:eastAsia="zh-CN"/>
+        </w:rPr>
+        <w:t>CPI=EV/AC</w:t>
+      </w:r>
+    </w:p>
+    <w:p>
+      <w:pPr>
+        <w:rPr>
+          <w:rFonts w:ascii="黑体" w:eastAsia="黑体" w:hAnsi="黑体" w:cs="Malgun Gothic Semilight"/>
+          <w:sz w:val="13"/>
+          <w:szCs w:val="13"/>
+          <w:lang w:eastAsia="zh-CN"/>
+        </w:rPr>
+      </w:pPr>
+      <w:r>
+        <w:rPr>
+          <w:rFonts w:ascii="黑体" w:eastAsia="黑体" w:hAnsi="黑体" w:cs="Malgun Gothic Semilight" w:hint="eastAsia"/>
           <w:sz w:val="13"/>
           <w:szCs w:val="13"/>
           <w:lang w:eastAsia="zh-CN"/>
@@ -1864,44 +1843,70 @@
     <w:p>
       <w:pPr>
         <w:rPr>
-          <w:rFonts w:asciiTheme="minorHAnsi" w:eastAsiaTheme="minorHAnsi" w:hAnsiTheme="minorHAnsi" w:cs="Malgun Gothic Semilight"/>
-          <w:sz w:val="13"/>
-          <w:szCs w:val="13"/>
-          <w:lang w:eastAsia="zh-CN"/>
-        </w:rPr>
-      </w:pPr>
-      <w:r>
-        <w:rPr>
-          <w:rFonts w:asciiTheme="minorHAnsi" w:eastAsiaTheme="minorHAnsi" w:hAnsiTheme="minorHAnsi" w:cs="Malgun Gothic Semilight" w:hint="eastAsia"/>
-          <w:sz w:val="13"/>
-          <w:szCs w:val="13"/>
-          <w:lang w:eastAsia="zh-CN"/>
-        </w:rPr>
-        <w:t>实际总成本（（AC）的比值。 CPI 值若小于 1 则表示实际成本超出预算， CPI 值若大于 1 则表示实 际成本低于预算。</w:t>
-      </w:r>
-    </w:p>
-    <w:p>
-      <w:pPr>
-        <w:rPr>
-          <w:rFonts w:asciiTheme="minorHAnsi" w:eastAsiaTheme="minorHAnsi" w:hAnsiTheme="minorHAnsi" w:cs="Malgun Gothic Semilight"/>
-          <w:sz w:val="13"/>
-          <w:szCs w:val="13"/>
-          <w:lang w:eastAsia="zh-CN"/>
-        </w:rPr>
-      </w:pPr>
-    </w:p>
-    <w:p>
-      <w:pPr>
-        <w:rPr>
-          <w:rFonts w:asciiTheme="minorHAnsi" w:eastAsiaTheme="minorHAnsi" w:hAnsiTheme="minorHAnsi" w:cs="Malgun Gothic Semilight" w:hint="eastAsia"/>
-          <w:sz w:val="13"/>
-          <w:szCs w:val="13"/>
-          <w:lang w:eastAsia="zh-CN"/>
-        </w:rPr>
-      </w:pPr>
-      <w:r>
-        <w:rPr>
-          <w:rFonts w:asciiTheme="minorHAnsi" w:eastAsiaTheme="minorHAnsi" w:hAnsiTheme="minorHAnsi" w:cs="Malgun Gothic Semilight" w:hint="eastAsia"/>
+          <w:rFonts w:ascii="黑体" w:eastAsia="黑体" w:hAnsi="黑体" w:cs="Malgun Gothic Semilight" w:hint="eastAsia"/>
+          <w:sz w:val="13"/>
+          <w:szCs w:val="13"/>
+          <w:lang w:eastAsia="zh-CN"/>
+        </w:rPr>
+      </w:pPr>
+      <w:r>
+        <w:rPr>
+          <w:rFonts w:ascii="黑体" w:eastAsia="黑体" w:hAnsi="黑体" w:cs="Malgun Gothic Semilight" w:hint="eastAsia"/>
+          <w:sz w:val="13"/>
+          <w:szCs w:val="13"/>
+          <w:lang w:eastAsia="zh-CN"/>
+        </w:rPr>
+        <w:t>实际总成本（（AC）的比值。 CPI 值若小于 1 则表示实际成本超出预算，</w:t>
+      </w:r>
+      <w:r>
+        <w:rPr>
+          <w:rFonts w:ascii="黑体" w:eastAsia="黑体" w:hAnsi="黑体" w:cs="Malgun Gothic Semilight" w:hint="eastAsia"/>
+          <w:sz w:val="13"/>
+          <w:szCs w:val="13"/>
+          <w:lang w:eastAsia="zh-CN"/>
+        </w:rPr>
+        <w:t xml:space="preserve"> CPI</w:t>
+      </w:r>
+      <w:r>
+        <w:rPr>
+          <w:rFonts w:ascii="黑体" w:eastAsia="黑体" w:hAnsi="黑体" w:cs="Malgun Gothic Semilight" w:hint="eastAsia"/>
+          <w:sz w:val="13"/>
+          <w:szCs w:val="13"/>
+          <w:lang w:eastAsia="zh-CN"/>
+        </w:rPr>
+        <w:t>值若大于</w:t>
+      </w:r>
+      <w:r>
+        <w:rPr>
+          <w:rFonts w:ascii="黑体" w:eastAsia="黑体" w:hAnsi="黑体" w:cs="Malgun Gothic Semilight" w:hint="eastAsia"/>
+          <w:sz w:val="13"/>
+          <w:szCs w:val="13"/>
+          <w:lang w:eastAsia="zh-CN"/>
+        </w:rPr>
+        <w:t>1</w:t>
+      </w:r>
+      <w:r>
+        <w:rPr>
+          <w:rFonts w:ascii="黑体" w:eastAsia="黑体" w:hAnsi="黑体" w:cs="Malgun Gothic Semilight" w:hint="eastAsia"/>
+          <w:sz w:val="13"/>
+          <w:szCs w:val="13"/>
+          <w:lang w:eastAsia="zh-CN"/>
+        </w:rPr>
+        <w:t>则表示实 际成本低于预算。</w:t>
+      </w:r>
+    </w:p>
+    <w:p>
+      <w:pPr>
+        <w:rPr>
+          <w:rFonts w:ascii="黑体" w:eastAsia="黑体" w:hAnsi="黑体" w:cs="Malgun Gothic Semilight"/>
+          <w:sz w:val="13"/>
+          <w:szCs w:val="13"/>
+          <w:lang w:eastAsia="zh-CN"/>
+        </w:rPr>
+      </w:pPr>
+      <w:r>
+        <w:rPr>
+          <w:rFonts w:ascii="黑体" w:eastAsia="黑体" w:hAnsi="黑体" w:cs="Malgun Gothic Semilight" w:hint="eastAsia"/>
           <w:sz w:val="13"/>
           <w:szCs w:val="13"/>
           <w:lang w:eastAsia="zh-CN"/>
@@ -1912,15 +1917,15 @@
     <w:p>
       <w:pPr>
         <w:rPr>
-          <w:rFonts w:asciiTheme="minorHAnsi" w:eastAsiaTheme="minorHAnsi" w:hAnsiTheme="minorHAnsi" w:cs="Malgun Gothic Semilight" w:hint="eastAsia"/>
-          <w:sz w:val="13"/>
-          <w:szCs w:val="13"/>
-          <w:lang w:eastAsia="zh-CN"/>
-        </w:rPr>
-      </w:pPr>
-      <w:r>
-        <w:rPr>
-          <w:rFonts w:asciiTheme="minorHAnsi" w:eastAsiaTheme="minorHAnsi" w:hAnsiTheme="minorHAnsi" w:cs="Malgun Gothic Semilight" w:hint="eastAsia"/>
+          <w:rFonts w:ascii="黑体" w:eastAsia="黑体" w:hAnsi="黑体" w:cs="Malgun Gothic Semilight"/>
+          <w:sz w:val="13"/>
+          <w:szCs w:val="13"/>
+          <w:lang w:eastAsia="zh-CN"/>
+        </w:rPr>
+      </w:pPr>
+      <w:r>
+        <w:rPr>
+          <w:rFonts w:ascii="黑体" w:eastAsia="黑体" w:hAnsi="黑体" w:cs="Malgun Gothic Semilight" w:hint="eastAsia"/>
           <w:sz w:val="13"/>
           <w:szCs w:val="13"/>
           <w:lang w:eastAsia="zh-CN"/>
@@ -1931,15 +1936,15 @@
     <w:p>
       <w:pPr>
         <w:rPr>
-          <w:rFonts w:asciiTheme="minorHAnsi" w:eastAsiaTheme="minorHAnsi" w:hAnsiTheme="minorHAnsi" w:cs="Malgun Gothic Semilight" w:hint="eastAsia"/>
-          <w:sz w:val="13"/>
-          <w:szCs w:val="13"/>
-          <w:lang w:eastAsia="zh-CN"/>
-        </w:rPr>
-      </w:pPr>
-      <w:r>
-        <w:rPr>
-          <w:rFonts w:asciiTheme="minorHAnsi" w:eastAsiaTheme="minorHAnsi" w:hAnsiTheme="minorHAnsi" w:cs="Malgun Gothic Semilight" w:hint="eastAsia"/>
+          <w:rFonts w:ascii="黑体" w:eastAsia="黑体" w:hAnsi="黑体" w:cs="Malgun Gothic Semilight"/>
+          <w:sz w:val="13"/>
+          <w:szCs w:val="13"/>
+          <w:lang w:eastAsia="zh-CN"/>
+        </w:rPr>
+      </w:pPr>
+      <w:r>
+        <w:rPr>
+          <w:rFonts w:ascii="黑体" w:eastAsia="黑体" w:hAnsi="黑体" w:cs="Malgun Gothic Semilight" w:hint="eastAsia"/>
           <w:sz w:val="13"/>
           <w:szCs w:val="13"/>
           <w:lang w:eastAsia="zh-CN"/>
@@ -1950,15 +1955,15 @@
     <w:p>
       <w:pPr>
         <w:rPr>
-          <w:rFonts w:asciiTheme="minorHAnsi" w:eastAsiaTheme="minorHAnsi" w:hAnsiTheme="minorHAnsi" w:cs="Malgun Gothic Semilight" w:hint="eastAsia"/>
-          <w:sz w:val="13"/>
-          <w:szCs w:val="13"/>
-          <w:lang w:eastAsia="zh-CN"/>
-        </w:rPr>
-      </w:pPr>
-      <w:r>
-        <w:rPr>
-          <w:rFonts w:asciiTheme="minorHAnsi" w:eastAsiaTheme="minorHAnsi" w:hAnsiTheme="minorHAnsi" w:cs="Malgun Gothic Semilight" w:hint="eastAsia"/>
+          <w:rFonts w:ascii="黑体" w:eastAsia="黑体" w:hAnsi="黑体" w:cs="Malgun Gothic Semilight"/>
+          <w:sz w:val="13"/>
+          <w:szCs w:val="13"/>
+          <w:lang w:eastAsia="zh-CN"/>
+        </w:rPr>
+      </w:pPr>
+      <w:r>
+        <w:rPr>
+          <w:rFonts w:ascii="黑体" w:eastAsia="黑体" w:hAnsi="黑体" w:cs="Malgun Gothic Semilight" w:hint="eastAsia"/>
           <w:sz w:val="13"/>
           <w:szCs w:val="13"/>
           <w:lang w:eastAsia="zh-CN"/>
@@ -1969,15 +1974,15 @@
     <w:p>
       <w:pPr>
         <w:rPr>
-          <w:rFonts w:asciiTheme="minorHAnsi" w:eastAsiaTheme="minorHAnsi" w:hAnsiTheme="minorHAnsi" w:cs="Malgun Gothic Semilight"/>
-          <w:sz w:val="13"/>
-          <w:szCs w:val="13"/>
-          <w:lang w:eastAsia="zh-CN"/>
-        </w:rPr>
-      </w:pPr>
-      <w:r>
-        <w:rPr>
-          <w:rFonts w:asciiTheme="minorHAnsi" w:eastAsiaTheme="minorHAnsi" w:hAnsiTheme="minorHAnsi" w:cs="Malgun Gothic Semilight" w:hint="eastAsia"/>
+          <w:rFonts w:ascii="黑体" w:eastAsia="黑体" w:hAnsi="黑体" w:cs="Malgun Gothic Semilight"/>
+          <w:sz w:val="13"/>
+          <w:szCs w:val="13"/>
+          <w:lang w:eastAsia="zh-CN"/>
+        </w:rPr>
+      </w:pPr>
+      <w:r>
+        <w:rPr>
+          <w:rFonts w:ascii="黑体" w:eastAsia="黑体" w:hAnsi="黑体" w:cs="Malgun Gothic Semilight" w:hint="eastAsia"/>
           <w:sz w:val="13"/>
           <w:szCs w:val="13"/>
           <w:lang w:eastAsia="zh-CN"/>
@@ -1988,25 +1993,25 @@
     <w:p>
       <w:pPr>
         <w:rPr>
-          <w:rFonts w:asciiTheme="minorHAnsi" w:eastAsiaTheme="minorHAnsi" w:hAnsiTheme="minorHAnsi" w:cs="Malgun Gothic Semilight"/>
-          <w:sz w:val="13"/>
-          <w:szCs w:val="13"/>
-          <w:lang w:eastAsia="zh-CN"/>
-        </w:rPr>
-      </w:pPr>
-    </w:p>
-    <w:p>
-      <w:pPr>
-        <w:rPr>
-          <w:rFonts w:asciiTheme="minorHAnsi" w:eastAsiaTheme="minorHAnsi" w:hAnsiTheme="minorHAnsi" w:cs="Malgun Gothic Semilight"/>
-          <w:sz w:val="13"/>
-          <w:szCs w:val="13"/>
-          <w:lang w:eastAsia="zh-CN"/>
-        </w:rPr>
-      </w:pPr>
-      <w:r>
-        <w:rPr>
-          <w:rFonts w:asciiTheme="minorHAnsi" w:eastAsiaTheme="minorHAnsi" w:hAnsiTheme="minorHAnsi" w:cs="Malgun Gothic Semilight" w:hint="eastAsia"/>
+          <w:rFonts w:ascii="黑体" w:eastAsia="黑体" w:hAnsi="黑体" w:cs="Malgun Gothic Semilight"/>
+          <w:sz w:val="13"/>
+          <w:szCs w:val="13"/>
+          <w:lang w:eastAsia="zh-CN"/>
+        </w:rPr>
+      </w:pPr>
+    </w:p>
+    <w:p>
+      <w:pPr>
+        <w:rPr>
+          <w:rFonts w:ascii="黑体" w:eastAsia="黑体" w:hAnsi="黑体" w:cs="Malgun Gothic Semilight"/>
+          <w:sz w:val="13"/>
+          <w:szCs w:val="13"/>
+          <w:lang w:eastAsia="zh-CN"/>
+        </w:rPr>
+      </w:pPr>
+      <w:r>
+        <w:rPr>
+          <w:rFonts w:ascii="黑体" w:eastAsia="黑体" w:hAnsi="黑体" w:cs="Malgun Gothic Semilight" w:hint="eastAsia"/>
           <w:sz w:val="13"/>
           <w:szCs w:val="13"/>
           <w:lang w:eastAsia="zh-CN"/>
@@ -2015,45 +2020,102 @@
       </w:r>
       <w:r>
         <w:rPr>
-          <w:rFonts w:asciiTheme="minorHAnsi" w:eastAsiaTheme="minorHAnsi" w:hAnsiTheme="minorHAnsi" w:cs="Malgun Gothic Semilight" w:hint="eastAsia"/>
+          <w:rFonts w:ascii="黑体" w:eastAsia="黑体" w:hAnsi="黑体" w:cs="Malgun Gothic Semilight" w:hint="eastAsia"/>
           <w:sz w:val="13"/>
           <w:szCs w:val="13"/>
           <w:lang w:eastAsia="zh-CN"/>
         </w:rPr>
         <w:t>：</w:t>
       </w:r>
-      <w:r>
-        <w:rPr>
-          <w:rFonts w:asciiTheme="minorHAnsi" w:eastAsiaTheme="minorHAnsi" w:hAnsiTheme="minorHAnsi" w:cs="Malgun Gothic Semilight" w:hint="eastAsia"/>
-          <w:sz w:val="13"/>
-          <w:szCs w:val="13"/>
-          <w:lang w:eastAsia="zh-CN"/>
-        </w:rPr>
-        <w:t>（1）判断项目进度的当前状态；（2）对引起进度变更的因素施加影响（3） 判断项目进度是否已经发生变更（4）当变更实际发生时严格按照变更控制流程对其进行管理</w:t>
-      </w:r>
-    </w:p>
-    <w:p>
-      <w:pPr>
-        <w:rPr>
-          <w:rFonts w:asciiTheme="minorHAnsi" w:eastAsiaTheme="minorHAnsi" w:hAnsiTheme="minorHAnsi" w:cs="Malgun Gothic Semilight"/>
-          <w:sz w:val="13"/>
-          <w:szCs w:val="13"/>
-          <w:lang w:eastAsia="zh-CN"/>
-        </w:rPr>
-      </w:pPr>
-    </w:p>
-    <w:p>
-      <w:pPr>
-        <w:rPr>
-          <w:rFonts w:asciiTheme="minorHAnsi" w:eastAsiaTheme="minorHAnsi" w:hAnsiTheme="minorHAnsi" w:cs="Malgun Gothic Semilight" w:hint="eastAsia"/>
-          <w:sz w:val="13"/>
-          <w:szCs w:val="13"/>
-          <w:lang w:eastAsia="zh-CN"/>
-        </w:rPr>
-      </w:pPr>
-      <w:r>
-        <w:rPr>
-          <w:rFonts w:asciiTheme="minorHAnsi" w:eastAsiaTheme="minorHAnsi" w:hAnsiTheme="minorHAnsi" w:cs="Malgun Gothic Semilight" w:hint="eastAsia"/>
+    </w:p>
+    <w:p>
+      <w:pPr>
+        <w:rPr>
+          <w:rFonts w:ascii="黑体" w:eastAsia="黑体" w:hAnsi="黑体" w:cs="Malgun Gothic Semilight"/>
+          <w:sz w:val="13"/>
+          <w:szCs w:val="13"/>
+          <w:lang w:eastAsia="zh-CN"/>
+        </w:rPr>
+      </w:pPr>
+      <w:r>
+        <w:rPr>
+          <w:rFonts w:ascii="黑体" w:eastAsia="黑体" w:hAnsi="黑体" w:cs="Malgun Gothic Semilight" w:hint="eastAsia"/>
+          <w:sz w:val="13"/>
+          <w:szCs w:val="13"/>
+          <w:lang w:eastAsia="zh-CN"/>
+        </w:rPr>
+        <w:t>（1）判断项目进度的当前状态；</w:t>
+      </w:r>
+    </w:p>
+    <w:p>
+      <w:pPr>
+        <w:rPr>
+          <w:rFonts w:ascii="黑体" w:eastAsia="黑体" w:hAnsi="黑体" w:cs="Malgun Gothic Semilight"/>
+          <w:sz w:val="13"/>
+          <w:szCs w:val="13"/>
+          <w:lang w:eastAsia="zh-CN"/>
+        </w:rPr>
+      </w:pPr>
+      <w:r>
+        <w:rPr>
+          <w:rFonts w:ascii="黑体" w:eastAsia="黑体" w:hAnsi="黑体" w:cs="Malgun Gothic Semilight" w:hint="eastAsia"/>
+          <w:sz w:val="13"/>
+          <w:szCs w:val="13"/>
+          <w:lang w:eastAsia="zh-CN"/>
+        </w:rPr>
+        <w:t>（2）对引起进度变更的因素施加影响</w:t>
+      </w:r>
+    </w:p>
+    <w:p>
+      <w:pPr>
+        <w:rPr>
+          <w:rFonts w:ascii="黑体" w:eastAsia="黑体" w:hAnsi="黑体" w:cs="Malgun Gothic Semilight"/>
+          <w:sz w:val="13"/>
+          <w:szCs w:val="13"/>
+          <w:lang w:eastAsia="zh-CN"/>
+        </w:rPr>
+      </w:pPr>
+      <w:r>
+        <w:rPr>
+          <w:rFonts w:ascii="黑体" w:eastAsia="黑体" w:hAnsi="黑体" w:cs="Malgun Gothic Semilight" w:hint="eastAsia"/>
+          <w:sz w:val="13"/>
+          <w:szCs w:val="13"/>
+          <w:lang w:eastAsia="zh-CN"/>
+        </w:rPr>
+        <w:t>（3） 判断项目进度是否已经发生变更</w:t>
+      </w:r>
+    </w:p>
+    <w:p>
+      <w:pPr>
+        <w:rPr>
+          <w:rFonts w:ascii="黑体" w:eastAsia="黑体" w:hAnsi="黑体" w:cs="Malgun Gothic Semilight" w:hint="eastAsia"/>
+          <w:sz w:val="13"/>
+          <w:szCs w:val="13"/>
+          <w:lang w:eastAsia="zh-CN"/>
+        </w:rPr>
+      </w:pPr>
+      <w:r>
+        <w:rPr>
+          <w:rFonts w:ascii="黑体" w:eastAsia="黑体" w:hAnsi="黑体" w:cs="Malgun Gothic Semilight" w:hint="eastAsia"/>
+          <w:sz w:val="13"/>
+          <w:szCs w:val="13"/>
+          <w:lang w:eastAsia="zh-CN"/>
+        </w:rPr>
+        <w:t>（4）当变更实际发生时严格按照变更控制流程对其进行管理</w:t>
+      </w:r>
+    </w:p>
+    <w:p>
+      <w:pPr>
+        <w:rPr>
+          <w:rFonts w:ascii="黑体" w:eastAsia="黑体" w:hAnsi="黑体" w:cs="Malgun Gothic Semilight"/>
+          <w:sz w:val="13"/>
+          <w:szCs w:val="13"/>
+          <w:lang w:eastAsia="zh-CN"/>
+        </w:rPr>
+      </w:pPr>
+      <w:r>
+        <w:rPr>
+          <w:rFonts w:ascii="黑体" w:eastAsia="黑体" w:hAnsi="黑体" w:cs="Malgun Gothic Semilight" w:hint="eastAsia"/>
           <w:b/>
           <w:bCs/>
           <w:sz w:val="13"/>
@@ -2064,7 +2126,7 @@
       </w:r>
       <w:r>
         <w:rPr>
-          <w:rFonts w:asciiTheme="minorHAnsi" w:eastAsiaTheme="minorHAnsi" w:hAnsiTheme="minorHAnsi" w:cs="Malgun Gothic Semilight" w:hint="eastAsia"/>
+          <w:rFonts w:ascii="黑体" w:eastAsia="黑体" w:hAnsi="黑体" w:cs="Malgun Gothic Semilight" w:hint="eastAsia"/>
           <w:sz w:val="13"/>
           <w:szCs w:val="13"/>
           <w:lang w:eastAsia="zh-CN"/>
@@ -2075,15 +2137,15 @@
     <w:p>
       <w:pPr>
         <w:rPr>
-          <w:rFonts w:asciiTheme="minorHAnsi" w:eastAsiaTheme="minorHAnsi" w:hAnsiTheme="minorHAnsi" w:cs="Malgun Gothic Semilight"/>
-          <w:sz w:val="13"/>
-          <w:szCs w:val="13"/>
-          <w:lang w:eastAsia="zh-CN"/>
-        </w:rPr>
-      </w:pPr>
-      <w:r>
-        <w:rPr>
-          <w:rFonts w:asciiTheme="minorHAnsi" w:eastAsiaTheme="minorHAnsi" w:hAnsiTheme="minorHAnsi" w:cs="Malgun Gothic Semilight" w:hint="eastAsia"/>
+          <w:rFonts w:ascii="黑体" w:eastAsia="黑体" w:hAnsi="黑体" w:cs="Malgun Gothic Semilight"/>
+          <w:sz w:val="13"/>
+          <w:szCs w:val="13"/>
+          <w:lang w:eastAsia="zh-CN"/>
+        </w:rPr>
+      </w:pPr>
+      <w:r>
+        <w:rPr>
+          <w:rFonts w:ascii="黑体" w:eastAsia="黑体" w:hAnsi="黑体" w:cs="Malgun Gothic Semilight" w:hint="eastAsia"/>
           <w:b/>
           <w:bCs/>
           <w:sz w:val="13"/>
@@ -2094,7 +2156,7 @@
       </w:r>
       <w:r>
         <w:rPr>
-          <w:rFonts w:asciiTheme="minorHAnsi" w:eastAsiaTheme="minorHAnsi" w:hAnsiTheme="minorHAnsi" w:cs="Malgun Gothic Semilight" w:hint="eastAsia"/>
+          <w:rFonts w:ascii="黑体" w:eastAsia="黑体" w:hAnsi="黑体" w:cs="Malgun Gothic Semilight" w:hint="eastAsia"/>
           <w:sz w:val="13"/>
           <w:szCs w:val="13"/>
           <w:lang w:eastAsia="zh-CN"/>
@@ -2103,7 +2165,7 @@
       </w:r>
       <w:r>
         <w:rPr>
-          <w:rFonts w:asciiTheme="minorHAnsi" w:eastAsiaTheme="minorHAnsi" w:hAnsiTheme="minorHAnsi" w:cs="Malgun Gothic Semilight"/>
+          <w:rFonts w:ascii="黑体" w:eastAsia="黑体" w:hAnsi="黑体" w:cs="Malgun Gothic Semilight"/>
           <w:sz w:val="13"/>
           <w:szCs w:val="13"/>
           <w:lang w:eastAsia="zh-CN"/>
@@ -2112,7 +2174,7 @@
       </w:r>
       <w:r>
         <w:rPr>
-          <w:rFonts w:asciiTheme="minorHAnsi" w:eastAsiaTheme="minorHAnsi" w:hAnsiTheme="minorHAnsi" w:cs="Malgun Gothic Semilight" w:hint="eastAsia"/>
+          <w:rFonts w:ascii="黑体" w:eastAsia="黑体" w:hAnsi="黑体" w:cs="Malgun Gothic Semilight" w:hint="eastAsia"/>
           <w:sz w:val="13"/>
           <w:szCs w:val="13"/>
           <w:lang w:eastAsia="zh-CN"/>
@@ -2121,7 +2183,7 @@
       </w:r>
       <w:r>
         <w:rPr>
-          <w:rFonts w:asciiTheme="minorHAnsi" w:eastAsiaTheme="minorHAnsi" w:hAnsiTheme="minorHAnsi" w:cs="Malgun Gothic Semilight"/>
+          <w:rFonts w:ascii="黑体" w:eastAsia="黑体" w:hAnsi="黑体" w:cs="Malgun Gothic Semilight"/>
           <w:sz w:val="13"/>
           <w:szCs w:val="13"/>
           <w:lang w:eastAsia="zh-CN"/>
@@ -2130,7 +2192,7 @@
       </w:r>
       <w:r>
         <w:rPr>
-          <w:rFonts w:asciiTheme="minorHAnsi" w:eastAsiaTheme="minorHAnsi" w:hAnsiTheme="minorHAnsi" w:cs="Malgun Gothic Semilight" w:hint="eastAsia"/>
+          <w:rFonts w:ascii="黑体" w:eastAsia="黑体" w:hAnsi="黑体" w:cs="Malgun Gothic Semilight" w:hint="eastAsia"/>
           <w:sz w:val="13"/>
           <w:szCs w:val="13"/>
           <w:lang w:eastAsia="zh-CN"/>
@@ -2139,7 +2201,7 @@
       </w:r>
       <w:r>
         <w:rPr>
-          <w:rFonts w:asciiTheme="minorHAnsi" w:eastAsiaTheme="minorHAnsi" w:hAnsiTheme="minorHAnsi" w:cs="Malgun Gothic Semilight"/>
+          <w:rFonts w:ascii="黑体" w:eastAsia="黑体" w:hAnsi="黑体" w:cs="Malgun Gothic Semilight"/>
           <w:sz w:val="13"/>
           <w:szCs w:val="13"/>
           <w:lang w:eastAsia="zh-CN"/>
@@ -2148,44 +2210,26 @@
       </w:r>
       <w:r>
         <w:rPr>
-          <w:rFonts w:asciiTheme="minorHAnsi" w:eastAsiaTheme="minorHAnsi" w:hAnsiTheme="minorHAnsi" w:cs="Malgun Gothic Semilight" w:hint="eastAsia"/>
-          <w:sz w:val="13"/>
-          <w:szCs w:val="13"/>
-          <w:lang w:eastAsia="zh-CN"/>
-        </w:rPr>
-        <w:t>持资源使用量处于均衡水平而进行资源平衡。资源平衡往往导致关键路径改变，</w:t>
-      </w:r>
-      <w:r>
-        <w:rPr>
-          <w:rFonts w:asciiTheme="minorHAnsi" w:eastAsiaTheme="minorHAnsi" w:hAnsiTheme="minorHAnsi" w:cs="Malgun Gothic Semilight"/>
-          <w:sz w:val="13"/>
-          <w:szCs w:val="13"/>
-          <w:lang w:eastAsia="zh-CN"/>
-        </w:rPr>
-        <w:t xml:space="preserve"> </w:t>
-      </w:r>
-      <w:r>
-        <w:rPr>
-          <w:rFonts w:asciiTheme="minorHAnsi" w:eastAsiaTheme="minorHAnsi" w:hAnsiTheme="minorHAnsi" w:cs="Malgun Gothic Semilight" w:hint="eastAsia"/>
-          <w:sz w:val="13"/>
-          <w:szCs w:val="13"/>
-          <w:lang w:eastAsia="zh-CN"/>
-        </w:rPr>
-        <w:t>通常是延长。</w:t>
-      </w:r>
-    </w:p>
-    <w:p>
-      <w:pPr>
-        <w:rPr>
-          <w:rFonts w:asciiTheme="minorHAnsi" w:eastAsiaTheme="minorHAnsi" w:hAnsiTheme="minorHAnsi" w:cs="Malgun Gothic Semilight"/>
-          <w:sz w:val="13"/>
-          <w:szCs w:val="13"/>
-          <w:lang w:eastAsia="zh-CN"/>
-        </w:rPr>
-      </w:pPr>
-      <w:r>
-        <w:rPr>
-          <w:rFonts w:asciiTheme="minorHAnsi" w:eastAsiaTheme="minorHAnsi" w:hAnsiTheme="minorHAnsi" w:cs="Malgun Gothic Semilight" w:hint="eastAsia"/>
+          <w:rFonts w:ascii="黑体" w:eastAsia="黑体" w:hAnsi="黑体" w:cs="Malgun Gothic Semilight" w:hint="eastAsia"/>
+          <w:sz w:val="13"/>
+          <w:szCs w:val="13"/>
+          <w:lang w:eastAsia="zh-CN"/>
+        </w:rPr>
+        <w:t>持资源使用量处于均衡水平而进行资源平衡。资源平衡往往导致关键路径改变，通常是延长。</w:t>
+      </w:r>
+    </w:p>
+    <w:p>
+      <w:pPr>
+        <w:rPr>
+          <w:rFonts w:ascii="黑体" w:eastAsia="黑体" w:hAnsi="黑体" w:cs="Malgun Gothic Semilight"/>
+          <w:sz w:val="13"/>
+          <w:szCs w:val="13"/>
+          <w:lang w:eastAsia="zh-CN"/>
+        </w:rPr>
+      </w:pPr>
+      <w:r>
+        <w:rPr>
+          <w:rFonts w:ascii="黑体" w:eastAsia="黑体" w:hAnsi="黑体" w:cs="Malgun Gothic Semilight" w:hint="eastAsia"/>
           <w:b/>
           <w:bCs/>
           <w:sz w:val="13"/>
@@ -2196,112 +2240,97 @@
       </w:r>
       <w:r>
         <w:rPr>
-          <w:rFonts w:asciiTheme="minorHAnsi" w:eastAsiaTheme="minorHAnsi" w:hAnsiTheme="minorHAnsi" w:cs="Malgun Gothic Semilight" w:hint="eastAsia"/>
-          <w:sz w:val="13"/>
-          <w:szCs w:val="13"/>
-          <w:lang w:eastAsia="zh-CN"/>
-        </w:rPr>
-        <w:t>：对进度模型中的活动进行调整，从而使项目资源需求不超过预定的资源限制的一</w:t>
-      </w:r>
-      <w:r>
-        <w:rPr>
-          <w:rFonts w:asciiTheme="minorHAnsi" w:eastAsiaTheme="minorHAnsi" w:hAnsiTheme="minorHAnsi" w:cs="Malgun Gothic Semilight"/>
-          <w:sz w:val="13"/>
-          <w:szCs w:val="13"/>
-          <w:lang w:eastAsia="zh-CN"/>
-        </w:rPr>
-        <w:t xml:space="preserve"> </w:t>
-      </w:r>
-      <w:r>
-        <w:rPr>
-          <w:rFonts w:asciiTheme="minorHAnsi" w:eastAsiaTheme="minorHAnsi" w:hAnsiTheme="minorHAnsi" w:cs="Malgun Gothic Semilight" w:hint="eastAsia"/>
-          <w:sz w:val="13"/>
-          <w:szCs w:val="13"/>
-          <w:lang w:eastAsia="zh-CN"/>
-        </w:rPr>
-        <w:t>种技术。相对于资源平衡而言，资源平滑不会改变项目关键路径，完工日期也不会延迟。也</w:t>
-      </w:r>
-      <w:r>
-        <w:rPr>
-          <w:rFonts w:asciiTheme="minorHAnsi" w:eastAsiaTheme="minorHAnsi" w:hAnsiTheme="minorHAnsi" w:cs="Malgun Gothic Semilight"/>
-          <w:sz w:val="13"/>
-          <w:szCs w:val="13"/>
-          <w:lang w:eastAsia="zh-CN"/>
-        </w:rPr>
-        <w:t xml:space="preserve"> </w:t>
-      </w:r>
-      <w:r>
-        <w:rPr>
-          <w:rFonts w:asciiTheme="minorHAnsi" w:eastAsiaTheme="minorHAnsi" w:hAnsiTheme="minorHAnsi" w:cs="Malgun Gothic Semilight" w:hint="eastAsia"/>
-          <w:sz w:val="13"/>
-          <w:szCs w:val="13"/>
-          <w:lang w:eastAsia="zh-CN"/>
-        </w:rPr>
-        <w:t>就是说，活动只在其自由浮动时间和总浮动时间内延迟。因此，资源平滑技术可能无法实现</w:t>
-      </w:r>
-      <w:r>
-        <w:rPr>
-          <w:rFonts w:asciiTheme="minorHAnsi" w:eastAsiaTheme="minorHAnsi" w:hAnsiTheme="minorHAnsi" w:cs="Malgun Gothic Semilight"/>
-          <w:sz w:val="13"/>
-          <w:szCs w:val="13"/>
-          <w:lang w:eastAsia="zh-CN"/>
-        </w:rPr>
-        <w:t xml:space="preserve"> </w:t>
-      </w:r>
-      <w:r>
-        <w:rPr>
-          <w:rFonts w:asciiTheme="minorHAnsi" w:eastAsiaTheme="minorHAnsi" w:hAnsiTheme="minorHAnsi" w:cs="Malgun Gothic Semilight" w:hint="eastAsia"/>
-          <w:sz w:val="13"/>
-          <w:szCs w:val="13"/>
-          <w:lang w:eastAsia="zh-CN"/>
-        </w:rPr>
-        <w:t>所有资源的优化</w:t>
-      </w:r>
-    </w:p>
-    <w:p>
-      <w:pPr>
-        <w:rPr>
-          <w:rFonts w:asciiTheme="minorHAnsi" w:eastAsiaTheme="minorHAnsi" w:hAnsiTheme="minorHAnsi" w:cs="Malgun Gothic Semilight"/>
-          <w:sz w:val="13"/>
-          <w:szCs w:val="13"/>
-          <w:lang w:eastAsia="zh-CN"/>
-        </w:rPr>
-      </w:pPr>
-    </w:p>
-    <w:p>
-      <w:pPr>
-        <w:rPr>
-          <w:rFonts w:asciiTheme="minorHAnsi" w:eastAsiaTheme="minorHAnsi" w:hAnsiTheme="minorHAnsi" w:cs="Malgun Gothic Semilight"/>
-          <w:sz w:val="13"/>
-          <w:szCs w:val="13"/>
-          <w:lang w:eastAsia="zh-CN"/>
-        </w:rPr>
-      </w:pPr>
-      <w:r>
-        <w:rPr>
-          <w:rFonts w:asciiTheme="minorHAnsi" w:eastAsiaTheme="minorHAnsi" w:hAnsiTheme="minorHAnsi" w:cs="Malgun Gothic Semilight" w:hint="eastAsia"/>
-          <w:sz w:val="13"/>
-          <w:szCs w:val="13"/>
-          <w:lang w:eastAsia="zh-CN"/>
-        </w:rPr>
-        <w:lastRenderedPageBreak/>
+          <w:rFonts w:ascii="黑体" w:eastAsia="黑体" w:hAnsi="黑体" w:cs="Malgun Gothic Semilight" w:hint="eastAsia"/>
+          <w:sz w:val="13"/>
+          <w:szCs w:val="13"/>
+          <w:lang w:eastAsia="zh-CN"/>
+        </w:rPr>
+        <w:t>：对进度模型中的活动进行调整，从而使项目资源需求不超过预定的资源限制的一种技术。</w:t>
+      </w:r>
+    </w:p>
+    <w:p>
+      <w:pPr>
+        <w:rPr>
+          <w:rFonts w:ascii="黑体" w:eastAsia="黑体" w:hAnsi="黑体" w:cs="Malgun Gothic Semilight"/>
+          <w:sz w:val="13"/>
+          <w:szCs w:val="13"/>
+          <w:lang w:eastAsia="zh-CN"/>
+        </w:rPr>
+      </w:pPr>
+      <w:r>
+        <w:rPr>
+          <w:rFonts w:ascii="黑体" w:eastAsia="黑体" w:hAnsi="黑体" w:cs="Malgun Gothic Semilight" w:hint="eastAsia"/>
+          <w:sz w:val="13"/>
+          <w:szCs w:val="13"/>
+          <w:lang w:eastAsia="zh-CN"/>
+        </w:rPr>
+        <w:t>相对于资源平衡而言，资源平滑不会改变项目关键路径，完工日期也不会延迟。</w:t>
+      </w:r>
+    </w:p>
+    <w:p>
+      <w:pPr>
+        <w:rPr>
+          <w:rFonts w:ascii="黑体" w:eastAsia="黑体" w:hAnsi="黑体" w:cs="Malgun Gothic Semilight"/>
+          <w:sz w:val="13"/>
+          <w:szCs w:val="13"/>
+          <w:lang w:eastAsia="zh-CN"/>
+        </w:rPr>
+      </w:pPr>
+      <w:r>
+        <w:rPr>
+          <w:rFonts w:ascii="黑体" w:eastAsia="黑体" w:hAnsi="黑体" w:cs="Malgun Gothic Semilight" w:hint="eastAsia"/>
+          <w:sz w:val="13"/>
+          <w:szCs w:val="13"/>
+          <w:lang w:eastAsia="zh-CN"/>
+        </w:rPr>
+        <w:t>也就是说，活动只在其自由浮动时间和总浮动时间内延迟。因此，资源平滑技术可能无法实现所有资源的优化</w:t>
+      </w:r>
+    </w:p>
+    <w:p>
+      <w:pPr>
+        <w:rPr>
+          <w:rFonts w:ascii="黑体" w:eastAsia="黑体" w:hAnsi="黑体" w:cs="Malgun Gothic Semilight"/>
+          <w:sz w:val="13"/>
+          <w:szCs w:val="13"/>
+          <w:lang w:eastAsia="zh-CN"/>
+        </w:rPr>
+      </w:pPr>
+    </w:p>
+    <w:p>
+      <w:pPr>
+        <w:rPr>
+          <w:rFonts w:ascii="黑体" w:eastAsia="黑体" w:hAnsi="黑体" w:cs="Malgun Gothic Semilight"/>
+          <w:sz w:val="13"/>
+          <w:szCs w:val="13"/>
+          <w:lang w:eastAsia="zh-CN"/>
+        </w:rPr>
+      </w:pPr>
+      <w:r>
+        <w:rPr>
+          <w:rFonts w:ascii="黑体" w:eastAsia="黑体" w:hAnsi="黑体" w:cs="Malgun Gothic Semilight" w:hint="eastAsia"/>
+          <w:sz w:val="13"/>
+          <w:szCs w:val="13"/>
+          <w:lang w:eastAsia="zh-CN"/>
+        </w:rPr>
         <w:t>规划进度管理的输入：1.项目管理计划 2.项目章程 3.组织过程资产 4.事业环境因素</w:t>
       </w:r>
     </w:p>
     <w:p>
       <w:pPr>
         <w:rPr>
-          <w:rFonts w:asciiTheme="minorHAnsi" w:eastAsiaTheme="minorHAnsi" w:hAnsiTheme="minorHAnsi" w:cs="Malgun Gothic Semilight"/>
-          <w:sz w:val="13"/>
-          <w:szCs w:val="13"/>
-          <w:lang w:eastAsia="zh-CN"/>
-        </w:rPr>
-      </w:pPr>
-    </w:p>
-    <w:p>
-      <w:pPr>
-        <w:rPr>
-          <w:rFonts w:asciiTheme="minorHAnsi" w:eastAsiaTheme="minorHAnsi" w:hAnsiTheme="minorHAnsi" w:cs="Malgun Gothic Semilight" w:hint="eastAsia"/>
+          <w:rFonts w:ascii="黑体" w:eastAsia="黑体" w:hAnsi="黑体" w:cs="Malgun Gothic Semilight"/>
+          <w:sz w:val="13"/>
+          <w:szCs w:val="13"/>
+          <w:lang w:eastAsia="zh-CN"/>
+        </w:rPr>
+      </w:pPr>
+      <w:bookmarkStart w:id="0" w:name="_GoBack"/>
+      <w:bookmarkEnd w:id="0"/>
+    </w:p>
+    <w:p>
+      <w:pPr>
+        <w:rPr>
+          <w:rFonts w:ascii="黑体" w:eastAsia="黑体" w:hAnsi="黑体" w:cs="Malgun Gothic Semilight"/>
           <w:b/>
           <w:bCs/>
           <w:sz w:val="13"/>
@@ -2311,7 +2340,7 @@
       </w:pPr>
       <w:r>
         <w:rPr>
-          <w:rFonts w:asciiTheme="minorHAnsi" w:eastAsiaTheme="minorHAnsi" w:hAnsiTheme="minorHAnsi" w:cs="Malgun Gothic Semilight" w:hint="eastAsia"/>
+          <w:rFonts w:ascii="黑体" w:eastAsia="黑体" w:hAnsi="黑体" w:cs="Malgun Gothic Semilight" w:hint="eastAsia"/>
           <w:b/>
           <w:bCs/>
           <w:sz w:val="13"/>
@@ -2324,15 +2353,15 @@
     <w:p>
       <w:pPr>
         <w:rPr>
-          <w:rFonts w:asciiTheme="minorHAnsi" w:eastAsiaTheme="minorHAnsi" w:hAnsiTheme="minorHAnsi" w:cs="Malgun Gothic Semilight"/>
-          <w:sz w:val="13"/>
-          <w:szCs w:val="13"/>
-          <w:lang w:eastAsia="zh-CN"/>
-        </w:rPr>
-      </w:pPr>
-      <w:r>
-        <w:rPr>
-          <w:rFonts w:asciiTheme="minorHAnsi" w:eastAsiaTheme="minorHAnsi" w:hAnsiTheme="minorHAnsi" w:cs="Malgun Gothic Semilight" w:hint="eastAsia"/>
+          <w:rFonts w:ascii="黑体" w:eastAsia="黑体" w:hAnsi="黑体" w:cs="Malgun Gothic Semilight"/>
+          <w:sz w:val="13"/>
+          <w:szCs w:val="13"/>
+          <w:lang w:eastAsia="zh-CN"/>
+        </w:rPr>
+      </w:pPr>
+      <w:r>
+        <w:rPr>
+          <w:rFonts w:ascii="黑体" w:eastAsia="黑体" w:hAnsi="黑体" w:cs="Malgun Gothic Semilight" w:hint="eastAsia"/>
           <w:sz w:val="13"/>
           <w:szCs w:val="13"/>
           <w:u w:val="single"/>
@@ -2342,7 +2371,7 @@
       </w:r>
       <w:r>
         <w:rPr>
-          <w:rFonts w:asciiTheme="minorHAnsi" w:eastAsiaTheme="minorHAnsi" w:hAnsiTheme="minorHAnsi" w:cs="Malgun Gothic Semilight" w:hint="eastAsia"/>
+          <w:rFonts w:ascii="黑体" w:eastAsia="黑体" w:hAnsi="黑体" w:cs="Malgun Gothic Semilight" w:hint="eastAsia"/>
           <w:sz w:val="13"/>
           <w:szCs w:val="13"/>
           <w:lang w:eastAsia="zh-CN"/>
@@ -2353,54 +2382,55 @@
     <w:p>
       <w:pPr>
         <w:rPr>
-          <w:rFonts w:asciiTheme="minorHAnsi" w:eastAsiaTheme="minorHAnsi" w:hAnsiTheme="minorHAnsi" w:cs="Malgun Gothic Semilight"/>
-          <w:sz w:val="13"/>
-          <w:szCs w:val="13"/>
-          <w:lang w:eastAsia="zh-CN"/>
-        </w:rPr>
-      </w:pPr>
-    </w:p>
-    <w:p>
-      <w:pPr>
-        <w:rPr>
-          <w:rFonts w:asciiTheme="minorHAnsi" w:eastAsiaTheme="minorHAnsi" w:hAnsiTheme="minorHAnsi" w:cs="Malgun Gothic Semilight"/>
-          <w:sz w:val="13"/>
-          <w:szCs w:val="13"/>
-          <w:lang w:eastAsia="zh-CN"/>
-        </w:rPr>
-      </w:pPr>
-      <w:r>
-        <w:rPr>
-          <w:rFonts w:asciiTheme="minorHAnsi" w:eastAsiaTheme="minorHAnsi" w:hAnsiTheme="minorHAnsi" w:cs="Malgun Gothic Semilight" w:hint="eastAsia"/>
-          <w:sz w:val="13"/>
-          <w:szCs w:val="13"/>
-          <w:lang w:eastAsia="zh-CN"/>
-        </w:rPr>
+          <w:rFonts w:ascii="黑体" w:eastAsia="黑体" w:hAnsi="黑体" w:cs="Malgun Gothic Semilight"/>
+          <w:sz w:val="13"/>
+          <w:szCs w:val="13"/>
+          <w:lang w:eastAsia="zh-CN"/>
+        </w:rPr>
+      </w:pPr>
+    </w:p>
+    <w:p>
+      <w:pPr>
+        <w:rPr>
+          <w:rFonts w:ascii="黑体" w:eastAsia="黑体" w:hAnsi="黑体" w:cs="Malgun Gothic Semilight"/>
+          <w:sz w:val="13"/>
+          <w:szCs w:val="13"/>
+          <w:lang w:eastAsia="zh-CN"/>
+        </w:rPr>
+      </w:pPr>
+      <w:r>
+        <w:rPr>
+          <w:rFonts w:ascii="黑体" w:eastAsia="黑体" w:hAnsi="黑体" w:cs="Malgun Gothic Semilight" w:hint="eastAsia"/>
+          <w:sz w:val="13"/>
+          <w:szCs w:val="13"/>
+          <w:lang w:eastAsia="zh-CN"/>
+        </w:rPr>
+        <w:lastRenderedPageBreak/>
         <w:t>制定招标评分标准的注意事项：（1）以客观事实为依据（2）严格控制自由裁量权③得分应能明显分出高低（4）执行国家规定，体现国家政策。（5）评分标准应便于评审（6）细则横向比较。</w:t>
       </w:r>
     </w:p>
     <w:p>
       <w:pPr>
         <w:rPr>
-          <w:rFonts w:asciiTheme="minorHAnsi" w:eastAsiaTheme="minorHAnsi" w:hAnsiTheme="minorHAnsi" w:cs="Malgun Gothic Semilight"/>
-          <w:sz w:val="13"/>
-          <w:szCs w:val="13"/>
-          <w:lang w:eastAsia="zh-CN"/>
-        </w:rPr>
-      </w:pPr>
-    </w:p>
-    <w:p>
-      <w:pPr>
-        <w:rPr>
-          <w:rFonts w:asciiTheme="minorHAnsi" w:eastAsiaTheme="minorHAnsi" w:hAnsiTheme="minorHAnsi" w:cs="Malgun Gothic Semilight" w:hint="eastAsia"/>
-          <w:sz w:val="13"/>
-          <w:szCs w:val="13"/>
-          <w:lang w:eastAsia="zh-CN"/>
-        </w:rPr>
-      </w:pPr>
-      <w:r>
-        <w:rPr>
-          <w:rFonts w:asciiTheme="minorHAnsi" w:eastAsiaTheme="minorHAnsi" w:hAnsiTheme="minorHAnsi" w:cs="Malgun Gothic Semilight" w:hint="eastAsia"/>
+          <w:rFonts w:ascii="黑体" w:eastAsia="黑体" w:hAnsi="黑体" w:cs="Malgun Gothic Semilight"/>
+          <w:sz w:val="13"/>
+          <w:szCs w:val="13"/>
+          <w:lang w:eastAsia="zh-CN"/>
+        </w:rPr>
+      </w:pPr>
+    </w:p>
+    <w:p>
+      <w:pPr>
+        <w:rPr>
+          <w:rFonts w:ascii="黑体" w:eastAsia="黑体" w:hAnsi="黑体" w:cs="Malgun Gothic Semilight"/>
+          <w:sz w:val="13"/>
+          <w:szCs w:val="13"/>
+          <w:lang w:eastAsia="zh-CN"/>
+        </w:rPr>
+      </w:pPr>
+      <w:r>
+        <w:rPr>
+          <w:rFonts w:ascii="黑体" w:eastAsia="黑体" w:hAnsi="黑体" w:cs="Malgun Gothic Semilight" w:hint="eastAsia"/>
           <w:b/>
           <w:bCs/>
           <w:sz w:val="13"/>
@@ -2411,7 +2441,7 @@
       </w:r>
       <w:r>
         <w:rPr>
-          <w:rFonts w:asciiTheme="minorHAnsi" w:eastAsiaTheme="minorHAnsi" w:hAnsiTheme="minorHAnsi" w:cs="Malgun Gothic Semilight" w:hint="eastAsia"/>
+          <w:rFonts w:ascii="黑体" w:eastAsia="黑体" w:hAnsi="黑体" w:cs="Malgun Gothic Semilight" w:hint="eastAsia"/>
           <w:sz w:val="13"/>
           <w:szCs w:val="13"/>
           <w:lang w:eastAsia="zh-CN"/>
@@ -2422,15 +2452,15 @@
     <w:p>
       <w:pPr>
         <w:rPr>
-          <w:rFonts w:asciiTheme="minorHAnsi" w:eastAsiaTheme="minorHAnsi" w:hAnsiTheme="minorHAnsi" w:cs="Malgun Gothic Semilight" w:hint="eastAsia"/>
-          <w:sz w:val="13"/>
-          <w:szCs w:val="13"/>
-          <w:lang w:eastAsia="zh-CN"/>
-        </w:rPr>
-      </w:pPr>
-      <w:r>
-        <w:rPr>
-          <w:rFonts w:asciiTheme="minorHAnsi" w:eastAsiaTheme="minorHAnsi" w:hAnsiTheme="minorHAnsi" w:cs="Malgun Gothic Semilight" w:hint="eastAsia"/>
+          <w:rFonts w:ascii="黑体" w:eastAsia="黑体" w:hAnsi="黑体" w:cs="Malgun Gothic Semilight"/>
+          <w:sz w:val="13"/>
+          <w:szCs w:val="13"/>
+          <w:lang w:eastAsia="zh-CN"/>
+        </w:rPr>
+      </w:pPr>
+      <w:r>
+        <w:rPr>
+          <w:rFonts w:ascii="黑体" w:eastAsia="黑体" w:hAnsi="黑体" w:cs="Malgun Gothic Semilight" w:hint="eastAsia"/>
           <w:sz w:val="13"/>
           <w:szCs w:val="13"/>
           <w:lang w:eastAsia="zh-CN"/>
@@ -2441,15 +2471,15 @@
     <w:p>
       <w:pPr>
         <w:rPr>
-          <w:rFonts w:asciiTheme="minorHAnsi" w:eastAsiaTheme="minorHAnsi" w:hAnsiTheme="minorHAnsi" w:cs="Malgun Gothic Semilight" w:hint="eastAsia"/>
-          <w:sz w:val="13"/>
-          <w:szCs w:val="13"/>
-          <w:lang w:eastAsia="zh-CN"/>
-        </w:rPr>
-      </w:pPr>
-      <w:r>
-        <w:rPr>
-          <w:rFonts w:asciiTheme="minorHAnsi" w:eastAsiaTheme="minorHAnsi" w:hAnsiTheme="minorHAnsi" w:cs="Malgun Gothic Semilight" w:hint="eastAsia"/>
+          <w:rFonts w:ascii="黑体" w:eastAsia="黑体" w:hAnsi="黑体" w:cs="Malgun Gothic Semilight"/>
+          <w:sz w:val="13"/>
+          <w:szCs w:val="13"/>
+          <w:lang w:eastAsia="zh-CN"/>
+        </w:rPr>
+      </w:pPr>
+      <w:r>
+        <w:rPr>
+          <w:rFonts w:ascii="黑体" w:eastAsia="黑体" w:hAnsi="黑体" w:cs="Malgun Gothic Semilight" w:hint="eastAsia"/>
           <w:sz w:val="13"/>
           <w:szCs w:val="13"/>
           <w:lang w:eastAsia="zh-CN"/>
@@ -2460,15 +2490,15 @@
     <w:p>
       <w:pPr>
         <w:rPr>
-          <w:rFonts w:asciiTheme="minorHAnsi" w:eastAsiaTheme="minorHAnsi" w:hAnsiTheme="minorHAnsi" w:cs="Malgun Gothic Semilight" w:hint="eastAsia"/>
-          <w:sz w:val="13"/>
-          <w:szCs w:val="13"/>
-          <w:lang w:eastAsia="zh-CN"/>
-        </w:rPr>
-      </w:pPr>
-      <w:r>
-        <w:rPr>
-          <w:rFonts w:asciiTheme="minorHAnsi" w:eastAsiaTheme="minorHAnsi" w:hAnsiTheme="minorHAnsi" w:cs="Malgun Gothic Semilight" w:hint="eastAsia"/>
+          <w:rFonts w:ascii="黑体" w:eastAsia="黑体" w:hAnsi="黑体" w:cs="Malgun Gothic Semilight"/>
+          <w:sz w:val="13"/>
+          <w:szCs w:val="13"/>
+          <w:lang w:eastAsia="zh-CN"/>
+        </w:rPr>
+      </w:pPr>
+      <w:r>
+        <w:rPr>
+          <w:rFonts w:ascii="黑体" w:eastAsia="黑体" w:hAnsi="黑体" w:cs="Malgun Gothic Semilight" w:hint="eastAsia"/>
           <w:sz w:val="13"/>
           <w:szCs w:val="13"/>
           <w:lang w:eastAsia="zh-CN"/>
@@ -2479,15 +2509,15 @@
     <w:p>
       <w:pPr>
         <w:rPr>
-          <w:rFonts w:asciiTheme="minorHAnsi" w:eastAsiaTheme="minorHAnsi" w:hAnsiTheme="minorHAnsi" w:cs="Malgun Gothic Semilight" w:hint="eastAsia"/>
-          <w:sz w:val="13"/>
-          <w:szCs w:val="13"/>
-          <w:lang w:eastAsia="zh-CN"/>
-        </w:rPr>
-      </w:pPr>
-      <w:r>
-        <w:rPr>
-          <w:rFonts w:asciiTheme="minorHAnsi" w:eastAsiaTheme="minorHAnsi" w:hAnsiTheme="minorHAnsi" w:cs="Malgun Gothic Semilight" w:hint="eastAsia"/>
+          <w:rFonts w:ascii="黑体" w:eastAsia="黑体" w:hAnsi="黑体" w:cs="Malgun Gothic Semilight"/>
+          <w:sz w:val="13"/>
+          <w:szCs w:val="13"/>
+          <w:lang w:eastAsia="zh-CN"/>
+        </w:rPr>
+      </w:pPr>
+      <w:r>
+        <w:rPr>
+          <w:rFonts w:ascii="黑体" w:eastAsia="黑体" w:hAnsi="黑体" w:cs="Malgun Gothic Semilight" w:hint="eastAsia"/>
           <w:sz w:val="13"/>
           <w:szCs w:val="13"/>
           <w:lang w:eastAsia="zh-CN"/>
@@ -2498,15 +2528,15 @@
     <w:p>
       <w:pPr>
         <w:rPr>
-          <w:rFonts w:asciiTheme="minorHAnsi" w:eastAsiaTheme="minorHAnsi" w:hAnsiTheme="minorHAnsi" w:cs="Malgun Gothic Semilight" w:hint="eastAsia"/>
-          <w:sz w:val="13"/>
-          <w:szCs w:val="13"/>
-          <w:lang w:eastAsia="zh-CN"/>
-        </w:rPr>
-      </w:pPr>
-      <w:r>
-        <w:rPr>
-          <w:rFonts w:asciiTheme="minorHAnsi" w:eastAsiaTheme="minorHAnsi" w:hAnsiTheme="minorHAnsi" w:cs="Malgun Gothic Semilight" w:hint="eastAsia"/>
+          <w:rFonts w:ascii="黑体" w:eastAsia="黑体" w:hAnsi="黑体" w:cs="Malgun Gothic Semilight"/>
+          <w:sz w:val="13"/>
+          <w:szCs w:val="13"/>
+          <w:lang w:eastAsia="zh-CN"/>
+        </w:rPr>
+      </w:pPr>
+      <w:r>
+        <w:rPr>
+          <w:rFonts w:ascii="黑体" w:eastAsia="黑体" w:hAnsi="黑体" w:cs="Malgun Gothic Semilight" w:hint="eastAsia"/>
           <w:sz w:val="13"/>
           <w:szCs w:val="13"/>
           <w:lang w:eastAsia="zh-CN"/>
@@ -2517,15 +2547,15 @@
     <w:p>
       <w:pPr>
         <w:rPr>
-          <w:rFonts w:asciiTheme="minorHAnsi" w:eastAsiaTheme="minorHAnsi" w:hAnsiTheme="minorHAnsi" w:cs="Malgun Gothic Semilight"/>
-          <w:sz w:val="13"/>
-          <w:szCs w:val="13"/>
-          <w:lang w:eastAsia="zh-CN"/>
-        </w:rPr>
-      </w:pPr>
-      <w:r>
-        <w:rPr>
-          <w:rFonts w:asciiTheme="minorHAnsi" w:eastAsiaTheme="minorHAnsi" w:hAnsiTheme="minorHAnsi" w:cs="Malgun Gothic Semilight" w:hint="eastAsia"/>
+          <w:rFonts w:ascii="黑体" w:eastAsia="黑体" w:hAnsi="黑体" w:cs="Malgun Gothic Semilight"/>
+          <w:sz w:val="13"/>
+          <w:szCs w:val="13"/>
+          <w:lang w:eastAsia="zh-CN"/>
+        </w:rPr>
+      </w:pPr>
+      <w:r>
+        <w:rPr>
+          <w:rFonts w:ascii="黑体" w:eastAsia="黑体" w:hAnsi="黑体" w:cs="Malgun Gothic Semilight" w:hint="eastAsia"/>
           <w:sz w:val="13"/>
           <w:szCs w:val="13"/>
           <w:lang w:eastAsia="zh-CN"/>
@@ -2536,25 +2566,25 @@
     <w:p>
       <w:pPr>
         <w:rPr>
-          <w:rFonts w:asciiTheme="minorHAnsi" w:eastAsiaTheme="minorHAnsi" w:hAnsiTheme="minorHAnsi" w:cs="Malgun Gothic Semilight"/>
-          <w:sz w:val="13"/>
-          <w:szCs w:val="13"/>
-          <w:lang w:eastAsia="zh-CN"/>
-        </w:rPr>
-      </w:pPr>
-    </w:p>
-    <w:p>
-      <w:pPr>
-        <w:rPr>
-          <w:rFonts w:asciiTheme="minorHAnsi" w:eastAsiaTheme="minorHAnsi" w:hAnsiTheme="minorHAnsi" w:cs="Malgun Gothic Semilight" w:hint="eastAsia"/>
-          <w:sz w:val="13"/>
-          <w:szCs w:val="13"/>
-          <w:lang w:eastAsia="zh-CN"/>
-        </w:rPr>
-      </w:pPr>
-      <w:r>
-        <w:rPr>
-          <w:rFonts w:asciiTheme="minorHAnsi" w:eastAsiaTheme="minorHAnsi" w:hAnsiTheme="minorHAnsi" w:cs="Malgun Gothic Semilight" w:hint="eastAsia"/>
+          <w:rFonts w:ascii="黑体" w:eastAsia="黑体" w:hAnsi="黑体" w:cs="Malgun Gothic Semilight"/>
+          <w:sz w:val="13"/>
+          <w:szCs w:val="13"/>
+          <w:lang w:eastAsia="zh-CN"/>
+        </w:rPr>
+      </w:pPr>
+    </w:p>
+    <w:p>
+      <w:pPr>
+        <w:rPr>
+          <w:rFonts w:ascii="黑体" w:eastAsia="黑体" w:hAnsi="黑体" w:cs="Malgun Gothic Semilight"/>
+          <w:sz w:val="13"/>
+          <w:szCs w:val="13"/>
+          <w:lang w:eastAsia="zh-CN"/>
+        </w:rPr>
+      </w:pPr>
+      <w:r>
+        <w:rPr>
+          <w:rFonts w:ascii="黑体" w:eastAsia="黑体" w:hAnsi="黑体" w:cs="Malgun Gothic Semilight" w:hint="eastAsia"/>
           <w:b/>
           <w:bCs/>
           <w:sz w:val="13"/>
@@ -2565,7 +2595,7 @@
       </w:r>
       <w:r>
         <w:rPr>
-          <w:rFonts w:asciiTheme="minorHAnsi" w:eastAsiaTheme="minorHAnsi" w:hAnsiTheme="minorHAnsi" w:cs="Malgun Gothic Semilight" w:hint="eastAsia"/>
+          <w:rFonts w:ascii="黑体" w:eastAsia="黑体" w:hAnsi="黑体" w:cs="Malgun Gothic Semilight" w:hint="eastAsia"/>
           <w:sz w:val="13"/>
           <w:szCs w:val="13"/>
           <w:lang w:eastAsia="zh-CN"/>
@@ -2574,7 +2604,7 @@
       </w:r>
       <w:r>
         <w:rPr>
-          <w:rFonts w:asciiTheme="minorHAnsi" w:eastAsiaTheme="minorHAnsi" w:hAnsiTheme="minorHAnsi" w:cs="Malgun Gothic Semilight" w:hint="eastAsia"/>
+          <w:rFonts w:ascii="黑体" w:eastAsia="黑体" w:hAnsi="黑体" w:cs="Malgun Gothic Semilight" w:hint="eastAsia"/>
           <w:sz w:val="13"/>
           <w:szCs w:val="13"/>
           <w:u w:val="single"/>
@@ -2584,7 +2614,7 @@
       </w:r>
       <w:r>
         <w:rPr>
-          <w:rFonts w:asciiTheme="minorHAnsi" w:eastAsiaTheme="minorHAnsi" w:hAnsiTheme="minorHAnsi" w:cs="Malgun Gothic Semilight" w:hint="eastAsia"/>
+          <w:rFonts w:ascii="黑体" w:eastAsia="黑体" w:hAnsi="黑体" w:cs="Malgun Gothic Semilight" w:hint="eastAsia"/>
           <w:sz w:val="13"/>
           <w:szCs w:val="13"/>
           <w:lang w:eastAsia="zh-CN"/>
@@ -2603,7 +2633,7 @@
 </file>
 
 <file path=word/endnotes.xml><?xml version="1.0" encoding="utf-8"?>
-<w:endnotes xmlns:wpc="http://schemas.microsoft.com/office/word/2010/wordprocessingCanvas" xmlns:cx="http://schemas.microsoft.com/office/drawing/2014/chartex" xmlns:cx1="http://schemas.microsoft.com/office/drawing/2015/9/8/chartex" xmlns:cx2="http://schemas.microsoft.com/office/drawing/2015/10/21/chartex" xmlns:cx3="http://schemas.microsoft.com/office/drawing/2016/5/9/chartex" xmlns:cx4="http://schemas.microsoft.com/office/drawing/2016/5/10/chartex" xmlns:cx5="http://schemas.microsoft.com/office/drawing/2016/5/11/chartex" xmlns:cx6="http://schemas.microsoft.com/office/drawing/2016/5/12/chartex" xmlns:cx7="http://schemas.microsoft.com/office/drawing/2016/5/13/chartex" xmlns:cx8="http://schemas.microsoft.com/office/drawing/2016/5/14/chartex" xmlns:mc="http://schemas.openxmlformats.org/markup-compatibility/2006" xmlns:aink="http://schemas.microsoft.com/office/drawing/2016/ink" xmlns:am3d="http://schemas.microsoft.com/office/drawing/2017/model3d" xmlns:o="urn:schemas-microsoft-com:office:office" xmlns:oel="http://schemas.microsoft.com/office/2019/extlst" xmlns:r="http://schemas.openxmlformats.org/officeDocument/2006/relationships" xmlns:m="http://schemas.openxmlformats.org/officeDocument/2006/math" xmlns:v="urn:schemas-microsoft-com:vml" xmlns:wp14="http://schemas.microsoft.com/office/word/2010/wordprocessingDrawing" xmlns:wp="http://schemas.openxmlformats.org/drawingml/2006/wordprocessingDrawing" xmlns:w10="urn:schemas-microsoft-com:office:word" xmlns:w="http://schemas.openxmlformats.org/wordprocessingml/2006/main" xmlns:w14="http://schemas.microsoft.com/office/word/2010/wordml" xmlns:w15="http://schemas.microsoft.com/office/word/2012/wordml" xmlns:w16cex="http://schemas.microsoft.com/office/word/2018/wordml/cex" xmlns:w16cid="http://schemas.microsoft.com/office/word/2016/wordml/cid" xmlns:w16="http://schemas.microsoft.com/office/word/2018/wordml" xmlns:w16sdtdh="http://schemas.microsoft.com/office/word/2020/wordml/sdtdatahash" xmlns:w16se="http://schemas.microsoft.com/office/word/2015/wordml/symex" xmlns:wpg="http://schemas.microsoft.com/office/word/2010/wordprocessingGroup" xmlns:wpi="http://schemas.microsoft.com/office/word/2010/wordprocessingInk" xmlns:wne="http://schemas.microsoft.com/office/word/2006/wordml" xmlns:wps="http://schemas.microsoft.com/office/word/2010/wordprocessingShape" mc:Ignorable="w14 w15 w16se w16cid w16 w16cex w16sdtdh wp14">
+<w:endnotes xmlns:wpc="http://schemas.microsoft.com/office/word/2010/wordprocessingCanvas" xmlns:mc="http://schemas.openxmlformats.org/markup-compatibility/2006" xmlns:o="urn:schemas-microsoft-com:office:office" xmlns:r="http://schemas.openxmlformats.org/officeDocument/2006/relationships" xmlns:m="http://schemas.openxmlformats.org/officeDocument/2006/math" xmlns:v="urn:schemas-microsoft-com:vml" xmlns:wp14="http://schemas.microsoft.com/office/word/2010/wordprocessingDrawing" xmlns:wp="http://schemas.openxmlformats.org/drawingml/2006/wordprocessingDrawing" xmlns:w10="urn:schemas-microsoft-com:office:word" xmlns:w="http://schemas.openxmlformats.org/wordprocessingml/2006/main" xmlns:w14="http://schemas.microsoft.com/office/word/2010/wordml" xmlns:w15="http://schemas.microsoft.com/office/word/2012/wordml" xmlns:wpg="http://schemas.microsoft.com/office/word/2010/wordprocessingGroup" xmlns:wpi="http://schemas.microsoft.com/office/word/2010/wordprocessingInk" xmlns:wne="http://schemas.microsoft.com/office/word/2006/wordml" xmlns:wps="http://schemas.microsoft.com/office/word/2010/wordprocessingShape" mc:Ignorable="w14 w15 wp14">
   <w:endnote w:type="separator" w:id="-1">
     <w:p>
       <w:r>
@@ -2622,7 +2652,7 @@
 </file>
 
 <file path=word/footnotes.xml><?xml version="1.0" encoding="utf-8"?>
-<w:footnotes xmlns:wpc="http://schemas.microsoft.com/office/word/2010/wordprocessingCanvas" xmlns:cx="http://schemas.microsoft.com/office/drawing/2014/chartex" xmlns:cx1="http://schemas.microsoft.com/office/drawing/2015/9/8/chartex" xmlns:cx2="http://schemas.microsoft.com/office/drawing/2015/10/21/chartex" xmlns:cx3="http://schemas.microsoft.com/office/drawing/2016/5/9/chartex" xmlns:cx4="http://schemas.microsoft.com/office/drawing/2016/5/10/chartex" xmlns:cx5="http://schemas.microsoft.com/office/drawing/2016/5/11/chartex" xmlns:cx6="http://schemas.microsoft.com/office/drawing/2016/5/12/chartex" xmlns:cx7="http://schemas.microsoft.com/office/drawing/2016/5/13/chartex" xmlns:cx8="http://schemas.microsoft.com/office/drawing/2016/5/14/chartex" xmlns:mc="http://schemas.openxmlformats.org/markup-compatibility/2006" xmlns:aink="http://schemas.microsoft.com/office/drawing/2016/ink" xmlns:am3d="http://schemas.microsoft.com/office/drawing/2017/model3d" xmlns:o="urn:schemas-microsoft-com:office:office" xmlns:oel="http://schemas.microsoft.com/office/2019/extlst" xmlns:r="http://schemas.openxmlformats.org/officeDocument/2006/relationships" xmlns:m="http://schemas.openxmlformats.org/officeDocument/2006/math" xmlns:v="urn:schemas-microsoft-com:vml" xmlns:wp14="http://schemas.microsoft.com/office/word/2010/wordprocessingDrawing" xmlns:wp="http://schemas.openxmlformats.org/drawingml/2006/wordprocessingDrawing" xmlns:w10="urn:schemas-microsoft-com:office:word" xmlns:w="http://schemas.openxmlformats.org/wordprocessingml/2006/main" xmlns:w14="http://schemas.microsoft.com/office/word/2010/wordml" xmlns:w15="http://schemas.microsoft.com/office/word/2012/wordml" xmlns:w16cex="http://schemas.microsoft.com/office/word/2018/wordml/cex" xmlns:w16cid="http://schemas.microsoft.com/office/word/2016/wordml/cid" xmlns:w16="http://schemas.microsoft.com/office/word/2018/wordml" xmlns:w16sdtdh="http://schemas.microsoft.com/office/word/2020/wordml/sdtdatahash" xmlns:w16se="http://schemas.microsoft.com/office/word/2015/wordml/symex" xmlns:wpg="http://schemas.microsoft.com/office/word/2010/wordprocessingGroup" xmlns:wpi="http://schemas.microsoft.com/office/word/2010/wordprocessingInk" xmlns:wne="http://schemas.microsoft.com/office/word/2006/wordml" xmlns:wps="http://schemas.microsoft.com/office/word/2010/wordprocessingShape" mc:Ignorable="w14 w15 w16se w16cid w16 w16cex w16sdtdh wp14">
+<w:footnotes xmlns:wpc="http://schemas.microsoft.com/office/word/2010/wordprocessingCanvas" xmlns:mc="http://schemas.openxmlformats.org/markup-compatibility/2006" xmlns:o="urn:schemas-microsoft-com:office:office" xmlns:r="http://schemas.openxmlformats.org/officeDocument/2006/relationships" xmlns:m="http://schemas.openxmlformats.org/officeDocument/2006/math" xmlns:v="urn:schemas-microsoft-com:vml" xmlns:wp14="http://schemas.microsoft.com/office/word/2010/wordprocessingDrawing" xmlns:wp="http://schemas.openxmlformats.org/drawingml/2006/wordprocessingDrawing" xmlns:w10="urn:schemas-microsoft-com:office:word" xmlns:w="http://schemas.openxmlformats.org/wordprocessingml/2006/main" xmlns:w14="http://schemas.microsoft.com/office/word/2010/wordml" xmlns:w15="http://schemas.microsoft.com/office/word/2012/wordml" xmlns:wpg="http://schemas.microsoft.com/office/word/2010/wordprocessingGroup" xmlns:wpi="http://schemas.microsoft.com/office/word/2010/wordprocessingInk" xmlns:wne="http://schemas.microsoft.com/office/word/2006/wordml" xmlns:wps="http://schemas.microsoft.com/office/word/2010/wordprocessingShape" mc:Ignorable="w14 w15 wp14">
   <w:footnote w:type="separator" w:id="-1">
     <w:p>
       <w:r>
@@ -2641,8 +2671,8 @@
 </file>
 
 <file path=word/numbering.xml><?xml version="1.0" encoding="utf-8"?>
-<w:numbering xmlns:wpc="http://schemas.microsoft.com/office/word/2010/wordprocessingCanvas" xmlns:cx="http://schemas.microsoft.com/office/drawing/2014/chartex" xmlns:cx1="http://schemas.microsoft.com/office/drawing/2015/9/8/chartex" xmlns:cx2="http://schemas.microsoft.com/office/drawing/2015/10/21/chartex" xmlns:cx3="http://schemas.microsoft.com/office/drawing/2016/5/9/chartex" xmlns:cx4="http://schemas.microsoft.com/office/drawing/2016/5/10/chartex" xmlns:cx5="http://schemas.microsoft.com/office/drawing/2016/5/11/chartex" xmlns:cx6="http://schemas.microsoft.com/office/drawing/2016/5/12/chartex" xmlns:cx7="http://schemas.microsoft.com/office/drawing/2016/5/13/chartex" xmlns:cx8="http://schemas.microsoft.com/office/drawing/2016/5/14/chartex" xmlns:mc="http://schemas.openxmlformats.org/markup-compatibility/2006" xmlns:aink="http://schemas.microsoft.com/office/drawing/2016/ink" xmlns:am3d="http://schemas.microsoft.com/office/drawing/2017/model3d" xmlns:o="urn:schemas-microsoft-com:office:office" xmlns:oel="http://schemas.microsoft.com/office/2019/extlst" xmlns:r="http://schemas.openxmlformats.org/officeDocument/2006/relationships" xmlns:m="http://schemas.openxmlformats.org/officeDocument/2006/math" xmlns:v="urn:schemas-microsoft-com:vml" xmlns:wp14="http://schemas.microsoft.com/office/word/2010/wordprocessingDrawing" xmlns:wp="http://schemas.openxmlformats.org/drawingml/2006/wordprocessingDrawing" xmlns:w10="urn:schemas-microsoft-com:office:word" xmlns:w="http://schemas.openxmlformats.org/wordprocessingml/2006/main" xmlns:w14="http://schemas.microsoft.com/office/word/2010/wordml" xmlns:w15="http://schemas.microsoft.com/office/word/2012/wordml" xmlns:w16cex="http://schemas.microsoft.com/office/word/2018/wordml/cex" xmlns:w16cid="http://schemas.microsoft.com/office/word/2016/wordml/cid" xmlns:w16="http://schemas.microsoft.com/office/word/2018/wordml" xmlns:w16sdtdh="http://schemas.microsoft.com/office/word/2020/wordml/sdtdatahash" xmlns:w16se="http://schemas.microsoft.com/office/word/2015/wordml/symex" xmlns:wpg="http://schemas.microsoft.com/office/word/2010/wordprocessingGroup" xmlns:wpi="http://schemas.microsoft.com/office/word/2010/wordprocessingInk" xmlns:wne="http://schemas.microsoft.com/office/word/2006/wordml" xmlns:wps="http://schemas.microsoft.com/office/word/2010/wordprocessingShape" mc:Ignorable="w14 w15 w16se w16cid w16 w16cex w16sdtdh wp14">
-  <w:abstractNum w:abstractNumId="0" w15:restartNumberingAfterBreak="0">
+<w:numbering xmlns:wpc="http://schemas.microsoft.com/office/word/2010/wordprocessingCanvas" xmlns:mc="http://schemas.openxmlformats.org/markup-compatibility/2006" xmlns:o="urn:schemas-microsoft-com:office:office" xmlns:r="http://schemas.openxmlformats.org/officeDocument/2006/relationships" xmlns:m="http://schemas.openxmlformats.org/officeDocument/2006/math" xmlns:v="urn:schemas-microsoft-com:vml" xmlns:wp14="http://schemas.microsoft.com/office/word/2010/wordprocessingDrawing" xmlns:wp="http://schemas.openxmlformats.org/drawingml/2006/wordprocessingDrawing" xmlns:w10="urn:schemas-microsoft-com:office:word" xmlns:w="http://schemas.openxmlformats.org/wordprocessingml/2006/main" xmlns:w14="http://schemas.microsoft.com/office/word/2010/wordml" xmlns:w15="http://schemas.microsoft.com/office/word/2012/wordml" xmlns:wpg="http://schemas.microsoft.com/office/word/2010/wordprocessingGroup" xmlns:wpi="http://schemas.microsoft.com/office/word/2010/wordprocessingInk" xmlns:wne="http://schemas.microsoft.com/office/word/2006/wordml" xmlns:wps="http://schemas.microsoft.com/office/word/2010/wordprocessingShape" mc:Ignorable="w14 w15 wp14">
+  <w:abstractNum w:abstractNumId="0">
     <w:nsid w:val="131E0F7B"/>
     <w:multiLevelType w:val="hybridMultilevel"/>
     <w:tmpl w:val="FCD4F29A"/>
@@ -2731,14 +2761,14 @@
       </w:pPr>
     </w:lvl>
   </w:abstractNum>
-  <w:num w:numId="1" w16cid:durableId="178468691">
+  <w:num w:numId="1">
     <w:abstractNumId w:val="0"/>
   </w:num>
 </w:numbering>
 </file>
 
 <file path=word/styles.xml><?xml version="1.0" encoding="utf-8"?>
-<w:styles xmlns:mc="http://schemas.openxmlformats.org/markup-compatibility/2006" xmlns:r="http://schemas.openxmlformats.org/officeDocument/2006/relationships" xmlns:w="http://schemas.openxmlformats.org/wordprocessingml/2006/main" xmlns:w14="http://schemas.microsoft.com/office/word/2010/wordml" xmlns:w15="http://schemas.microsoft.com/office/word/2012/wordml" xmlns:w16cex="http://schemas.microsoft.com/office/word/2018/wordml/cex" xmlns:w16cid="http://schemas.microsoft.com/office/word/2016/wordml/cid" xmlns:w16="http://schemas.microsoft.com/office/word/2018/wordml" xmlns:w16sdtdh="http://schemas.microsoft.com/office/word/2020/wordml/sdtdatahash" xmlns:w16se="http://schemas.microsoft.com/office/word/2015/wordml/symex" mc:Ignorable="w14 w15 w16se w16cid w16 w16cex w16sdtdh">
+<w:styles xmlns:mc="http://schemas.openxmlformats.org/markup-compatibility/2006" xmlns:r="http://schemas.openxmlformats.org/officeDocument/2006/relationships" xmlns:w="http://schemas.openxmlformats.org/wordprocessingml/2006/main" xmlns:w14="http://schemas.microsoft.com/office/word/2010/wordml" xmlns:w15="http://schemas.microsoft.com/office/word/2012/wordml" mc:Ignorable="w14 w15">
   <w:docDefaults>
     <w:rPrDefault>
       <w:rPr>
@@ -2751,7 +2781,7 @@
     </w:rPrDefault>
     <w:pPrDefault/>
   </w:docDefaults>
-  <w:latentStyles w:defLockedState="0" w:defUIPriority="99" w:defSemiHidden="0" w:defUnhideWhenUsed="0" w:defQFormat="0" w:count="376">
+  <w:latentStyles w:defLockedState="0" w:defUIPriority="99" w:defSemiHidden="0" w:defUnhideWhenUsed="0" w:defQFormat="0" w:count="371">
     <w:lsdException w:name="Normal" w:uiPriority="0" w:qFormat="1"/>
     <w:lsdException w:name="heading 1" w:uiPriority="9" w:qFormat="1"/>
     <w:lsdException w:name="heading 2" w:semiHidden="1" w:uiPriority="9" w:unhideWhenUsed="1" w:qFormat="1"/>
@@ -3123,11 +3153,6 @@
     <w:lsdException w:name="List Table 5 Dark Accent 6" w:uiPriority="50"/>
     <w:lsdException w:name="List Table 6 Colorful Accent 6" w:uiPriority="51"/>
     <w:lsdException w:name="List Table 7 Colorful Accent 6" w:uiPriority="52"/>
-    <w:lsdException w:name="Mention" w:semiHidden="1" w:unhideWhenUsed="1"/>
-    <w:lsdException w:name="Smart Hyperlink" w:semiHidden="1" w:unhideWhenUsed="1"/>
-    <w:lsdException w:name="Hashtag" w:semiHidden="1" w:unhideWhenUsed="1"/>
-    <w:lsdException w:name="Unresolved Mention" w:semiHidden="1" w:unhideWhenUsed="1"/>
-    <w:lsdException w:name="Smart Link" w:semiHidden="1" w:unhideWhenUsed="1"/>
   </w:latentStyles>
   <w:style w:type="paragraph" w:default="1" w:styleId="a">
     <w:name w:val="Normal"/>
@@ -3181,7 +3206,7 @@
   <w:style w:type="paragraph" w:styleId="a3">
     <w:name w:val="header"/>
     <w:basedOn w:val="a"/>
-    <w:link w:val="a4"/>
+    <w:link w:val="Char"/>
     <w:uiPriority w:val="99"/>
     <w:unhideWhenUsed/>
     <w:rsid w:val="00AF4875"/>
@@ -3209,8 +3234,8 @@
       <w:lang w:eastAsia="zh-CN"/>
     </w:rPr>
   </w:style>
-  <w:style w:type="character" w:customStyle="1" w:styleId="a4">
-    <w:name w:val="页眉 字符"/>
+  <w:style w:type="character" w:customStyle="1" w:styleId="Char">
+    <w:name w:val="页眉 Char"/>
     <w:basedOn w:val="a0"/>
     <w:link w:val="a3"/>
     <w:uiPriority w:val="99"/>
@@ -3220,10 +3245,10 @@
       <w:szCs w:val="18"/>
     </w:rPr>
   </w:style>
-  <w:style w:type="paragraph" w:styleId="a5">
+  <w:style w:type="paragraph" w:styleId="a4">
     <w:name w:val="footer"/>
     <w:basedOn w:val="a"/>
-    <w:link w:val="a6"/>
+    <w:link w:val="Char0"/>
     <w:uiPriority w:val="99"/>
     <w:unhideWhenUsed/>
     <w:rsid w:val="00AF4875"/>
@@ -3250,10 +3275,10 @@
       <w:lang w:eastAsia="zh-CN"/>
     </w:rPr>
   </w:style>
-  <w:style w:type="character" w:customStyle="1" w:styleId="a6">
-    <w:name w:val="页脚 字符"/>
+  <w:style w:type="character" w:customStyle="1" w:styleId="Char0">
+    <w:name w:val="页脚 Char"/>
     <w:basedOn w:val="a0"/>
-    <w:link w:val="a5"/>
+    <w:link w:val="a4"/>
     <w:uiPriority w:val="99"/>
     <w:rsid w:val="00AF4875"/>
     <w:rPr>
@@ -3261,10 +3286,10 @@
       <w:szCs w:val="18"/>
     </w:rPr>
   </w:style>
-  <w:style w:type="paragraph" w:styleId="a7">
+  <w:style w:type="paragraph" w:styleId="a5">
     <w:name w:val="Body Text"/>
     <w:basedOn w:val="a"/>
-    <w:link w:val="a8"/>
+    <w:link w:val="Char1"/>
     <w:semiHidden/>
     <w:qFormat/>
     <w:rsid w:val="00AF4875"/>
@@ -3274,10 +3299,10 @@
       <w:szCs w:val="24"/>
     </w:rPr>
   </w:style>
-  <w:style w:type="character" w:customStyle="1" w:styleId="a8">
-    <w:name w:val="正文文本 字符"/>
+  <w:style w:type="character" w:customStyle="1" w:styleId="Char1">
+    <w:name w:val="正文文本 Char"/>
     <w:basedOn w:val="a0"/>
-    <w:link w:val="a7"/>
+    <w:link w:val="a5"/>
     <w:semiHidden/>
     <w:rsid w:val="00AF4875"/>
     <w:rPr>
@@ -3291,7 +3316,7 @@
       <w:lang w:eastAsia="en-US"/>
     </w:rPr>
   </w:style>
-  <w:style w:type="paragraph" w:styleId="a9">
+  <w:style w:type="paragraph" w:styleId="a6">
     <w:name w:val="List Paragraph"/>
     <w:basedOn w:val="a"/>
     <w:uiPriority w:val="34"/>

--- a/系统集成项目管理工程师/识记核心点.docx
+++ b/系统集成项目管理工程师/识记核心点.docx
@@ -1445,7 +1445,7 @@
           <w:szCs w:val="13"/>
           <w:lang w:eastAsia="zh-CN"/>
         </w:rPr>
-        <w:t>； ④</w:t>
+        <w:t>；④</w:t>
       </w:r>
       <w:r>
         <w:rPr>
@@ -1514,36 +1514,53 @@
           <w:szCs w:val="13"/>
           <w:lang w:eastAsia="zh-CN"/>
         </w:rPr>
-        <w:t>是一种综合了项目范围、时间和成本数据， 用于测量项目绩效的方法。 其基 本思想是：通过测量和计算已完成工作的预算成本、实际成本，将其与计算计划工作的预算成本 相比较，从而确定进度绩效和成本绩效是否符合原定计划，来帮助项目管理者分析项目的当前完 工程度，衡量当前项目的成本效率和进度效率， 为成本控制措施、进度控制措施</w:t>
-      </w:r>
-    </w:p>
-    <w:p>
-      <w:pPr>
-        <w:rPr>
-          <w:rFonts w:ascii="黑体" w:eastAsia="黑体" w:hAnsi="黑体" w:cs="Malgun Gothic Semilight" w:hint="eastAsia"/>
-          <w:sz w:val="13"/>
-          <w:szCs w:val="13"/>
-          <w:lang w:eastAsia="zh-CN"/>
-        </w:rPr>
-      </w:pPr>
-    </w:p>
-    <w:p>
-      <w:pPr>
-        <w:rPr>
-          <w:rFonts w:ascii="黑体" w:eastAsia="黑体" w:hAnsi="黑体" w:cs="Malgun Gothic Semilight"/>
-          <w:sz w:val="13"/>
-          <w:szCs w:val="13"/>
-          <w:lang w:eastAsia="zh-CN"/>
-        </w:rPr>
-      </w:pPr>
-      <w:r>
-        <w:rPr>
-          <w:rFonts w:ascii="黑体" w:eastAsia="黑体" w:hAnsi="黑体" w:cs="Malgun Gothic Semilight" w:hint="eastAsia"/>
-          <w:sz w:val="13"/>
-          <w:szCs w:val="13"/>
-          <w:lang w:eastAsia="zh-CN"/>
-        </w:rPr>
-        <w:t>参数模型估算是一种运用历史数据和其他变量之间的统计关系，来计算活动资源成本的估算 技术。依题意，王工所采用的是参数模型估算法。</w:t>
+        <w:t>是一种综合了项目范围、时间和成本数据，用于测量项目绩效的方法。其基本思想是：通过测量和计算已完成工作的预算成本、实际成本，将其与计算计划工作的预算成本</w:t>
+      </w:r>
+      <w:r>
+        <w:rPr>
+          <w:rFonts w:ascii="黑体" w:eastAsia="黑体" w:hAnsi="黑体" w:cs="Malgun Gothic Semilight" w:hint="eastAsia"/>
+          <w:sz w:val="13"/>
+          <w:szCs w:val="13"/>
+          <w:lang w:eastAsia="zh-CN"/>
+        </w:rPr>
+        <w:t>相比较，从而确定进度绩效和成本绩效是否符合原定计划</w:t>
+      </w:r>
+      <w:r>
+        <w:rPr>
+          <w:rFonts w:ascii="黑体" w:eastAsia="黑体" w:hAnsi="黑体" w:cs="Malgun Gothic Semilight" w:hint="eastAsia"/>
+          <w:sz w:val="13"/>
+          <w:szCs w:val="13"/>
+          <w:lang w:eastAsia="zh-CN"/>
+        </w:rPr>
+        <w:t>来帮助项目管理者分析项目的当前完工程度，衡量当前项目的成本效率和进度效率，为成本控制措施、进度控制措施</w:t>
+      </w:r>
+    </w:p>
+    <w:p>
+      <w:pPr>
+        <w:rPr>
+          <w:rFonts w:ascii="黑体" w:eastAsia="黑体" w:hAnsi="黑体" w:cs="Malgun Gothic Semilight"/>
+          <w:sz w:val="13"/>
+          <w:szCs w:val="13"/>
+          <w:lang w:eastAsia="zh-CN"/>
+        </w:rPr>
+      </w:pPr>
+      <w:r>
+        <w:rPr>
+          <w:rFonts w:ascii="黑体" w:eastAsia="黑体" w:hAnsi="黑体" w:cs="Malgun Gothic Semilight" w:hint="eastAsia"/>
+          <w:sz w:val="13"/>
+          <w:szCs w:val="13"/>
+          <w:lang w:eastAsia="zh-CN"/>
+        </w:rPr>
+        <w:t>参数模型估算</w:t>
+      </w:r>
+      <w:r>
+        <w:rPr>
+          <w:rFonts w:ascii="黑体" w:eastAsia="黑体" w:hAnsi="黑体" w:cs="Malgun Gothic Semilight" w:hint="eastAsia"/>
+          <w:sz w:val="13"/>
+          <w:szCs w:val="13"/>
+          <w:lang w:eastAsia="zh-CN"/>
+        </w:rPr>
+        <w:t>是一种运用历史数据和其他变量之间的统计关系，来计算活动资源成本的估算技术。依题意，王工所采用的是参数模型估算法。</w:t>
       </w:r>
     </w:p>
     <w:p>
@@ -1581,7 +1598,7 @@
           <w:szCs w:val="13"/>
           <w:lang w:eastAsia="zh-CN"/>
         </w:rPr>
-        <w:t xml:space="preserve">自上而下的估算是对工作组成部分进行估算的一种方法。首先对单个工作包（或活动）的成 本进行最具体、细致的估算；然后把这些细节性成本向上汇总“滚动”到更高层次， 用于后续报 告 和跟踪。 成本类比估算是指利用过去类似项目的实际成本作为当前项目成本估算的基础。 </w:t>
+        <w:t xml:space="preserve">自上而下的估算是对工作组成部分进行估算的一种方法。首先对单个工作包（或活动）的成本进行最具体、细致的估算；然后把这些细节性成本向上汇总“滚动”到更高层次， 用于后续报告和跟踪。成本类比估算是指利用过去类似项目的实际成本作为当前项目成本估算的基础。 </w:t>
       </w:r>
     </w:p>
     <w:p>
@@ -1630,23 +1647,23 @@
           <w:szCs w:val="13"/>
           <w:lang w:eastAsia="zh-CN"/>
         </w:rPr>
-        <w:t>是为未规划但可能发生的变更提供的补贴，这些变更由风险登记 册中所列的已知风险引起。 它可以是成本估算值的某个百分比、某个固定值，或者通过定量分析来 确定。通过它能够降低成本超支的概率。而管理储备则是为未规划的范围变更与成本变更而预留 的预算。</w:t>
-      </w:r>
-    </w:p>
-    <w:p>
-      <w:pPr>
-        <w:rPr>
-          <w:rFonts w:ascii="黑体" w:eastAsia="黑体" w:hAnsi="黑体" w:cs="Malgun Gothic Semilight"/>
-          <w:sz w:val="13"/>
-          <w:szCs w:val="13"/>
-          <w:lang w:eastAsia="zh-CN"/>
-        </w:rPr>
-      </w:pPr>
-    </w:p>
-    <w:p>
-      <w:pPr>
-        <w:rPr>
-          <w:rFonts w:ascii="黑体" w:eastAsia="黑体" w:hAnsi="黑体" w:cs="Malgun Gothic Semilight"/>
+        <w:t>是为未规划但可能发生的变更提供的补贴，这些变更由风险登记册中所列的已知风险引起。它可以是成本估算值的某个百分比、某个固定值，或者通过定量分析来 确定。通过它能够降低成本超支的概率。而管理储备则是为未规划的范围变更与成本变更而预留 的预算。</w:t>
+      </w:r>
+    </w:p>
+    <w:p>
+      <w:pPr>
+        <w:rPr>
+          <w:rFonts w:ascii="黑体" w:eastAsia="黑体" w:hAnsi="黑体" w:cs="Malgun Gothic Semilight"/>
+          <w:sz w:val="13"/>
+          <w:szCs w:val="13"/>
+          <w:lang w:eastAsia="zh-CN"/>
+        </w:rPr>
+      </w:pPr>
+    </w:p>
+    <w:p>
+      <w:pPr>
+        <w:rPr>
+          <w:rFonts w:ascii="黑体" w:eastAsia="黑体" w:hAnsi="黑体" w:cs="Malgun Gothic Semilight" w:hint="eastAsia"/>
           <w:sz w:val="13"/>
           <w:szCs w:val="13"/>
           <w:lang w:eastAsia="zh-CN"/>
@@ -1670,7 +1687,7 @@
           <w:szCs w:val="13"/>
           <w:lang w:eastAsia="zh-CN"/>
         </w:rPr>
-        <w:t>是基于某应用领域、知识领域、学科和行业等的专业知识而做出的，关于当前活动 的合理判断。 这些专业知识可来自具有专业学历、知识、技能、经验或培训经历的任何小组或个 人。在题目所给出的</w:t>
+        <w:t>是基于某应用领域、知识领域、学科和行业等的专业知识而做出的，关于当前活动 的合理判断。这些专业知识可来自具有专业学历、知识、技能、经验或培训经历的任何小组或个人。在题目所给出的</w:t>
       </w:r>
       <w:r>
         <w:rPr>
@@ -1688,23 +1705,13 @@
           <w:szCs w:val="13"/>
           <w:lang w:eastAsia="zh-CN"/>
         </w:rPr>
-        <w:t>个选项中，专家判断是确定为了完成项目工作所需的资源和技能水平的最 佳方法。</w:t>
-      </w:r>
-    </w:p>
-    <w:p>
-      <w:pPr>
-        <w:rPr>
-          <w:rFonts w:ascii="黑体" w:eastAsia="黑体" w:hAnsi="黑体" w:cs="Malgun Gothic Semilight"/>
-          <w:sz w:val="13"/>
-          <w:szCs w:val="13"/>
-          <w:lang w:eastAsia="zh-CN"/>
-        </w:rPr>
-      </w:pPr>
-    </w:p>
-    <w:p>
-      <w:pPr>
-        <w:rPr>
-          <w:rFonts w:ascii="黑体" w:eastAsia="黑体" w:hAnsi="黑体" w:cs="Malgun Gothic Semilight" w:hint="eastAsia"/>
+        <w:t>个选项中，专家判断是确定为了完成项目工作所需的资源和技能水平的最佳方法。</w:t>
+      </w:r>
+    </w:p>
+    <w:p>
+      <w:pPr>
+        <w:rPr>
+          <w:rFonts w:ascii="黑体" w:eastAsia="黑体" w:hAnsi="黑体" w:cs="Malgun Gothic Semilight"/>
           <w:sz w:val="13"/>
           <w:szCs w:val="13"/>
           <w:lang w:eastAsia="zh-CN"/>
@@ -1764,7 +1771,7 @@
     <w:p>
       <w:pPr>
         <w:rPr>
-          <w:rFonts w:ascii="黑体" w:eastAsia="黑体" w:hAnsi="黑体" w:cs="Malgun Gothic Semilight" w:hint="eastAsia"/>
+          <w:rFonts w:ascii="黑体" w:eastAsia="黑体" w:hAnsi="黑体" w:cs="Malgun Gothic Semilight"/>
           <w:sz w:val="13"/>
           <w:szCs w:val="13"/>
           <w:lang w:eastAsia="zh-CN"/>
@@ -1808,7 +1815,25 @@
           <w:szCs w:val="13"/>
           <w:lang w:eastAsia="zh-CN"/>
         </w:rPr>
-        <w:t>成本执行（绩效）指数（CPI）等于挣值（EV）和实际成本（AC）的比值。CPI 是最常用的成本效率指标。计算公式为：</w:t>
+        <w:t>成本执行（绩效）指数（CPI）等于挣值（EV）和实际成本（AC）的比值。</w:t>
+      </w:r>
+      <w:r>
+        <w:rPr>
+          <w:rFonts w:ascii="黑体" w:eastAsia="黑体" w:hAnsi="黑体" w:cs="Malgun Gothic Semilight" w:hint="eastAsia"/>
+          <w:sz w:val="13"/>
+          <w:szCs w:val="13"/>
+          <w:lang w:eastAsia="zh-CN"/>
+        </w:rPr>
+        <w:t>CPI</w:t>
+      </w:r>
+      <w:r>
+        <w:rPr>
+          <w:rFonts w:ascii="黑体" w:eastAsia="黑体" w:hAnsi="黑体" w:cs="Malgun Gothic Semilight" w:hint="eastAsia"/>
+          <w:sz w:val="13"/>
+          <w:szCs w:val="13"/>
+          <w:lang w:eastAsia="zh-CN"/>
+        </w:rPr>
+        <w:t>是最常用的成本效率指标。计算公式为：</w:t>
       </w:r>
       <w:r>
         <w:rPr>
@@ -1843,7 +1868,7 @@
     <w:p>
       <w:pPr>
         <w:rPr>
-          <w:rFonts w:ascii="黑体" w:eastAsia="黑体" w:hAnsi="黑体" w:cs="Malgun Gothic Semilight" w:hint="eastAsia"/>
+          <w:rFonts w:ascii="黑体" w:eastAsia="黑体" w:hAnsi="黑体" w:cs="Malgun Gothic Semilight"/>
           <w:sz w:val="13"/>
           <w:szCs w:val="13"/>
           <w:lang w:eastAsia="zh-CN"/>
@@ -2082,13 +2107,15 @@
           <w:szCs w:val="13"/>
           <w:lang w:eastAsia="zh-CN"/>
         </w:rPr>
-        <w:t>（3） 判断项目进度是否已经发生变更</w:t>
-      </w:r>
-    </w:p>
-    <w:p>
-      <w:pPr>
-        <w:rPr>
-          <w:rFonts w:ascii="黑体" w:eastAsia="黑体" w:hAnsi="黑体" w:cs="Malgun Gothic Semilight" w:hint="eastAsia"/>
+        <w:t>（3）判断项目进度是否已经发生变更</w:t>
+      </w:r>
+      <w:bookmarkStart w:id="0" w:name="_GoBack"/>
+      <w:bookmarkEnd w:id="0"/>
+    </w:p>
+    <w:p>
+      <w:pPr>
+        <w:rPr>
+          <w:rFonts w:ascii="黑体" w:eastAsia="黑体" w:hAnsi="黑体" w:cs="Malgun Gothic Semilight"/>
           <w:sz w:val="13"/>
           <w:szCs w:val="13"/>
           <w:lang w:eastAsia="zh-CN"/>
@@ -2324,8 +2351,6 @@
           <w:lang w:eastAsia="zh-CN"/>
         </w:rPr>
       </w:pPr>
-      <w:bookmarkStart w:id="0" w:name="_GoBack"/>
-      <w:bookmarkEnd w:id="0"/>
     </w:p>
     <w:p>
       <w:pPr>
@@ -2388,24 +2413,13 @@
           <w:lang w:eastAsia="zh-CN"/>
         </w:rPr>
       </w:pPr>
-    </w:p>
-    <w:p>
-      <w:pPr>
-        <w:rPr>
-          <w:rFonts w:ascii="黑体" w:eastAsia="黑体" w:hAnsi="黑体" w:cs="Malgun Gothic Semilight"/>
-          <w:sz w:val="13"/>
-          <w:szCs w:val="13"/>
-          <w:lang w:eastAsia="zh-CN"/>
-        </w:rPr>
-      </w:pPr>
-      <w:r>
-        <w:rPr>
-          <w:rFonts w:ascii="黑体" w:eastAsia="黑体" w:hAnsi="黑体" w:cs="Malgun Gothic Semilight" w:hint="eastAsia"/>
-          <w:sz w:val="13"/>
-          <w:szCs w:val="13"/>
-          <w:lang w:eastAsia="zh-CN"/>
-        </w:rPr>
-        <w:lastRenderedPageBreak/>
+      <w:r>
+        <w:rPr>
+          <w:rFonts w:ascii="黑体" w:eastAsia="黑体" w:hAnsi="黑体" w:cs="Malgun Gothic Semilight" w:hint="eastAsia"/>
+          <w:sz w:val="13"/>
+          <w:szCs w:val="13"/>
+          <w:lang w:eastAsia="zh-CN"/>
+        </w:rPr>
         <w:t>制定招标评分标准的注意事项：（1）以客观事实为依据（2）严格控制自由裁量权③得分应能明显分出高低（4）执行国家规定，体现国家政策。（5）评分标准应便于评审（6）细则横向比较。</w:t>
       </w:r>
     </w:p>
@@ -2465,6 +2479,7 @@
           <w:szCs w:val="13"/>
           <w:lang w:eastAsia="zh-CN"/>
         </w:rPr>
+        <w:lastRenderedPageBreak/>
         <w:t>（1）赶工，投入更多的资源或增加工作时间，以缩短关键活动的工期；</w:t>
       </w:r>
     </w:p>
@@ -2619,7 +2634,7 @@
           <w:szCs w:val="13"/>
           <w:lang w:eastAsia="zh-CN"/>
         </w:rPr>
-        <w:t>等方法和技术。此外，还可以采用质量功能展开、过程决策程序图法等工具。工程决策程序图法的主要思想是在制定计划时对实现既定目标的过程加以全面分析，估计到各种可能出现的障碍及结果，设想并制定相应的应变措施和应变计划，保持计划的灵活性；在计划执行过程中，当 出现不利情况时，就采取原先设计的措施，随时修正方案，从而使计划仍能有条不紊地进行，以 达到预定的目标；当出现了没有预计到的情况时随机应变，采取灵活的对策予以解决。</w:t>
+        <w:t>等方法和技术。此外，还可以采用质量功能展开、过程决策程序图法等工具。工程决策程序图法的主要思想是在制定计划时对实现既定目标的过程加以全面分析，估计到各种可能出现的障碍及结果，设想并制定相应的应变措施和应变计划，保持计划的灵活性；在计划执行过程中，当出现不利情况时，就采取原先设计的措施，随时修正方案，从而使计划仍能有条不紊地进行，以达到预定的目标；当出现了没有预计到的情况时随机应变，采取灵活的对策予以解决。</w:t>
       </w:r>
     </w:p>
     <w:sectPr>
@@ -2672,7 +2687,7 @@
 
 <file path=word/numbering.xml><?xml version="1.0" encoding="utf-8"?>
 <w:numbering xmlns:wpc="http://schemas.microsoft.com/office/word/2010/wordprocessingCanvas" xmlns:mc="http://schemas.openxmlformats.org/markup-compatibility/2006" xmlns:o="urn:schemas-microsoft-com:office:office" xmlns:r="http://schemas.openxmlformats.org/officeDocument/2006/relationships" xmlns:m="http://schemas.openxmlformats.org/officeDocument/2006/math" xmlns:v="urn:schemas-microsoft-com:vml" xmlns:wp14="http://schemas.microsoft.com/office/word/2010/wordprocessingDrawing" xmlns:wp="http://schemas.openxmlformats.org/drawingml/2006/wordprocessingDrawing" xmlns:w10="urn:schemas-microsoft-com:office:word" xmlns:w="http://schemas.openxmlformats.org/wordprocessingml/2006/main" xmlns:w14="http://schemas.microsoft.com/office/word/2010/wordml" xmlns:w15="http://schemas.microsoft.com/office/word/2012/wordml" xmlns:wpg="http://schemas.microsoft.com/office/word/2010/wordprocessingGroup" xmlns:wpi="http://schemas.microsoft.com/office/word/2010/wordprocessingInk" xmlns:wne="http://schemas.microsoft.com/office/word/2006/wordml" xmlns:wps="http://schemas.microsoft.com/office/word/2010/wordprocessingShape" mc:Ignorable="w14 w15 wp14">
-  <w:abstractNum w:abstractNumId="0">
+  <w:abstractNum w:abstractNumId="0" w15:restartNumberingAfterBreak="0">
     <w:nsid w:val="131E0F7B"/>
     <w:multiLevelType w:val="hybridMultilevel"/>
     <w:tmpl w:val="FCD4F29A"/>
